--- a/docs/Chatbot-Bedrock-Solution-Design-Document.docx
+++ b/docs/Chatbot-Bedrock-Solution-Design-Document.docx
@@ -331,7 +331,7 @@
                 <w:sz w:val="18"/>
                 <w:color w:val="262626"/>
               </w:rPr>
-              <w:t xml:space="preserve">1.0</w:t>
+              <w:t xml:space="preserve">1.1</w:t>
             </w:r>
           </w:p>
         </w:tc>
@@ -373,7 +373,7 @@
                 <w:sz w:val="18"/>
                 <w:color w:val="262626"/>
               </w:rPr>
-              <w:t xml:space="preserve">03 August 2026</w:t>
+              <w:t xml:space="preserve">04 August 2026</w:t>
             </w:r>
           </w:p>
         </w:tc>
@@ -799,6 +799,88 @@
           </w:p>
         </w:tc>
       </w:tr>
+      <w:tr>
+        <w:tc>
+          <w:tcPr>
+            <w:tcW w:w="2250" w:type="dxa"/>
+            <w:shd w:fill="FFFFFF"/>
+            <w:vAlign w:val="center"/>
+          </w:tcPr>
+          <w:p>
+            <w:pPr>
+              <w:spacing w:after="50"/>
+            </w:pPr>
+            <w:r>
+              <w:rPr>
+                <w:rFonts w:ascii="Aptos" w:hAnsi="Aptos"/>
+                <w:sz w:val="18"/>
+                <w:color w:val="262626"/>
+              </w:rPr>
+              <w:t xml:space="preserve">1.1</w:t>
+            </w:r>
+          </w:p>
+        </w:tc>
+        <w:tc>
+          <w:tcPr>
+            <w:tcW w:w="2250" w:type="dxa"/>
+            <w:shd w:fill="FFFFFF"/>
+            <w:vAlign w:val="center"/>
+          </w:tcPr>
+          <w:p>
+            <w:pPr>
+              <w:spacing w:after="50"/>
+            </w:pPr>
+            <w:r>
+              <w:rPr>
+                <w:rFonts w:ascii="Aptos" w:hAnsi="Aptos"/>
+                <w:sz w:val="18"/>
+                <w:color w:val="262626"/>
+              </w:rPr>
+              <w:t xml:space="preserve">04 August 2026</w:t>
+            </w:r>
+          </w:p>
+        </w:tc>
+        <w:tc>
+          <w:tcPr>
+            <w:tcW w:w="2250" w:type="dxa"/>
+            <w:shd w:fill="FFFFFF"/>
+            <w:vAlign w:val="center"/>
+          </w:tcPr>
+          <w:p>
+            <w:pPr>
+              <w:spacing w:after="50"/>
+            </w:pPr>
+            <w:r>
+              <w:rPr>
+                <w:rFonts w:ascii="Aptos" w:hAnsi="Aptos"/>
+                <w:sz w:val="18"/>
+                <w:color w:val="262626"/>
+              </w:rPr>
+              <w:t xml:space="preserve">Elzabeth-L / Project Engineering</w:t>
+            </w:r>
+          </w:p>
+        </w:tc>
+        <w:tc>
+          <w:tcPr>
+            <w:tcW w:w="2250" w:type="dxa"/>
+            <w:shd w:fill="FFFFFF"/>
+            <w:vAlign w:val="center"/>
+          </w:tcPr>
+          <w:p>
+            <w:pPr>
+              <w:spacing w:after="50"/>
+            </w:pPr>
+            <w:r>
+              <w:rPr>
+                <w:rFonts w:ascii="Aptos" w:hAnsi="Aptos"/>
+                <w:sz w:val="18"/>
+                <w:color w:val="262626"/>
+              </w:rPr>
+              <w:t xml:space="preserve">Focused chatbot workflow, model, grounding, and session revision</w:t>
+            </w:r>
+          </w:p>
+        </w:tc>
+      </w:tr>
     </w:tbl>
     <w:p/>
     <w:p>
@@ -1590,7 +1672,7 @@
           </w:p>
           <w:p>
             <w:r>
-              <w:t>This document was generated from repository commit 8058cbd on branch feature/professional-chat-ui plus the subsequent documentation-plan update. Where organizational values were unavailable, the document states the omission or marks the value as inferred.</w:t>
+              <w:t>This document was generated from the implementation on branch feature/professional-chat-ui. Where organizational values were unavailable, the document states the omission or marks the value as inferred.</w:t>
             </w:r>
           </w:p>
         </w:tc>
@@ -2450,513 +2532,15 @@
     </w:p>
     <w:p>
       <w:pPr>
-        <w:pStyle w:val="Caption"/>
-        <w:jc w:val="center"/>
-      </w:pPr>
-      <w:r>
-        <w:t>Table </w:t>
-      </w:r>
-      <w:fldSimple w:instr=" SEQ Table \* ARABIC ">
-        <w:r>
-          <w:t>6</w:t>
-        </w:r>
-      </w:fldSimple>
-      <w:r>
-        <w:t xml:space="preserve"> - Technologies and capabilities not implemented</w:t>
-      </w:r>
-    </w:p>
-    <w:tbl>
-      <w:tblPr>
-        <w:tblW w:w="9000" w:type="dxa"/>
-        <w:tblLayout w:type="fixed"/>
-        <w:tblBorders>
-          <w:top w:val="single" w:sz="4" w:color="B7C6B8"/>
-          <w:left w:val="single" w:sz="4" w:color="B7C6B8"/>
-          <w:bottom w:val="single" w:sz="4" w:color="B7C6B8"/>
-          <w:right w:val="single" w:sz="4" w:color="B7C6B8"/>
-          <w:insideH w:val="single" w:sz="3" w:color="D9E1DA"/>
-          <w:insideV w:val="single" w:sz="3" w:color="D9E1DA"/>
-        </w:tblBorders>
-        <w:tblCellMar>
-          <w:top w:w="80" w:type="dxa"/>
-          <w:left w:w="90" w:type="dxa"/>
-          <w:bottom w:w="80" w:type="dxa"/>
-          <w:right w:w="90" w:type="dxa"/>
-        </w:tblCellMar>
-      </w:tblPr>
-      <w:tblGrid>
-        <w:gridCol w:w="4500"/>
-        <w:gridCol w:w="4500"/>
-      </w:tblGrid>
-      <w:tr>
-        <w:trPr>
-          <w:tblHeader/>
-        </w:trPr>
-        <w:tc>
-          <w:tcPr>
-            <w:tcW w:w="4500" w:type="dxa"/>
-            <w:shd w:fill="5B3B1F"/>
-            <w:vAlign w:val="center"/>
-          </w:tcPr>
-          <w:p>
-            <w:pPr>
-              <w:spacing w:after="50"/>
-            </w:pPr>
-            <w:r>
-              <w:rPr>
-                <w:rFonts w:ascii="Aptos" w:hAnsi="Aptos"/>
-                <w:sz w:val="18"/>
-                <w:color w:val="FFFFFF"/>
-                <w:b/>
-              </w:rPr>
-              <w:t xml:space="preserve">Item</w:t>
-            </w:r>
-          </w:p>
-        </w:tc>
-        <w:tc>
-          <w:tcPr>
-            <w:tcW w:w="4500" w:type="dxa"/>
-            <w:shd w:fill="5B3B1F"/>
-            <w:vAlign w:val="center"/>
-          </w:tcPr>
-          <w:p>
-            <w:pPr>
-              <w:spacing w:after="50"/>
-            </w:pPr>
-            <w:r>
-              <w:rPr>
-                <w:rFonts w:ascii="Aptos" w:hAnsi="Aptos"/>
-                <w:sz w:val="18"/>
-                <w:color w:val="FFFFFF"/>
-                <w:b/>
-              </w:rPr>
-              <w:t xml:space="preserve">Status and rationale</w:t>
-            </w:r>
-          </w:p>
-        </w:tc>
-      </w:tr>
-      <w:tr>
-        <w:tc>
-          <w:tcPr>
-            <w:tcW w:w="4500" w:type="dxa"/>
-            <w:shd w:fill="FFFFFF"/>
-            <w:vAlign w:val="center"/>
-          </w:tcPr>
-          <w:p>
-            <w:pPr>
-              <w:spacing w:after="50"/>
-            </w:pPr>
-            <w:r>
-              <w:rPr>
-                <w:rFonts w:ascii="Aptos" w:hAnsi="Aptos"/>
-                <w:sz w:val="18"/>
-                <w:color w:val="262626"/>
-              </w:rPr>
-              <w:t xml:space="preserve">Docker / container images</w:t>
-            </w:r>
-          </w:p>
-        </w:tc>
-        <w:tc>
-          <w:tcPr>
-            <w:tcW w:w="4500" w:type="dxa"/>
-            <w:shd w:fill="FFFFFF"/>
-            <w:vAlign w:val="center"/>
-          </w:tcPr>
-          <w:p>
-            <w:pPr>
-              <w:spacing w:after="50"/>
-            </w:pPr>
-            <w:r>
-              <w:rPr>
-                <w:rFonts w:ascii="Aptos" w:hAnsi="Aptos"/>
-                <w:sz w:val="18"/>
-                <w:color w:val="262626"/>
-              </w:rPr>
-              <w:t xml:space="preserve">Not used. Lambda code is deployed as ZIP archives and the frontend as static files.</w:t>
-            </w:r>
-          </w:p>
-        </w:tc>
-      </w:tr>
-      <w:tr>
-        <w:tc>
-          <w:tcPr>
-            <w:tcW w:w="4500" w:type="dxa"/>
-            <w:shd w:fill="F3F6F2"/>
-            <w:vAlign w:val="center"/>
-          </w:tcPr>
-          <w:p>
-            <w:pPr>
-              <w:spacing w:after="50"/>
-            </w:pPr>
-            <w:r>
-              <w:rPr>
-                <w:rFonts w:ascii="Aptos" w:hAnsi="Aptos"/>
-                <w:sz w:val="18"/>
-                <w:color w:val="262626"/>
-              </w:rPr>
-              <w:t xml:space="preserve">Kubernetes / EKS</w:t>
-            </w:r>
-          </w:p>
-        </w:tc>
-        <w:tc>
-          <w:tcPr>
-            <w:tcW w:w="4500" w:type="dxa"/>
-            <w:shd w:fill="F3F6F2"/>
-            <w:vAlign w:val="center"/>
-          </w:tcPr>
-          <w:p>
-            <w:pPr>
-              <w:spacing w:after="50"/>
-            </w:pPr>
-            <w:r>
-              <w:rPr>
-                <w:rFonts w:ascii="Aptos" w:hAnsi="Aptos"/>
-                <w:sz w:val="18"/>
-                <w:color w:val="262626"/>
-              </w:rPr>
-              <w:t xml:space="preserve">Not used. There is no container orchestration requirement.</w:t>
-            </w:r>
-          </w:p>
-        </w:tc>
-      </w:tr>
-      <w:tr>
-        <w:tc>
-          <w:tcPr>
-            <w:tcW w:w="4500" w:type="dxa"/>
-            <w:shd w:fill="FFFFFF"/>
-            <w:vAlign w:val="center"/>
-          </w:tcPr>
-          <w:p>
-            <w:pPr>
-              <w:spacing w:after="50"/>
-            </w:pPr>
-            <w:r>
-              <w:rPr>
-                <w:rFonts w:ascii="Aptos" w:hAnsi="Aptos"/>
-                <w:sz w:val="18"/>
-                <w:color w:val="262626"/>
-              </w:rPr>
-              <w:t xml:space="preserve">ECS / Fargate / ECR</w:t>
-            </w:r>
-          </w:p>
-        </w:tc>
-        <w:tc>
-          <w:tcPr>
-            <w:tcW w:w="4500" w:type="dxa"/>
-            <w:shd w:fill="FFFFFF"/>
-            <w:vAlign w:val="center"/>
-          </w:tcPr>
-          <w:p>
-            <w:pPr>
-              <w:spacing w:after="50"/>
-            </w:pPr>
-            <w:r>
-              <w:rPr>
-                <w:rFonts w:ascii="Aptos" w:hAnsi="Aptos"/>
-                <w:sz w:val="18"/>
-                <w:color w:val="262626"/>
-              </w:rPr>
-              <w:t xml:space="preserve">Not used. Serverless Lambda removes always-on container capacity and registry operations.</w:t>
-            </w:r>
-          </w:p>
-        </w:tc>
-      </w:tr>
-      <w:tr>
-        <w:tc>
-          <w:tcPr>
-            <w:tcW w:w="4500" w:type="dxa"/>
-            <w:shd w:fill="F3F6F2"/>
-            <w:vAlign w:val="center"/>
-          </w:tcPr>
-          <w:p>
-            <w:pPr>
-              <w:spacing w:after="50"/>
-            </w:pPr>
-            <w:r>
-              <w:rPr>
-                <w:rFonts w:ascii="Aptos" w:hAnsi="Aptos"/>
-                <w:sz w:val="18"/>
-                <w:color w:val="262626"/>
-              </w:rPr>
-              <w:t xml:space="preserve">VPC, subnets, route tables, IGW, NAT Gateway</w:t>
-            </w:r>
-          </w:p>
-        </w:tc>
-        <w:tc>
-          <w:tcPr>
-            <w:tcW w:w="4500" w:type="dxa"/>
-            <w:shd w:fill="F3F6F2"/>
-            <w:vAlign w:val="center"/>
-          </w:tcPr>
-          <w:p>
-            <w:pPr>
-              <w:spacing w:after="50"/>
-            </w:pPr>
-            <w:r>
-              <w:rPr>
-                <w:rFonts w:ascii="Aptos" w:hAnsi="Aptos"/>
-                <w:sz w:val="18"/>
-                <w:color w:val="262626"/>
-              </w:rPr>
-              <w:t xml:space="preserve">Not created. Managed public AWS service endpoints are used; avoiding NAT removes fixed hourly cost.</w:t>
-            </w:r>
-          </w:p>
-        </w:tc>
-      </w:tr>
-      <w:tr>
-        <w:tc>
-          <w:tcPr>
-            <w:tcW w:w="4500" w:type="dxa"/>
-            <w:shd w:fill="FFFFFF"/>
-            <w:vAlign w:val="center"/>
-          </w:tcPr>
-          <w:p>
-            <w:pPr>
-              <w:spacing w:after="50"/>
-            </w:pPr>
-            <w:r>
-              <w:rPr>
-                <w:rFonts w:ascii="Aptos" w:hAnsi="Aptos"/>
-                <w:sz w:val="18"/>
-                <w:color w:val="262626"/>
-              </w:rPr>
-              <w:t xml:space="preserve">ALB / NLB</w:t>
-            </w:r>
-          </w:p>
-        </w:tc>
-        <w:tc>
-          <w:tcPr>
-            <w:tcW w:w="4500" w:type="dxa"/>
-            <w:shd w:fill="FFFFFF"/>
-            <w:vAlign w:val="center"/>
-          </w:tcPr>
-          <w:p>
-            <w:pPr>
-              <w:spacing w:after="50"/>
-            </w:pPr>
-            <w:r>
-              <w:rPr>
-                <w:rFonts w:ascii="Aptos" w:hAnsi="Aptos"/>
-                <w:sz w:val="18"/>
-                <w:color w:val="262626"/>
-              </w:rPr>
-              <w:t xml:space="preserve">Not used. API Gateway and CloudFront are the managed ingress services.</w:t>
-            </w:r>
-          </w:p>
-        </w:tc>
-      </w:tr>
-      <w:tr>
-        <w:tc>
-          <w:tcPr>
-            <w:tcW w:w="4500" w:type="dxa"/>
-            <w:shd w:fill="F3F6F2"/>
-            <w:vAlign w:val="center"/>
-          </w:tcPr>
-          <w:p>
-            <w:pPr>
-              <w:spacing w:after="50"/>
-            </w:pPr>
-            <w:r>
-              <w:rPr>
-                <w:rFonts w:ascii="Aptos" w:hAnsi="Aptos"/>
-                <w:sz w:val="18"/>
-                <w:color w:val="262626"/>
-              </w:rPr>
-              <w:t xml:space="preserve">RDS, PostgreSQL, MongoDB</w:t>
-            </w:r>
-          </w:p>
-        </w:tc>
-        <w:tc>
-          <w:tcPr>
-            <w:tcW w:w="4500" w:type="dxa"/>
-            <w:shd w:fill="F3F6F2"/>
-            <w:vAlign w:val="center"/>
-          </w:tcPr>
-          <w:p>
-            <w:pPr>
-              <w:spacing w:after="50"/>
-            </w:pPr>
-            <w:r>
-              <w:rPr>
-                <w:rFonts w:ascii="Aptos" w:hAnsi="Aptos"/>
-                <w:sz w:val="18"/>
-                <w:color w:val="262626"/>
-              </w:rPr>
-              <w:t xml:space="preserve">Not used. DynamoDB is sufficient for session-keyed access and S3 Vectors provides vector storage.</w:t>
-            </w:r>
-          </w:p>
-        </w:tc>
-      </w:tr>
-      <w:tr>
-        <w:tc>
-          <w:tcPr>
-            <w:tcW w:w="4500" w:type="dxa"/>
-            <w:shd w:fill="FFFFFF"/>
-            <w:vAlign w:val="center"/>
-          </w:tcPr>
-          <w:p>
-            <w:pPr>
-              <w:spacing w:after="50"/>
-            </w:pPr>
-            <w:r>
-              <w:rPr>
-                <w:rFonts w:ascii="Aptos" w:hAnsi="Aptos"/>
-                <w:sz w:val="18"/>
-                <w:color w:val="262626"/>
-              </w:rPr>
-              <w:t xml:space="preserve">Authentication and authorization</w:t>
-            </w:r>
-          </w:p>
-        </w:tc>
-        <w:tc>
-          <w:tcPr>
-            <w:tcW w:w="4500" w:type="dxa"/>
-            <w:shd w:fill="FFFFFF"/>
-            <w:vAlign w:val="center"/>
-          </w:tcPr>
-          <w:p>
-            <w:pPr>
-              <w:spacing w:after="50"/>
-            </w:pPr>
-            <w:r>
-              <w:rPr>
-                <w:rFonts w:ascii="Aptos" w:hAnsi="Aptos"/>
-                <w:sz w:val="18"/>
-                <w:color w:val="262626"/>
-              </w:rPr>
-              <w:t xml:space="preserve">Not implemented for end users. This is the most important production gap.</w:t>
-            </w:r>
-          </w:p>
-        </w:tc>
-      </w:tr>
-      <w:tr>
-        <w:tc>
-          <w:tcPr>
-            <w:tcW w:w="4500" w:type="dxa"/>
-            <w:shd w:fill="F3F6F2"/>
-            <w:vAlign w:val="center"/>
-          </w:tcPr>
-          <w:p>
-            <w:pPr>
-              <w:spacing w:after="50"/>
-            </w:pPr>
-            <w:r>
-              <w:rPr>
-                <w:rFonts w:ascii="Aptos" w:hAnsi="Aptos"/>
-                <w:sz w:val="18"/>
-                <w:color w:val="262626"/>
-              </w:rPr>
-              <w:t xml:space="preserve">AWS WAF and Bedrock Guardrails</w:t>
-            </w:r>
-          </w:p>
-        </w:tc>
-        <w:tc>
-          <w:tcPr>
-            <w:tcW w:w="4500" w:type="dxa"/>
-            <w:shd w:fill="F3F6F2"/>
-            <w:vAlign w:val="center"/>
-          </w:tcPr>
-          <w:p>
-            <w:pPr>
-              <w:spacing w:after="50"/>
-            </w:pPr>
-            <w:r>
-              <w:rPr>
-                <w:rFonts w:ascii="Aptos" w:hAnsi="Aptos"/>
-                <w:sz w:val="18"/>
-                <w:color w:val="262626"/>
-              </w:rPr>
-              <w:t xml:space="preserve">Not implemented to keep the demonstration small and low cost; recommended for production.</w:t>
-            </w:r>
-          </w:p>
-        </w:tc>
-      </w:tr>
-      <w:tr>
-        <w:tc>
-          <w:tcPr>
-            <w:tcW w:w="4500" w:type="dxa"/>
-            <w:shd w:fill="FFFFFF"/>
-            <w:vAlign w:val="center"/>
-          </w:tcPr>
-          <w:p>
-            <w:pPr>
-              <w:spacing w:after="50"/>
-            </w:pPr>
-            <w:r>
-              <w:rPr>
-                <w:rFonts w:ascii="Aptos" w:hAnsi="Aptos"/>
-                <w:sz w:val="18"/>
-                <w:color w:val="262626"/>
-              </w:rPr>
-              <w:t xml:space="preserve">Streaming responses</w:t>
-            </w:r>
-          </w:p>
-        </w:tc>
-        <w:tc>
-          <w:tcPr>
-            <w:tcW w:w="4500" w:type="dxa"/>
-            <w:shd w:fill="FFFFFF"/>
-            <w:vAlign w:val="center"/>
-          </w:tcPr>
-          <w:p>
-            <w:pPr>
-              <w:spacing w:after="50"/>
-            </w:pPr>
-            <w:r>
-              <w:rPr>
-                <w:rFonts w:ascii="Aptos" w:hAnsi="Aptos"/>
-                <w:sz w:val="18"/>
-                <w:color w:val="262626"/>
-              </w:rPr>
-              <w:t xml:space="preserve">Not implemented. The browser waits for a complete RetrieveAndGenerate response.</w:t>
-            </w:r>
-          </w:p>
-        </w:tc>
-      </w:tr>
-      <w:tr>
-        <w:tc>
-          <w:tcPr>
-            <w:tcW w:w="4500" w:type="dxa"/>
-            <w:shd w:fill="F3F6F2"/>
-            <w:vAlign w:val="center"/>
-          </w:tcPr>
-          <w:p>
-            <w:pPr>
-              <w:spacing w:after="50"/>
-            </w:pPr>
-            <w:r>
-              <w:rPr>
-                <w:rFonts w:ascii="Aptos" w:hAnsi="Aptos"/>
-                <w:sz w:val="18"/>
-                <w:color w:val="262626"/>
-              </w:rPr>
-              <w:t xml:space="preserve">Cross-device identity</w:t>
-            </w:r>
-          </w:p>
-        </w:tc>
-        <w:tc>
-          <w:tcPr>
-            <w:tcW w:w="4500" w:type="dxa"/>
-            <w:shd w:fill="F3F6F2"/>
-            <w:vAlign w:val="center"/>
-          </w:tcPr>
-          <w:p>
-            <w:pPr>
-              <w:spacing w:after="50"/>
-            </w:pPr>
-            <w:r>
-              <w:rPr>
-                <w:rFonts w:ascii="Aptos" w:hAnsi="Aptos"/>
-                <w:sz w:val="18"/>
-                <w:color w:val="262626"/>
-              </w:rPr>
-              <w:t xml:space="preserve">Not implemented. Session discovery remains in each browser's local storage.</w:t>
-            </w:r>
-          </w:p>
-        </w:tc>
-      </w:tr>
-    </w:tbl>
-    <w:p/>
+        <w:pStyle w:val="Normal"/>
+        <w:jc w:val="left"/>
+        <w:spacing w:after="140"/>
+      </w:pPr>
+      <w:r>
+        <w:rPr/>
+        <w:t xml:space="preserve">The implemented runtime uses Lambda ZIP packages and static S3 assets. It does not use Docker, ECR, Kubernetes/EKS, ECS/Fargate, EC2, NGINX, a VPC, subnets, NAT Gateway, load balancers, RDS, PostgreSQL, or MongoDB. End-user authentication, WAF, Bedrock Guardrails, streaming responses, and cross-device session identity are also outside the current demonstration. Authentication and abuse protection are the most important production gaps.</w:t>
+      </w:r>
+    </w:p>
     <w:p>
       <w:pPr>
         <w:pStyle w:val="Heading2"/>
@@ -3036,7 +2620,7 @@
       </w:r>
       <w:fldSimple w:instr=" SEQ Table \* ARABIC ">
         <w:r>
-          <w:t>7</w:t>
+          <w:t>6</w:t>
         </w:r>
       </w:fldSimple>
       <w:r>
@@ -4711,42 +4295,274 @@
       </w:tr>
     </w:tbl>
     <w:p/>
+    <w:p>
+      <w:pPr>
+        <w:pStyle w:val="Heading2"/>
+        <w:jc w:val="left"/>
+        <w:spacing w:after="120"/>
+      </w:pPr>
+      <w:r>
+        <w:rPr/>
+        <w:t xml:space="preserve">3.1 Bedrock Model Roles and Selection</w:t>
+      </w:r>
+    </w:p>
+    <w:p>
+      <w:pPr>
+        <w:pStyle w:val="Caption"/>
+        <w:jc w:val="center"/>
+      </w:pPr>
+      <w:r>
+        <w:t>Table </w:t>
+      </w:r>
+      <w:fldSimple w:instr=" SEQ Table \* ARABIC ">
+        <w:r>
+          <w:t>7</w:t>
+        </w:r>
+      </w:fldSimple>
+      <w:r>
+        <w:t xml:space="preserve"> - Bedrock models used by the chatbot</w:t>
+      </w:r>
+    </w:p>
     <w:tbl>
       <w:tblPr>
         <w:tblW w:w="9000" w:type="dxa"/>
+        <w:tblLayout w:type="fixed"/>
         <w:tblBorders>
-          <w:left w:val="single" w:sz="18" w:color="557A61"/>
+          <w:top w:val="single" w:sz="4" w:color="B7C6B8"/>
+          <w:left w:val="single" w:sz="4" w:color="B7C6B8"/>
+          <w:bottom w:val="single" w:sz="4" w:color="B7C6B8"/>
+          <w:right w:val="single" w:sz="4" w:color="B7C6B8"/>
+          <w:insideH w:val="single" w:sz="3" w:color="D9E1DA"/>
+          <w:insideV w:val="single" w:sz="3" w:color="D9E1DA"/>
         </w:tblBorders>
+        <w:tblCellMar>
+          <w:top w:w="80" w:type="dxa"/>
+          <w:left w:w="90" w:type="dxa"/>
+          <w:bottom w:w="80" w:type="dxa"/>
+          <w:right w:w="90" w:type="dxa"/>
+        </w:tblCellMar>
       </w:tblPr>
-      <w:tr>
-        <w:tc>
-          <w:tcPr>
-            <w:shd w:fill="E8F0E7"/>
-            <w:tcMar>
-              <w:top w:w="120" w:type="dxa"/>
-              <w:left w:w="180" w:type="dxa"/>
-              <w:bottom w:w="120" w:type="dxa"/>
-              <w:right w:w="180" w:type="dxa"/>
-            </w:tcMar>
-          </w:tcPr>
-          <w:p>
-            <w:r>
-              <w:rPr>
+      <w:tblGrid>
+        <w:gridCol w:w="3000"/>
+        <w:gridCol w:w="3000"/>
+        <w:gridCol w:w="3000"/>
+      </w:tblGrid>
+      <w:tr>
+        <w:trPr>
+          <w:tblHeader/>
+        </w:trPr>
+        <w:tc>
+          <w:tcPr>
+            <w:tcW w:w="3000" w:type="dxa"/>
+            <w:shd w:fill="5B3B1F"/>
+            <w:vAlign w:val="center"/>
+          </w:tcPr>
+          <w:p>
+            <w:pPr>
+              <w:spacing w:after="50"/>
+            </w:pPr>
+            <w:r>
+              <w:rPr>
+                <w:rFonts w:ascii="Aptos" w:hAnsi="Aptos"/>
+                <w:sz w:val="18"/>
+                <w:color w:val="FFFFFF"/>
                 <w:b/>
-                <w:color w:val="365A43"/>
-              </w:rPr>
-              <w:t>No container toolchain</w:t>
-            </w:r>
-          </w:p>
-          <w:p>
-            <w:r>
-              <w:t>Docker, NGINX, ECR, Kubernetes, ECS, and Fargate are absent by design. CI analyzes and Terraform deploys the exact Python and static assets used at runtime.</w:t>
+              </w:rPr>
+              <w:t xml:space="preserve">Model</w:t>
+            </w:r>
+          </w:p>
+        </w:tc>
+        <w:tc>
+          <w:tcPr>
+            <w:tcW w:w="3000" w:type="dxa"/>
+            <w:shd w:fill="5B3B1F"/>
+            <w:vAlign w:val="center"/>
+          </w:tcPr>
+          <w:p>
+            <w:pPr>
+              <w:spacing w:after="50"/>
+            </w:pPr>
+            <w:r>
+              <w:rPr>
+                <w:rFonts w:ascii="Aptos" w:hAnsi="Aptos"/>
+                <w:sz w:val="18"/>
+                <w:color w:val="FFFFFF"/>
+                <w:b/>
+              </w:rPr>
+              <w:t xml:space="preserve">Identifier</w:t>
+            </w:r>
+          </w:p>
+        </w:tc>
+        <w:tc>
+          <w:tcPr>
+            <w:tcW w:w="3000" w:type="dxa"/>
+            <w:shd w:fill="5B3B1F"/>
+            <w:vAlign w:val="center"/>
+          </w:tcPr>
+          <w:p>
+            <w:pPr>
+              <w:spacing w:after="50"/>
+            </w:pPr>
+            <w:r>
+              <w:rPr>
+                <w:rFonts w:ascii="Aptos" w:hAnsi="Aptos"/>
+                <w:sz w:val="18"/>
+                <w:color w:val="FFFFFF"/>
+                <w:b/>
+              </w:rPr>
+              <w:t xml:space="preserve">Responsibility</w:t>
+            </w:r>
+          </w:p>
+        </w:tc>
+      </w:tr>
+      <w:tr>
+        <w:tc>
+          <w:tcPr>
+            <w:tcW w:w="3000" w:type="dxa"/>
+            <w:shd w:fill="FFFFFF"/>
+            <w:vAlign w:val="center"/>
+          </w:tcPr>
+          <w:p>
+            <w:pPr>
+              <w:spacing w:after="50"/>
+            </w:pPr>
+            <w:r>
+              <w:rPr>
+                <w:rFonts w:ascii="Aptos" w:hAnsi="Aptos"/>
+                <w:sz w:val="18"/>
+                <w:color w:val="262626"/>
+              </w:rPr>
+              <w:t xml:space="preserve">Amazon Nova Micro</w:t>
+            </w:r>
+          </w:p>
+        </w:tc>
+        <w:tc>
+          <w:tcPr>
+            <w:tcW w:w="3000" w:type="dxa"/>
+            <w:shd w:fill="FFFFFF"/>
+            <w:vAlign w:val="center"/>
+          </w:tcPr>
+          <w:p>
+            <w:pPr>
+              <w:spacing w:after="50"/>
+            </w:pPr>
+            <w:r>
+              <w:rPr>
+                <w:rFonts w:ascii="Aptos" w:hAnsi="Aptos"/>
+                <w:sz w:val="18"/>
+                <w:color w:val="262626"/>
+              </w:rPr>
+              <w:t xml:space="preserve">amazon.nova-micro-v1:0</w:t>
+            </w:r>
+          </w:p>
+        </w:tc>
+        <w:tc>
+          <w:tcPr>
+            <w:tcW w:w="3000" w:type="dxa"/>
+            <w:shd w:fill="FFFFFF"/>
+            <w:vAlign w:val="center"/>
+          </w:tcPr>
+          <w:p>
+            <w:pPr>
+              <w:spacing w:after="50"/>
+            </w:pPr>
+            <w:r>
+              <w:rPr>
+                <w:rFonts w:ascii="Aptos" w:hAnsi="Aptos"/>
+                <w:sz w:val="18"/>
+                <w:color w:val="262626"/>
+              </w:rPr>
+              <w:t xml:space="preserve">Generates the final text answer from the retrieved document chunks and bounded conversation context.</w:t>
+            </w:r>
+          </w:p>
+        </w:tc>
+      </w:tr>
+      <w:tr>
+        <w:tc>
+          <w:tcPr>
+            <w:tcW w:w="3000" w:type="dxa"/>
+            <w:shd w:fill="F3F6F2"/>
+            <w:vAlign w:val="center"/>
+          </w:tcPr>
+          <w:p>
+            <w:pPr>
+              <w:spacing w:after="50"/>
+            </w:pPr>
+            <w:r>
+              <w:rPr>
+                <w:rFonts w:ascii="Aptos" w:hAnsi="Aptos"/>
+                <w:sz w:val="18"/>
+                <w:color w:val="262626"/>
+              </w:rPr>
+              <w:t xml:space="preserve">Amazon Titan Text Embeddings V2</w:t>
+            </w:r>
+          </w:p>
+        </w:tc>
+        <w:tc>
+          <w:tcPr>
+            <w:tcW w:w="3000" w:type="dxa"/>
+            <w:shd w:fill="F3F6F2"/>
+            <w:vAlign w:val="center"/>
+          </w:tcPr>
+          <w:p>
+            <w:pPr>
+              <w:spacing w:after="50"/>
+            </w:pPr>
+            <w:r>
+              <w:rPr>
+                <w:rFonts w:ascii="Aptos" w:hAnsi="Aptos"/>
+                <w:sz w:val="18"/>
+                <w:color w:val="262626"/>
+              </w:rPr>
+              <w:t xml:space="preserve">amazon.titan-embed-text-v2:0</w:t>
+            </w:r>
+          </w:p>
+        </w:tc>
+        <w:tc>
+          <w:tcPr>
+            <w:tcW w:w="3000" w:type="dxa"/>
+            <w:shd w:fill="F3F6F2"/>
+            <w:vAlign w:val="center"/>
+          </w:tcPr>
+          <w:p>
+            <w:pPr>
+              <w:spacing w:after="50"/>
+            </w:pPr>
+            <w:r>
+              <w:rPr>
+                <w:rFonts w:ascii="Aptos" w:hAnsi="Aptos"/>
+                <w:sz w:val="18"/>
+                <w:color w:val="262626"/>
+              </w:rPr>
+              <w:t xml:space="preserve">Converts document chunks and user questions into 256-dimension numeric vectors for semantic similarity search.</w:t>
             </w:r>
           </w:p>
         </w:tc>
       </w:tr>
     </w:tbl>
     <w:p/>
+    <w:p>
+      <w:pPr>
+        <w:pStyle w:val="Normal"/>
+        <w:jc w:val="left"/>
+        <w:spacing w:after="140"/>
+      </w:pPr>
+      <w:r>
+        <w:rPr/>
+        <w:t xml:space="preserve">Nova Micro is the generation model. It was selected because the application is text-only, cost-sensitive, and interactive; Micro is the lowest-cost text-focused Nova option and provides lower latency than larger Nova models. Nova Lite or Pro may improve complex-answer quality but should be adopted only after a representative RAG evaluation proves that Micro is insufficient. The generation model remains configurable through Terraform and SSM.</w:t>
+      </w:r>
+    </w:p>
+    <w:p>
+      <w:pPr>
+        <w:pStyle w:val="Normal"/>
+        <w:jc w:val="left"/>
+        <w:spacing w:after="140"/>
+      </w:pPr>
+      <w:r>
+        <w:rPr/>
+        <w:t xml:space="preserve">Titan V2 is not a chatbot model and does not write answers. It creates the vector representations used during document ingestion and question retrieval. The selected 256 dimensions reduce vector storage and query processing for the small corpus; changing dimensions requires rebuilding the compatible S3 Vectors index.</w:t>
+      </w:r>
+    </w:p>
     <w:p>
       <w:pPr>
         <w:pStyle w:val="Heading1"/>
@@ -5485,7 +5301,7 @@
                 <w:sz w:val="18"/>
                 <w:color w:val="262626"/>
               </w:rPr>
-              <w:t xml:space="preserve">Internal behavior and communication</w:t>
+              <w:t xml:space="preserve">Runtime behavior and dependencies</w:t>
             </w:r>
           </w:p>
         </w:tc>
@@ -5569,111 +5385,27 @@
                 <w:sz w:val="18"/>
                 <w:color w:val="262626"/>
               </w:rPr>
-              <w:t xml:space="preserve">Scalability and availability</w:t>
-            </w:r>
-          </w:p>
-        </w:tc>
-        <w:tc>
-          <w:tcPr>
-            <w:tcW w:w="4500" w:type="dxa"/>
-            <w:shd w:fill="FFFFFF"/>
-            <w:vAlign w:val="center"/>
-          </w:tcPr>
-          <w:p>
-            <w:pPr>
-              <w:spacing w:after="50"/>
-            </w:pPr>
-            <w:r>
-              <w:rPr>
-                <w:rFonts w:ascii="Aptos" w:hAnsi="Aptos"/>
-                <w:sz w:val="18"/>
-                <w:color w:val="262626"/>
-              </w:rPr>
-              <w:t xml:space="preserve">S3 provides Regional durability and concurrent lock coordination without a database. State history is recoverable through object versions.</w:t>
-            </w:r>
-          </w:p>
-        </w:tc>
-      </w:tr>
-      <w:tr>
-        <w:tc>
-          <w:tcPr>
-            <w:tcW w:w="4500" w:type="dxa"/>
-            <w:shd w:fill="F3F6F2"/>
-            <w:vAlign w:val="center"/>
-          </w:tcPr>
-          <w:p>
-            <w:pPr>
-              <w:spacing w:after="50"/>
-            </w:pPr>
-            <w:r>
-              <w:rPr>
-                <w:rFonts w:ascii="Aptos" w:hAnsi="Aptos"/>
-                <w:sz w:val="18"/>
-                <w:color w:val="262626"/>
-              </w:rPr>
-              <w:t xml:space="preserve">Failure and operations</w:t>
-            </w:r>
-          </w:p>
-        </w:tc>
-        <w:tc>
-          <w:tcPr>
-            <w:tcW w:w="4500" w:type="dxa"/>
-            <w:shd w:fill="F3F6F2"/>
-            <w:vAlign w:val="center"/>
-          </w:tcPr>
-          <w:p>
-            <w:pPr>
-              <w:spacing w:after="50"/>
-            </w:pPr>
-            <w:r>
-              <w:rPr>
-                <w:rFonts w:ascii="Aptos" w:hAnsi="Aptos"/>
-                <w:sz w:val="18"/>
-                <w:color w:val="262626"/>
-              </w:rPr>
-              <w:t xml:space="preserve">Loss of state write permission can create resources without persisted state; stop immediately and import confirmed resources through reviewed recovery configuration. Review old versions and access logs according to organizational policy.</w:t>
-            </w:r>
-          </w:p>
-        </w:tc>
-      </w:tr>
-      <w:tr>
-        <w:tc>
-          <w:tcPr>
-            <w:tcW w:w="4500" w:type="dxa"/>
-            <w:shd w:fill="FFFFFF"/>
-            <w:vAlign w:val="center"/>
-          </w:tcPr>
-          <w:p>
-            <w:pPr>
-              <w:spacing w:after="50"/>
-            </w:pPr>
-            <w:r>
-              <w:rPr>
-                <w:rFonts w:ascii="Aptos" w:hAnsi="Aptos"/>
-                <w:sz w:val="18"/>
-                <w:color w:val="262626"/>
-              </w:rPr>
-              <w:t xml:space="preserve">Alternatives and future improvement</w:t>
-            </w:r>
-          </w:p>
-        </w:tc>
-        <w:tc>
-          <w:tcPr>
-            <w:tcW w:w="4500" w:type="dxa"/>
-            <w:shd w:fill="FFFFFF"/>
-            <w:vAlign w:val="center"/>
-          </w:tcPr>
-          <w:p>
-            <w:pPr>
-              <w:spacing w:after="50"/>
-            </w:pPr>
-            <w:r>
-              <w:rPr>
-                <w:rFonts w:ascii="Aptos" w:hAnsi="Aptos"/>
-                <w:sz w:val="18"/>
-                <w:color w:val="262626"/>
-              </w:rPr>
-              <w:t xml:space="preserve">Terraform Cloud provides managed state and policy but adds another control plane. DynamoDB locking is deprecated; native S3 lockfiles are selected. Future: access logging, KMS CMK, replication, and break-glass recovery runbook.</w:t>
+              <w:t xml:space="preserve">Availability, failure, and operations</w:t>
+            </w:r>
+          </w:p>
+        </w:tc>
+        <w:tc>
+          <w:tcPr>
+            <w:tcW w:w="4500" w:type="dxa"/>
+            <w:shd w:fill="FFFFFF"/>
+            <w:vAlign w:val="center"/>
+          </w:tcPr>
+          <w:p>
+            <w:pPr>
+              <w:spacing w:after="50"/>
+            </w:pPr>
+            <w:r>
+              <w:rPr>
+                <w:rFonts w:ascii="Aptos" w:hAnsi="Aptos"/>
+                <w:sz w:val="18"/>
+                <w:color w:val="262626"/>
+              </w:rPr>
+              <w:t xml:space="preserve">S3 provides Regional durability and concurrent lock coordination without a database. State history is recoverable through object versions. Loss of state write permission can create resources without persisted state; stop immediately and import confirmed resources through reviewed recovery configuration. Review old versions and access logs according to organizational policy.</w:t>
             </w:r>
           </w:p>
         </w:tc>
@@ -5879,7 +5611,7 @@
                 <w:sz w:val="18"/>
                 <w:color w:val="262626"/>
               </w:rPr>
-              <w:t xml:space="preserve">Internal behavior and communication</w:t>
+              <w:t xml:space="preserve">Runtime behavior and dependencies</w:t>
             </w:r>
           </w:p>
         </w:tc>
@@ -5963,111 +5695,27 @@
                 <w:sz w:val="18"/>
                 <w:color w:val="262626"/>
               </w:rPr>
-              <w:t xml:space="preserve">Scalability and availability</w:t>
-            </w:r>
-          </w:p>
-        </w:tc>
-        <w:tc>
-          <w:tcPr>
-            <w:tcW w:w="4500" w:type="dxa"/>
-            <w:shd w:fill="FFFFFF"/>
-            <w:vAlign w:val="center"/>
-          </w:tcPr>
-          <w:p>
-            <w:pPr>
-              <w:spacing w:after="50"/>
-            </w:pPr>
-            <w:r>
-              <w:rPr>
-                <w:rFonts w:ascii="Aptos" w:hAnsi="Aptos"/>
-                <w:sz w:val="18"/>
-                <w:color w:val="262626"/>
-              </w:rPr>
-              <w:t xml:space="preserve">IAM is a Regional-independent managed service. A failed OIDC assumption stops the workflow before infrastructure commands run.</w:t>
-            </w:r>
-          </w:p>
-        </w:tc>
-      </w:tr>
-      <w:tr>
-        <w:tc>
-          <w:tcPr>
-            <w:tcW w:w="4500" w:type="dxa"/>
-            <w:shd w:fill="F3F6F2"/>
-            <w:vAlign w:val="center"/>
-          </w:tcPr>
-          <w:p>
-            <w:pPr>
-              <w:spacing w:after="50"/>
-            </w:pPr>
-            <w:r>
-              <w:rPr>
-                <w:rFonts w:ascii="Aptos" w:hAnsi="Aptos"/>
-                <w:sz w:val="18"/>
-                <w:color w:val="262626"/>
-              </w:rPr>
-              <w:t xml:space="preserve">Failure and operations</w:t>
-            </w:r>
-          </w:p>
-        </w:tc>
-        <w:tc>
-          <w:tcPr>
-            <w:tcW w:w="4500" w:type="dxa"/>
-            <w:shd w:fill="F3F6F2"/>
-            <w:vAlign w:val="center"/>
-          </w:tcPr>
-          <w:p>
-            <w:pPr>
-              <w:spacing w:after="50"/>
-            </w:pPr>
-            <w:r>
-              <w:rPr>
-                <w:rFonts w:ascii="Aptos" w:hAnsi="Aptos"/>
-                <w:sz w:val="18"/>
-                <w:color w:val="262626"/>
-              </w:rPr>
-              <w:t xml:space="preserve">Repository transfer, renamed branches, or changed IDs invalidate trust and require a reviewed bootstrap update. Audit CloudTrail AssumeRoleWithWebIdentity events.</w:t>
-            </w:r>
-          </w:p>
-        </w:tc>
-      </w:tr>
-      <w:tr>
-        <w:tc>
-          <w:tcPr>
-            <w:tcW w:w="4500" w:type="dxa"/>
-            <w:shd w:fill="FFFFFF"/>
-            <w:vAlign w:val="center"/>
-          </w:tcPr>
-          <w:p>
-            <w:pPr>
-              <w:spacing w:after="50"/>
-            </w:pPr>
-            <w:r>
-              <w:rPr>
-                <w:rFonts w:ascii="Aptos" w:hAnsi="Aptos"/>
-                <w:sz w:val="18"/>
-                <w:color w:val="262626"/>
-              </w:rPr>
-              <w:t xml:space="preserve">Alternatives and future improvement</w:t>
-            </w:r>
-          </w:p>
-        </w:tc>
-        <w:tc>
-          <w:tcPr>
-            <w:tcW w:w="4500" w:type="dxa"/>
-            <w:shd w:fill="FFFFFF"/>
-            <w:vAlign w:val="center"/>
-          </w:tcPr>
-          <w:p>
-            <w:pPr>
-              <w:spacing w:after="50"/>
-            </w:pPr>
-            <w:r>
-              <w:rPr>
-                <w:rFonts w:ascii="Aptos" w:hAnsi="Aptos"/>
-                <w:sz w:val="18"/>
-                <w:color w:val="262626"/>
-              </w:rPr>
-              <w:t xml:space="preserve">Long-lived repository secrets were rejected. GitHub Environments were deliberately not used; branch protection plus main-only trust and exact-plan promotion provide the control. Future: permission boundaries and organization-wide identity governance.</w:t>
+              <w:t xml:space="preserve">Availability, failure, and operations</w:t>
+            </w:r>
+          </w:p>
+        </w:tc>
+        <w:tc>
+          <w:tcPr>
+            <w:tcW w:w="4500" w:type="dxa"/>
+            <w:shd w:fill="FFFFFF"/>
+            <w:vAlign w:val="center"/>
+          </w:tcPr>
+          <w:p>
+            <w:pPr>
+              <w:spacing w:after="50"/>
+            </w:pPr>
+            <w:r>
+              <w:rPr>
+                <w:rFonts w:ascii="Aptos" w:hAnsi="Aptos"/>
+                <w:sz w:val="18"/>
+                <w:color w:val="262626"/>
+              </w:rPr>
+              <w:t xml:space="preserve">IAM is a Regional-independent managed service. A failed OIDC assumption stops the workflow before infrastructure commands run. Repository transfer, renamed branches, or changed IDs invalidate trust and require a reviewed bootstrap update. Audit CloudTrail AssumeRoleWithWebIdentity events.</w:t>
             </w:r>
           </w:p>
         </w:tc>
@@ -6273,7 +5921,7 @@
                 <w:sz w:val="18"/>
                 <w:color w:val="262626"/>
               </w:rPr>
-              <w:t xml:space="preserve">Internal behavior and communication</w:t>
+              <w:t xml:space="preserve">Runtime behavior and dependencies</w:t>
             </w:r>
           </w:p>
         </w:tc>
@@ -6357,111 +6005,27 @@
                 <w:sz w:val="18"/>
                 <w:color w:val="262626"/>
               </w:rPr>
-              <w:t xml:space="preserve">Scalability and availability</w:t>
-            </w:r>
-          </w:p>
-        </w:tc>
-        <w:tc>
-          <w:tcPr>
-            <w:tcW w:w="4500" w:type="dxa"/>
-            <w:shd w:fill="FFFFFF"/>
-            <w:vAlign w:val="center"/>
-          </w:tcPr>
-          <w:p>
-            <w:pPr>
-              <w:spacing w:after="50"/>
-            </w:pPr>
-            <w:r>
-              <w:rPr>
-                <w:rFonts w:ascii="Aptos" w:hAnsi="Aptos"/>
-                <w:sz w:val="18"/>
-                <w:color w:val="262626"/>
-              </w:rPr>
-              <w:t xml:space="preserve">S3 scales automatically and provides multi-AZ durability within the Region. Versioning protects against accidental overwrites.</w:t>
-            </w:r>
-          </w:p>
-        </w:tc>
-      </w:tr>
-      <w:tr>
-        <w:tc>
-          <w:tcPr>
-            <w:tcW w:w="4500" w:type="dxa"/>
-            <w:shd w:fill="F3F6F2"/>
-            <w:vAlign w:val="center"/>
-          </w:tcPr>
-          <w:p>
-            <w:pPr>
-              <w:spacing w:after="50"/>
-            </w:pPr>
-            <w:r>
-              <w:rPr>
-                <w:rFonts w:ascii="Aptos" w:hAnsi="Aptos"/>
-                <w:sz w:val="18"/>
-                <w:color w:val="262626"/>
-              </w:rPr>
-              <w:t xml:space="preserve">Failure and operations</w:t>
-            </w:r>
-          </w:p>
-        </w:tc>
-        <w:tc>
-          <w:tcPr>
-            <w:tcW w:w="4500" w:type="dxa"/>
-            <w:shd w:fill="F3F6F2"/>
-            <w:vAlign w:val="center"/>
-          </w:tcPr>
-          <w:p>
-            <w:pPr>
-              <w:spacing w:after="50"/>
-            </w:pPr>
-            <w:r>
-              <w:rPr>
-                <w:rFonts w:ascii="Aptos" w:hAnsi="Aptos"/>
-                <w:sz w:val="18"/>
-                <w:color w:val="262626"/>
-              </w:rPr>
-              <w:t xml:space="preserve">Incorrect prefixes do not ingest. Event delivery is at least once; SQS and idempotent ingestion handle duplicates. Monitor storage versions and force-destroy behavior before teardown.</w:t>
-            </w:r>
-          </w:p>
-        </w:tc>
-      </w:tr>
-      <w:tr>
-        <w:tc>
-          <w:tcPr>
-            <w:tcW w:w="4500" w:type="dxa"/>
-            <w:shd w:fill="FFFFFF"/>
-            <w:vAlign w:val="center"/>
-          </w:tcPr>
-          <w:p>
-            <w:pPr>
-              <w:spacing w:after="50"/>
-            </w:pPr>
-            <w:r>
-              <w:rPr>
-                <w:rFonts w:ascii="Aptos" w:hAnsi="Aptos"/>
-                <w:sz w:val="18"/>
-                <w:color w:val="262626"/>
-              </w:rPr>
-              <w:t xml:space="preserve">Alternatives and future improvement</w:t>
-            </w:r>
-          </w:p>
-        </w:tc>
-        <w:tc>
-          <w:tcPr>
-            <w:tcW w:w="4500" w:type="dxa"/>
-            <w:shd w:fill="FFFFFF"/>
-            <w:vAlign w:val="center"/>
-          </w:tcPr>
-          <w:p>
-            <w:pPr>
-              <w:spacing w:after="50"/>
-            </w:pPr>
-            <w:r>
-              <w:rPr>
-                <w:rFonts w:ascii="Aptos" w:hAnsi="Aptos"/>
-                <w:sz w:val="18"/>
-                <w:color w:val="262626"/>
-              </w:rPr>
-              <w:t xml:space="preserve">External document systems, SharePoint connectors, or direct uploads could replace repository-managed files. Future: malware scanning, data classification, retention policy, object lock where mandated.</w:t>
+              <w:t xml:space="preserve">Availability, failure, and operations</w:t>
+            </w:r>
+          </w:p>
+        </w:tc>
+        <w:tc>
+          <w:tcPr>
+            <w:tcW w:w="4500" w:type="dxa"/>
+            <w:shd w:fill="FFFFFF"/>
+            <w:vAlign w:val="center"/>
+          </w:tcPr>
+          <w:p>
+            <w:pPr>
+              <w:spacing w:after="50"/>
+            </w:pPr>
+            <w:r>
+              <w:rPr>
+                <w:rFonts w:ascii="Aptos" w:hAnsi="Aptos"/>
+                <w:sz w:val="18"/>
+                <w:color w:val="262626"/>
+              </w:rPr>
+              <w:t xml:space="preserve">S3 scales automatically and provides multi-AZ durability within the Region. Versioning protects against accidental overwrites. Incorrect prefixes do not ingest. Event delivery is at least once; SQS and idempotent ingestion handle duplicates. Monitor storage versions and force-destroy behavior before teardown.</w:t>
             </w:r>
           </w:p>
         </w:tc>
@@ -6667,7 +6231,7 @@
                 <w:sz w:val="18"/>
                 <w:color w:val="262626"/>
               </w:rPr>
-              <w:t xml:space="preserve">Internal behavior and communication</w:t>
+              <w:t xml:space="preserve">Runtime behavior and dependencies</w:t>
             </w:r>
           </w:p>
         </w:tc>
@@ -6751,111 +6315,27 @@
                 <w:sz w:val="18"/>
                 <w:color w:val="262626"/>
               </w:rPr>
-              <w:t xml:space="preserve">Scalability and availability</w:t>
-            </w:r>
-          </w:p>
-        </w:tc>
-        <w:tc>
-          <w:tcPr>
-            <w:tcW w:w="4500" w:type="dxa"/>
-            <w:shd w:fill="FFFFFF"/>
-            <w:vAlign w:val="center"/>
-          </w:tcPr>
-          <w:p>
-            <w:pPr>
-              <w:spacing w:after="50"/>
-            </w:pPr>
-            <w:r>
-              <w:rPr>
-                <w:rFonts w:ascii="Aptos" w:hAnsi="Aptos"/>
-                <w:sz w:val="18"/>
-                <w:color w:val="262626"/>
-              </w:rPr>
-              <w:t xml:space="preserve">S3 supports high request volume without capacity management. Static objects have no compute failure mode.</w:t>
-            </w:r>
-          </w:p>
-        </w:tc>
-      </w:tr>
-      <w:tr>
-        <w:tc>
-          <w:tcPr>
-            <w:tcW w:w="4500" w:type="dxa"/>
-            <w:shd w:fill="F3F6F2"/>
-            <w:vAlign w:val="center"/>
-          </w:tcPr>
-          <w:p>
-            <w:pPr>
-              <w:spacing w:after="50"/>
-            </w:pPr>
-            <w:r>
-              <w:rPr>
-                <w:rFonts w:ascii="Aptos" w:hAnsi="Aptos"/>
-                <w:sz w:val="18"/>
-                <w:color w:val="262626"/>
-              </w:rPr>
-              <w:t xml:space="preserve">Failure and operations</w:t>
-            </w:r>
-          </w:p>
-        </w:tc>
-        <w:tc>
-          <w:tcPr>
-            <w:tcW w:w="4500" w:type="dxa"/>
-            <w:shd w:fill="F3F6F2"/>
-            <w:vAlign w:val="center"/>
-          </w:tcPr>
-          <w:p>
-            <w:pPr>
-              <w:spacing w:after="50"/>
-            </w:pPr>
-            <w:r>
-              <w:rPr>
-                <w:rFonts w:ascii="Aptos" w:hAnsi="Aptos"/>
-                <w:sz w:val="18"/>
-                <w:color w:val="262626"/>
-              </w:rPr>
-              <w:t xml:space="preserve">Incorrect caching may produce incompatible asset versions; the new chat.css key explicitly breaks the former cache. Validate MIME types and CloudFront responses after deployment.</w:t>
-            </w:r>
-          </w:p>
-        </w:tc>
-      </w:tr>
-      <w:tr>
-        <w:tc>
-          <w:tcPr>
-            <w:tcW w:w="4500" w:type="dxa"/>
-            <w:shd w:fill="FFFFFF"/>
-            <w:vAlign w:val="center"/>
-          </w:tcPr>
-          <w:p>
-            <w:pPr>
-              <w:spacing w:after="50"/>
-            </w:pPr>
-            <w:r>
-              <w:rPr>
-                <w:rFonts w:ascii="Aptos" w:hAnsi="Aptos"/>
-                <w:sz w:val="18"/>
-                <w:color w:val="262626"/>
-              </w:rPr>
-              <w:t xml:space="preserve">Alternatives and future improvement</w:t>
-            </w:r>
-          </w:p>
-        </w:tc>
-        <w:tc>
-          <w:tcPr>
-            <w:tcW w:w="4500" w:type="dxa"/>
-            <w:shd w:fill="FFFFFF"/>
-            <w:vAlign w:val="center"/>
-          </w:tcPr>
-          <w:p>
-            <w:pPr>
-              <w:spacing w:after="50"/>
-            </w:pPr>
-            <w:r>
-              <w:rPr>
-                <w:rFonts w:ascii="Aptos" w:hAnsi="Aptos"/>
-                <w:sz w:val="18"/>
-                <w:color w:val="262626"/>
-              </w:rPr>
-              <w:t xml:space="preserve">S3 website hosting was rejected because it cannot use the private OAC pattern. Future: content-hashed filenames and automated CloudFront invalidation.</w:t>
+              <w:t xml:space="preserve">Availability, failure, and operations</w:t>
+            </w:r>
+          </w:p>
+        </w:tc>
+        <w:tc>
+          <w:tcPr>
+            <w:tcW w:w="4500" w:type="dxa"/>
+            <w:shd w:fill="FFFFFF"/>
+            <w:vAlign w:val="center"/>
+          </w:tcPr>
+          <w:p>
+            <w:pPr>
+              <w:spacing w:after="50"/>
+            </w:pPr>
+            <w:r>
+              <w:rPr>
+                <w:rFonts w:ascii="Aptos" w:hAnsi="Aptos"/>
+                <w:sz w:val="18"/>
+                <w:color w:val="262626"/>
+              </w:rPr>
+              <w:t xml:space="preserve">S3 supports high request volume without capacity management. Static objects have no compute failure mode. Incorrect caching may produce incompatible asset versions; the new chat.css key explicitly breaks the former cache. Validate MIME types and CloudFront responses after deployment.</w:t>
             </w:r>
           </w:p>
         </w:tc>
@@ -7061,7 +6541,7 @@
                 <w:sz w:val="18"/>
                 <w:color w:val="262626"/>
               </w:rPr>
-              <w:t xml:space="preserve">Internal behavior and communication</w:t>
+              <w:t xml:space="preserve">Runtime behavior and dependencies</w:t>
             </w:r>
           </w:p>
         </w:tc>
@@ -7145,111 +6625,27 @@
                 <w:sz w:val="18"/>
                 <w:color w:val="262626"/>
               </w:rPr>
-              <w:t xml:space="preserve">Scalability and availability</w:t>
-            </w:r>
-          </w:p>
-        </w:tc>
-        <w:tc>
-          <w:tcPr>
-            <w:tcW w:w="4500" w:type="dxa"/>
-            <w:shd w:fill="FFFFFF"/>
-            <w:vAlign w:val="center"/>
-          </w:tcPr>
-          <w:p>
-            <w:pPr>
-              <w:spacing w:after="50"/>
-            </w:pPr>
-            <w:r>
-              <w:rPr>
-                <w:rFonts w:ascii="Aptos" w:hAnsi="Aptos"/>
-                <w:sz w:val="18"/>
-                <w:color w:val="262626"/>
-              </w:rPr>
-              <w:t xml:space="preserve">CloudFront is globally distributed; Price Class 100 limits edge locations to reduce cost. The S3 origin remains durable.</w:t>
-            </w:r>
-          </w:p>
-        </w:tc>
-      </w:tr>
-      <w:tr>
-        <w:tc>
-          <w:tcPr>
-            <w:tcW w:w="4500" w:type="dxa"/>
-            <w:shd w:fill="F3F6F2"/>
-            <w:vAlign w:val="center"/>
-          </w:tcPr>
-          <w:p>
-            <w:pPr>
-              <w:spacing w:after="50"/>
-            </w:pPr>
-            <w:r>
-              <w:rPr>
-                <w:rFonts w:ascii="Aptos" w:hAnsi="Aptos"/>
-                <w:sz w:val="18"/>
-                <w:color w:val="262626"/>
-              </w:rPr>
-              <w:t xml:space="preserve">Failure and operations</w:t>
-            </w:r>
-          </w:p>
-        </w:tc>
-        <w:tc>
-          <w:tcPr>
-            <w:tcW w:w="4500" w:type="dxa"/>
-            <w:shd w:fill="F3F6F2"/>
-            <w:vAlign w:val="center"/>
-          </w:tcPr>
-          <w:p>
-            <w:pPr>
-              <w:spacing w:after="50"/>
-            </w:pPr>
-            <w:r>
-              <w:rPr>
-                <w:rFonts w:ascii="Aptos" w:hAnsi="Aptos"/>
-                <w:sz w:val="18"/>
-                <w:color w:val="262626"/>
-              </w:rPr>
-              <w:t xml:space="preserve">A bad CSP can block the API; stale cache can delay releases. Validate headers and frontend behavior. The default certificate/domain limits TLS policy selection.</w:t>
-            </w:r>
-          </w:p>
-        </w:tc>
-      </w:tr>
-      <w:tr>
-        <w:tc>
-          <w:tcPr>
-            <w:tcW w:w="4500" w:type="dxa"/>
-            <w:shd w:fill="FFFFFF"/>
-            <w:vAlign w:val="center"/>
-          </w:tcPr>
-          <w:p>
-            <w:pPr>
-              <w:spacing w:after="50"/>
-            </w:pPr>
-            <w:r>
-              <w:rPr>
-                <w:rFonts w:ascii="Aptos" w:hAnsi="Aptos"/>
-                <w:sz w:val="18"/>
-                <w:color w:val="262626"/>
-              </w:rPr>
-              <w:t xml:space="preserve">Alternatives and future improvement</w:t>
-            </w:r>
-          </w:p>
-        </w:tc>
-        <w:tc>
-          <w:tcPr>
-            <w:tcW w:w="4500" w:type="dxa"/>
-            <w:shd w:fill="FFFFFF"/>
-            <w:vAlign w:val="center"/>
-          </w:tcPr>
-          <w:p>
-            <w:pPr>
-              <w:spacing w:after="50"/>
-            </w:pPr>
-            <w:r>
-              <w:rPr>
-                <w:rFonts w:ascii="Aptos" w:hAnsi="Aptos"/>
-                <w:sz w:val="18"/>
-                <w:color w:val="262626"/>
-              </w:rPr>
-              <w:t xml:space="preserve">A custom domain with ACM and modern TLS policy is the production path. WAF and access logs are recommended for public deployment.</w:t>
+              <w:t xml:space="preserve">Availability, failure, and operations</w:t>
+            </w:r>
+          </w:p>
+        </w:tc>
+        <w:tc>
+          <w:tcPr>
+            <w:tcW w:w="4500" w:type="dxa"/>
+            <w:shd w:fill="FFFFFF"/>
+            <w:vAlign w:val="center"/>
+          </w:tcPr>
+          <w:p>
+            <w:pPr>
+              <w:spacing w:after="50"/>
+            </w:pPr>
+            <w:r>
+              <w:rPr>
+                <w:rFonts w:ascii="Aptos" w:hAnsi="Aptos"/>
+                <w:sz w:val="18"/>
+                <w:color w:val="262626"/>
+              </w:rPr>
+              <w:t xml:space="preserve">CloudFront is globally distributed; Price Class 100 limits edge locations to reduce cost. The S3 origin remains durable. A bad CSP can block the API; stale cache can delay releases. Validate headers and frontend behavior. The default certificate/domain limits TLS policy selection.</w:t>
             </w:r>
           </w:p>
         </w:tc>
@@ -7455,7 +6851,7 @@
                 <w:sz w:val="18"/>
                 <w:color w:val="262626"/>
               </w:rPr>
-              <w:t xml:space="preserve">Internal behavior and communication</w:t>
+              <w:t xml:space="preserve">Runtime behavior and dependencies</w:t>
             </w:r>
           </w:p>
         </w:tc>
@@ -7539,111 +6935,27 @@
                 <w:sz w:val="18"/>
                 <w:color w:val="262626"/>
               </w:rPr>
-              <w:t xml:space="preserve">Scalability and availability</w:t>
-            </w:r>
-          </w:p>
-        </w:tc>
-        <w:tc>
-          <w:tcPr>
-            <w:tcW w:w="4500" w:type="dxa"/>
-            <w:shd w:fill="FFFFFF"/>
-            <w:vAlign w:val="center"/>
-          </w:tcPr>
-          <w:p>
-            <w:pPr>
-              <w:spacing w:after="50"/>
-            </w:pPr>
-            <w:r>
-              <w:rPr>
-                <w:rFonts w:ascii="Aptos" w:hAnsi="Aptos"/>
-                <w:sz w:val="18"/>
-                <w:color w:val="262626"/>
-              </w:rPr>
-              <w:t xml:space="preserve">S3 Vectors scales as a managed service. Query cost grows with index size; the selected dimensions minimize storage and processed bytes.</w:t>
-            </w:r>
-          </w:p>
-        </w:tc>
-      </w:tr>
-      <w:tr>
-        <w:tc>
-          <w:tcPr>
-            <w:tcW w:w="4500" w:type="dxa"/>
-            <w:shd w:fill="F3F6F2"/>
-            <w:vAlign w:val="center"/>
-          </w:tcPr>
-          <w:p>
-            <w:pPr>
-              <w:spacing w:after="50"/>
-            </w:pPr>
-            <w:r>
-              <w:rPr>
-                <w:rFonts w:ascii="Aptos" w:hAnsi="Aptos"/>
-                <w:sz w:val="18"/>
-                <w:color w:val="262626"/>
-              </w:rPr>
-              <w:t xml:space="preserve">Failure and operations</w:t>
-            </w:r>
-          </w:p>
-        </w:tc>
-        <w:tc>
-          <w:tcPr>
-            <w:tcW w:w="4500" w:type="dxa"/>
-            <w:shd w:fill="F3F6F2"/>
-            <w:vAlign w:val="center"/>
-          </w:tcPr>
-          <w:p>
-            <w:pPr>
-              <w:spacing w:after="50"/>
-            </w:pPr>
-            <w:r>
-              <w:rPr>
-                <w:rFonts w:ascii="Aptos" w:hAnsi="Aptos"/>
-                <w:sz w:val="18"/>
-                <w:color w:val="262626"/>
-              </w:rPr>
-              <w:t xml:space="preserve">Region/provider incompatibility blocks creation. Deleted vectors may remain billable for up to a day. Monitor ingestion state, index size, and query quality.</w:t>
-            </w:r>
-          </w:p>
-        </w:tc>
-      </w:tr>
-      <w:tr>
-        <w:tc>
-          <w:tcPr>
-            <w:tcW w:w="4500" w:type="dxa"/>
-            <w:shd w:fill="FFFFFF"/>
-            <w:vAlign w:val="center"/>
-          </w:tcPr>
-          <w:p>
-            <w:pPr>
-              <w:spacing w:after="50"/>
-            </w:pPr>
-            <w:r>
-              <w:rPr>
-                <w:rFonts w:ascii="Aptos" w:hAnsi="Aptos"/>
-                <w:sz w:val="18"/>
-                <w:color w:val="262626"/>
-              </w:rPr>
-              <w:t xml:space="preserve">Alternatives and future improvement</w:t>
-            </w:r>
-          </w:p>
-        </w:tc>
-        <w:tc>
-          <w:tcPr>
-            <w:tcW w:w="4500" w:type="dxa"/>
-            <w:shd w:fill="FFFFFF"/>
-            <w:vAlign w:val="center"/>
-          </w:tcPr>
-          <w:p>
-            <w:pPr>
-              <w:spacing w:after="50"/>
-            </w:pPr>
-            <w:r>
-              <w:rPr>
-                <w:rFonts w:ascii="Aptos" w:hAnsi="Aptos"/>
-                <w:sz w:val="18"/>
-                <w:color w:val="262626"/>
-              </w:rPr>
-              <w:t xml:space="preserve">OpenSearch Serverless and Aurora pgvector offer richer/hybrid search but add baseline operations/cost. Future: formal RAG quality evaluation and dimension/model comparison.</w:t>
+              <w:t xml:space="preserve">Availability, failure, and operations</w:t>
+            </w:r>
+          </w:p>
+        </w:tc>
+        <w:tc>
+          <w:tcPr>
+            <w:tcW w:w="4500" w:type="dxa"/>
+            <w:shd w:fill="FFFFFF"/>
+            <w:vAlign w:val="center"/>
+          </w:tcPr>
+          <w:p>
+            <w:pPr>
+              <w:spacing w:after="50"/>
+            </w:pPr>
+            <w:r>
+              <w:rPr>
+                <w:rFonts w:ascii="Aptos" w:hAnsi="Aptos"/>
+                <w:sz w:val="18"/>
+                <w:color w:val="262626"/>
+              </w:rPr>
+              <w:t xml:space="preserve">S3 Vectors scales as a managed service. Query cost grows with index size; the selected dimensions minimize storage and processed bytes. Region/provider incompatibility blocks creation. Deleted vectors may remain billable for up to a day. Monitor ingestion state, index size, and query quality.</w:t>
             </w:r>
           </w:p>
         </w:tc>
@@ -7849,7 +7161,7 @@
                 <w:sz w:val="18"/>
                 <w:color w:val="262626"/>
               </w:rPr>
-              <w:t xml:space="preserve">Internal behavior and communication</w:t>
+              <w:t xml:space="preserve">Runtime behavior and dependencies</w:t>
             </w:r>
           </w:p>
         </w:tc>
@@ -7933,111 +7245,27 @@
                 <w:sz w:val="18"/>
                 <w:color w:val="262626"/>
               </w:rPr>
-              <w:t xml:space="preserve">Scalability and availability</w:t>
-            </w:r>
-          </w:p>
-        </w:tc>
-        <w:tc>
-          <w:tcPr>
-            <w:tcW w:w="4500" w:type="dxa"/>
-            <w:shd w:fill="FFFFFF"/>
-            <w:vAlign w:val="center"/>
-          </w:tcPr>
-          <w:p>
-            <w:pPr>
-              <w:spacing w:after="50"/>
-            </w:pPr>
-            <w:r>
-              <w:rPr>
-                <w:rFonts w:ascii="Aptos" w:hAnsi="Aptos"/>
-                <w:sz w:val="18"/>
-                <w:color w:val="262626"/>
-              </w:rPr>
-              <w:t xml:space="preserve">Bedrock is managed; availability follows Regional service quotas. Ingestion is asynchronous and eventually consistent.</w:t>
-            </w:r>
-          </w:p>
-        </w:tc>
-      </w:tr>
-      <w:tr>
-        <w:tc>
-          <w:tcPr>
-            <w:tcW w:w="4500" w:type="dxa"/>
-            <w:shd w:fill="F3F6F2"/>
-            <w:vAlign w:val="center"/>
-          </w:tcPr>
-          <w:p>
-            <w:pPr>
-              <w:spacing w:after="50"/>
-            </w:pPr>
-            <w:r>
-              <w:rPr>
-                <w:rFonts w:ascii="Aptos" w:hAnsi="Aptos"/>
-                <w:sz w:val="18"/>
-                <w:color w:val="262626"/>
-              </w:rPr>
-              <w:t xml:space="preserve">Failure and operations</w:t>
-            </w:r>
-          </w:p>
-        </w:tc>
-        <w:tc>
-          <w:tcPr>
-            <w:tcW w:w="4500" w:type="dxa"/>
-            <w:shd w:fill="F3F6F2"/>
-            <w:vAlign w:val="center"/>
-          </w:tcPr>
-          <w:p>
-            <w:pPr>
-              <w:spacing w:after="50"/>
-            </w:pPr>
-            <w:r>
-              <w:rPr>
-                <w:rFonts w:ascii="Aptos" w:hAnsi="Aptos"/>
-                <w:sz w:val="18"/>
-                <w:color w:val="262626"/>
-              </w:rPr>
-              <w:t xml:space="preserve">Apply success does not prove ingestion completion. Model access, quota, role propagation, or malformed documents can fail jobs. Inspect ingestion job status and logs.</w:t>
-            </w:r>
-          </w:p>
-        </w:tc>
-      </w:tr>
-      <w:tr>
-        <w:tc>
-          <w:tcPr>
-            <w:tcW w:w="4500" w:type="dxa"/>
-            <w:shd w:fill="FFFFFF"/>
-            <w:vAlign w:val="center"/>
-          </w:tcPr>
-          <w:p>
-            <w:pPr>
-              <w:spacing w:after="50"/>
-            </w:pPr>
-            <w:r>
-              <w:rPr>
-                <w:rFonts w:ascii="Aptos" w:hAnsi="Aptos"/>
-                <w:sz w:val="18"/>
-                <w:color w:val="262626"/>
-              </w:rPr>
-              <w:t xml:space="preserve">Alternatives and future improvement</w:t>
-            </w:r>
-          </w:p>
-        </w:tc>
-        <w:tc>
-          <w:tcPr>
-            <w:tcW w:w="4500" w:type="dxa"/>
-            <w:shd w:fill="FFFFFF"/>
-            <w:vAlign w:val="center"/>
-          </w:tcPr>
-          <w:p>
-            <w:pPr>
-              <w:spacing w:after="50"/>
-            </w:pPr>
-            <w:r>
-              <w:rPr>
-                <w:rFonts w:ascii="Aptos" w:hAnsi="Aptos"/>
-                <w:sz w:val="18"/>
-                <w:color w:val="262626"/>
-              </w:rPr>
-              <w:t xml:space="preserve">A custom retrieve-then-generate flow offers more control but more code. Future: reranking, Guardrails, evaluation datasets, hybrid retrieval, and ingestion status polling.</w:t>
+              <w:t xml:space="preserve">Availability, failure, and operations</w:t>
+            </w:r>
+          </w:p>
+        </w:tc>
+        <w:tc>
+          <w:tcPr>
+            <w:tcW w:w="4500" w:type="dxa"/>
+            <w:shd w:fill="FFFFFF"/>
+            <w:vAlign w:val="center"/>
+          </w:tcPr>
+          <w:p>
+            <w:pPr>
+              <w:spacing w:after="50"/>
+            </w:pPr>
+            <w:r>
+              <w:rPr>
+                <w:rFonts w:ascii="Aptos" w:hAnsi="Aptos"/>
+                <w:sz w:val="18"/>
+                <w:color w:val="262626"/>
+              </w:rPr>
+              <w:t xml:space="preserve">Bedrock is managed; availability follows Regional service quotas. Ingestion is asynchronous and eventually consistent. Apply success does not prove ingestion completion. Model access, quota, role propagation, or malformed documents can fail jobs. Inspect ingestion job status and logs.</w:t>
             </w:r>
           </w:p>
         </w:tc>
@@ -8243,7 +7471,7 @@
                 <w:sz w:val="18"/>
                 <w:color w:val="262626"/>
               </w:rPr>
-              <w:t xml:space="preserve">Internal behavior and communication</w:t>
+              <w:t xml:space="preserve">Runtime behavior and dependencies</w:t>
             </w:r>
           </w:p>
         </w:tc>
@@ -8327,111 +7555,27 @@
                 <w:sz w:val="18"/>
                 <w:color w:val="262626"/>
               </w:rPr>
-              <w:t xml:space="preserve">Scalability and availability</w:t>
-            </w:r>
-          </w:p>
-        </w:tc>
-        <w:tc>
-          <w:tcPr>
-            <w:tcW w:w="4500" w:type="dxa"/>
-            <w:shd w:fill="FFFFFF"/>
-            <w:vAlign w:val="center"/>
-          </w:tcPr>
-          <w:p>
-            <w:pPr>
-              <w:spacing w:after="50"/>
-            </w:pPr>
-            <w:r>
-              <w:rPr>
-                <w:rFonts w:ascii="Aptos" w:hAnsi="Aptos"/>
-                <w:sz w:val="18"/>
-                <w:color w:val="262626"/>
-              </w:rPr>
-              <w:t xml:space="preserve">Parameter Store is managed and durable. This use avoids configuration duplication.</w:t>
-            </w:r>
-          </w:p>
-        </w:tc>
-      </w:tr>
-      <w:tr>
-        <w:tc>
-          <w:tcPr>
-            <w:tcW w:w="4500" w:type="dxa"/>
-            <w:shd w:fill="F3F6F2"/>
-            <w:vAlign w:val="center"/>
-          </w:tcPr>
-          <w:p>
-            <w:pPr>
-              <w:spacing w:after="50"/>
-            </w:pPr>
-            <w:r>
-              <w:rPr>
-                <w:rFonts w:ascii="Aptos" w:hAnsi="Aptos"/>
-                <w:sz w:val="18"/>
-                <w:color w:val="262626"/>
-              </w:rPr>
-              <w:t xml:space="preserve">Failure and operations</w:t>
-            </w:r>
-          </w:p>
-        </w:tc>
-        <w:tc>
-          <w:tcPr>
-            <w:tcW w:w="4500" w:type="dxa"/>
-            <w:shd w:fill="F3F6F2"/>
-            <w:vAlign w:val="center"/>
-          </w:tcPr>
-          <w:p>
-            <w:pPr>
-              <w:spacing w:after="50"/>
-            </w:pPr>
-            <w:r>
-              <w:rPr>
-                <w:rFonts w:ascii="Aptos" w:hAnsi="Aptos"/>
-                <w:sz w:val="18"/>
-                <w:color w:val="262626"/>
-              </w:rPr>
-              <w:t xml:space="preserve">A missing or stale parameter prevents planning or deploys the wrong model identifier. Changes must be reviewed with model/Region compatibility.</w:t>
-            </w:r>
-          </w:p>
-        </w:tc>
-      </w:tr>
-      <w:tr>
-        <w:tc>
-          <w:tcPr>
-            <w:tcW w:w="4500" w:type="dxa"/>
-            <w:shd w:fill="FFFFFF"/>
-            <w:vAlign w:val="center"/>
-          </w:tcPr>
-          <w:p>
-            <w:pPr>
-              <w:spacing w:after="50"/>
-            </w:pPr>
-            <w:r>
-              <w:rPr>
-                <w:rFonts w:ascii="Aptos" w:hAnsi="Aptos"/>
-                <w:sz w:val="18"/>
-                <w:color w:val="262626"/>
-              </w:rPr>
-              <w:t xml:space="preserve">Alternatives and future improvement</w:t>
-            </w:r>
-          </w:p>
-        </w:tc>
-        <w:tc>
-          <w:tcPr>
-            <w:tcW w:w="4500" w:type="dxa"/>
-            <w:shd w:fill="FFFFFF"/>
-            <w:vAlign w:val="center"/>
-          </w:tcPr>
-          <w:p>
-            <w:pPr>
-              <w:spacing w:after="50"/>
-            </w:pPr>
-            <w:r>
-              <w:rPr>
-                <w:rFonts w:ascii="Aptos" w:hAnsi="Aptos"/>
-                <w:sz w:val="18"/>
-                <w:color w:val="262626"/>
-              </w:rPr>
-              <w:t xml:space="preserve">Direct Terraform references are simpler, but parameters provide explicit configuration records. Secrets Manager is unnecessary because these values are non-sensitive.</w:t>
+              <w:t xml:space="preserve">Availability, failure, and operations</w:t>
+            </w:r>
+          </w:p>
+        </w:tc>
+        <w:tc>
+          <w:tcPr>
+            <w:tcW w:w="4500" w:type="dxa"/>
+            <w:shd w:fill="FFFFFF"/>
+            <w:vAlign w:val="center"/>
+          </w:tcPr>
+          <w:p>
+            <w:pPr>
+              <w:spacing w:after="50"/>
+            </w:pPr>
+            <w:r>
+              <w:rPr>
+                <w:rFonts w:ascii="Aptos" w:hAnsi="Aptos"/>
+                <w:sz w:val="18"/>
+                <w:color w:val="262626"/>
+              </w:rPr>
+              <w:t xml:space="preserve">Parameter Store is managed and durable. This use avoids configuration duplication. A missing or stale parameter prevents planning or deploys the wrong model identifier. Changes must be reviewed with model/Region compatibility.</w:t>
             </w:r>
           </w:p>
         </w:tc>
@@ -8637,7 +7781,7 @@
                 <w:sz w:val="18"/>
                 <w:color w:val="262626"/>
               </w:rPr>
-              <w:t xml:space="preserve">Internal behavior and communication</w:t>
+              <w:t xml:space="preserve">Runtime behavior and dependencies</w:t>
             </w:r>
           </w:p>
         </w:tc>
@@ -8721,111 +7865,27 @@
                 <w:sz w:val="18"/>
                 <w:color w:val="262626"/>
               </w:rPr>
-              <w:t xml:space="preserve">Scalability and availability</w:t>
-            </w:r>
-          </w:p>
-        </w:tc>
-        <w:tc>
-          <w:tcPr>
-            <w:tcW w:w="4500" w:type="dxa"/>
-            <w:shd w:fill="FFFFFF"/>
-            <w:vAlign w:val="center"/>
-          </w:tcPr>
-          <w:p>
-            <w:pPr>
-              <w:spacing w:after="50"/>
-            </w:pPr>
-            <w:r>
-              <w:rPr>
-                <w:rFonts w:ascii="Aptos" w:hAnsi="Aptos"/>
-                <w:sz w:val="18"/>
-                <w:color w:val="262626"/>
-              </w:rPr>
-              <w:t xml:space="preserve">On-demand capacity adapts to variable workloads. A single hot session could create a hot partition, but the demonstration's bounded use is small.</w:t>
-            </w:r>
-          </w:p>
-        </w:tc>
-      </w:tr>
-      <w:tr>
-        <w:tc>
-          <w:tcPr>
-            <w:tcW w:w="4500" w:type="dxa"/>
-            <w:shd w:fill="F3F6F2"/>
-            <w:vAlign w:val="center"/>
-          </w:tcPr>
-          <w:p>
-            <w:pPr>
-              <w:spacing w:after="50"/>
-            </w:pPr>
-            <w:r>
-              <w:rPr>
-                <w:rFonts w:ascii="Aptos" w:hAnsi="Aptos"/>
-                <w:sz w:val="18"/>
-                <w:color w:val="262626"/>
-              </w:rPr>
-              <w:t xml:space="preserve">Failure and operations</w:t>
-            </w:r>
-          </w:p>
-        </w:tc>
-        <w:tc>
-          <w:tcPr>
-            <w:tcW w:w="4500" w:type="dxa"/>
-            <w:shd w:fill="F3F6F2"/>
-            <w:vAlign w:val="center"/>
-          </w:tcPr>
-          <w:p>
-            <w:pPr>
-              <w:spacing w:after="50"/>
-            </w:pPr>
-            <w:r>
-              <w:rPr>
-                <w:rFonts w:ascii="Aptos" w:hAnsi="Aptos"/>
-                <w:sz w:val="18"/>
-                <w:color w:val="262626"/>
-              </w:rPr>
-              <w:t xml:space="preserve">The two writes for a turn are batch operations, not a transaction; partial semantic turns are a limitation. TTL deletion is best effort. Monitor throttled requests.</w:t>
-            </w:r>
-          </w:p>
-        </w:tc>
-      </w:tr>
-      <w:tr>
-        <w:tc>
-          <w:tcPr>
-            <w:tcW w:w="4500" w:type="dxa"/>
-            <w:shd w:fill="FFFFFF"/>
-            <w:vAlign w:val="center"/>
-          </w:tcPr>
-          <w:p>
-            <w:pPr>
-              <w:spacing w:after="50"/>
-            </w:pPr>
-            <w:r>
-              <w:rPr>
-                <w:rFonts w:ascii="Aptos" w:hAnsi="Aptos"/>
-                <w:sz w:val="18"/>
-                <w:color w:val="262626"/>
-              </w:rPr>
-              <w:t xml:space="preserve">Alternatives and future improvement</w:t>
-            </w:r>
-          </w:p>
-        </w:tc>
-        <w:tc>
-          <w:tcPr>
-            <w:tcW w:w="4500" w:type="dxa"/>
-            <w:shd w:fill="FFFFFF"/>
-            <w:vAlign w:val="center"/>
-          </w:tcPr>
-          <w:p>
-            <w:pPr>
-              <w:spacing w:after="50"/>
-            </w:pPr>
-            <w:r>
-              <w:rPr>
-                <w:rFonts w:ascii="Aptos" w:hAnsi="Aptos"/>
-                <w:sz w:val="18"/>
-                <w:color w:val="262626"/>
-              </w:rPr>
-              <w:t xml:space="preserve">RDS adds capacity and schema operations. ElastiCache is not durable. Future: transactional turn objects, PITR, authenticated user partitioning, and backup policies.</w:t>
+              <w:t xml:space="preserve">Availability, failure, and operations</w:t>
+            </w:r>
+          </w:p>
+        </w:tc>
+        <w:tc>
+          <w:tcPr>
+            <w:tcW w:w="4500" w:type="dxa"/>
+            <w:shd w:fill="FFFFFF"/>
+            <w:vAlign w:val="center"/>
+          </w:tcPr>
+          <w:p>
+            <w:pPr>
+              <w:spacing w:after="50"/>
+            </w:pPr>
+            <w:r>
+              <w:rPr>
+                <w:rFonts w:ascii="Aptos" w:hAnsi="Aptos"/>
+                <w:sz w:val="18"/>
+                <w:color w:val="262626"/>
+              </w:rPr>
+              <w:t xml:space="preserve">On-demand capacity adapts to variable workloads. A single hot session could create a hot partition, but the demonstration's bounded use is small. The two writes for a turn are batch operations, not a transaction; partial semantic turns are a limitation. TTL deletion is best effort. Monitor throttled requests.</w:t>
             </w:r>
           </w:p>
         </w:tc>
@@ -9031,7 +8091,7 @@
                 <w:sz w:val="18"/>
                 <w:color w:val="262626"/>
               </w:rPr>
-              <w:t xml:space="preserve">Internal behavior and communication</w:t>
+              <w:t xml:space="preserve">Runtime behavior and dependencies</w:t>
             </w:r>
           </w:p>
         </w:tc>
@@ -9115,111 +8175,27 @@
                 <w:sz w:val="18"/>
                 <w:color w:val="262626"/>
               </w:rPr>
-              <w:t xml:space="preserve">Scalability and availability</w:t>
-            </w:r>
-          </w:p>
-        </w:tc>
-        <w:tc>
-          <w:tcPr>
-            <w:tcW w:w="4500" w:type="dxa"/>
-            <w:shd w:fill="FFFFFF"/>
-            <w:vAlign w:val="center"/>
-          </w:tcPr>
-          <w:p>
-            <w:pPr>
-              <w:spacing w:after="50"/>
-            </w:pPr>
-            <w:r>
-              <w:rPr>
-                <w:rFonts w:ascii="Aptos" w:hAnsi="Aptos"/>
-                <w:sz w:val="18"/>
-                <w:color w:val="262626"/>
-              </w:rPr>
-              <w:t xml:space="preserve">Lambda scales per request using account concurrency. No reserved concurrency is configured, preserving compatibility with low-quota accounts.</w:t>
-            </w:r>
-          </w:p>
-        </w:tc>
-      </w:tr>
-      <w:tr>
-        <w:tc>
-          <w:tcPr>
-            <w:tcW w:w="4500" w:type="dxa"/>
-            <w:shd w:fill="F3F6F2"/>
-            <w:vAlign w:val="center"/>
-          </w:tcPr>
-          <w:p>
-            <w:pPr>
-              <w:spacing w:after="50"/>
-            </w:pPr>
-            <w:r>
-              <w:rPr>
-                <w:rFonts w:ascii="Aptos" w:hAnsi="Aptos"/>
-                <w:sz w:val="18"/>
-                <w:color w:val="262626"/>
-              </w:rPr>
-              <w:t xml:space="preserve">Failure and operations</w:t>
-            </w:r>
-          </w:p>
-        </w:tc>
-        <w:tc>
-          <w:tcPr>
-            <w:tcW w:w="4500" w:type="dxa"/>
-            <w:shd w:fill="F3F6F2"/>
-            <w:vAlign w:val="center"/>
-          </w:tcPr>
-          <w:p>
-            <w:pPr>
-              <w:spacing w:after="50"/>
-            </w:pPr>
-            <w:r>
-              <w:rPr>
-                <w:rFonts w:ascii="Aptos" w:hAnsi="Aptos"/>
-                <w:sz w:val="18"/>
-                <w:color w:val="262626"/>
-              </w:rPr>
-              <w:t xml:space="preserve">Bedrock throttling returns 429; AWS failures return 502; unhandled failures return 500. Logs use structured event records and seven-day retention by default.</w:t>
-            </w:r>
-          </w:p>
-        </w:tc>
-      </w:tr>
-      <w:tr>
-        <w:tc>
-          <w:tcPr>
-            <w:tcW w:w="4500" w:type="dxa"/>
-            <w:shd w:fill="FFFFFF"/>
-            <w:vAlign w:val="center"/>
-          </w:tcPr>
-          <w:p>
-            <w:pPr>
-              <w:spacing w:after="50"/>
-            </w:pPr>
-            <w:r>
-              <w:rPr>
-                <w:rFonts w:ascii="Aptos" w:hAnsi="Aptos"/>
-                <w:sz w:val="18"/>
-                <w:color w:val="262626"/>
-              </w:rPr>
-              <w:t xml:space="preserve">Alternatives and future improvement</w:t>
-            </w:r>
-          </w:p>
-        </w:tc>
-        <w:tc>
-          <w:tcPr>
-            <w:tcW w:w="4500" w:type="dxa"/>
-            <w:shd w:fill="FFFFFF"/>
-            <w:vAlign w:val="center"/>
-          </w:tcPr>
-          <w:p>
-            <w:pPr>
-              <w:spacing w:after="50"/>
-            </w:pPr>
-            <w:r>
-              <w:rPr>
-                <w:rFonts w:ascii="Aptos" w:hAnsi="Aptos"/>
-                <w:sz w:val="18"/>
-                <w:color w:val="262626"/>
-              </w:rPr>
-              <w:t xml:space="preserve">Containers or ECS were rejected. Future: authentication claims, idempotent writes, provisioned concurrency only if latency evidence justifies it, and tracing.</w:t>
+              <w:t xml:space="preserve">Availability, failure, and operations</w:t>
+            </w:r>
+          </w:p>
+        </w:tc>
+        <w:tc>
+          <w:tcPr>
+            <w:tcW w:w="4500" w:type="dxa"/>
+            <w:shd w:fill="FFFFFF"/>
+            <w:vAlign w:val="center"/>
+          </w:tcPr>
+          <w:p>
+            <w:pPr>
+              <w:spacing w:after="50"/>
+            </w:pPr>
+            <w:r>
+              <w:rPr>
+                <w:rFonts w:ascii="Aptos" w:hAnsi="Aptos"/>
+                <w:sz w:val="18"/>
+                <w:color w:val="262626"/>
+              </w:rPr>
+              <w:t xml:space="preserve">Lambda scales per request using account concurrency. No reserved concurrency is configured, preserving compatibility with low-quota accounts. Bedrock throttling returns 429; AWS failures return 502; unhandled failures return 500. Logs use structured event records and seven-day retention by default.</w:t>
             </w:r>
           </w:p>
         </w:tc>
@@ -9425,7 +8401,7 @@
                 <w:sz w:val="18"/>
                 <w:color w:val="262626"/>
               </w:rPr>
-              <w:t xml:space="preserve">Internal behavior and communication</w:t>
+              <w:t xml:space="preserve">Runtime behavior and dependencies</w:t>
             </w:r>
           </w:p>
         </w:tc>
@@ -9509,111 +8485,27 @@
                 <w:sz w:val="18"/>
                 <w:color w:val="262626"/>
               </w:rPr>
-              <w:t xml:space="preserve">Scalability and availability</w:t>
-            </w:r>
-          </w:p>
-        </w:tc>
-        <w:tc>
-          <w:tcPr>
-            <w:tcW w:w="4500" w:type="dxa"/>
-            <w:shd w:fill="FFFFFF"/>
-            <w:vAlign w:val="center"/>
-          </w:tcPr>
-          <w:p>
-            <w:pPr>
-              <w:spacing w:after="50"/>
-            </w:pPr>
-            <w:r>
-              <w:rPr>
-                <w:rFonts w:ascii="Aptos" w:hAnsi="Aptos"/>
-                <w:sz w:val="18"/>
-                <w:color w:val="262626"/>
-              </w:rPr>
-              <w:t xml:space="preserve">Lambda uses unreserved account concurrency; SQS batching prevents a job storm. Bedrock synchronization remains eventually consistent.</w:t>
-            </w:r>
-          </w:p>
-        </w:tc>
-      </w:tr>
-      <w:tr>
-        <w:tc>
-          <w:tcPr>
-            <w:tcW w:w="4500" w:type="dxa"/>
-            <w:shd w:fill="F3F6F2"/>
-            <w:vAlign w:val="center"/>
-          </w:tcPr>
-          <w:p>
-            <w:pPr>
-              <w:spacing w:after="50"/>
-            </w:pPr>
-            <w:r>
-              <w:rPr>
-                <w:rFonts w:ascii="Aptos" w:hAnsi="Aptos"/>
-                <w:sz w:val="18"/>
-                <w:color w:val="262626"/>
-              </w:rPr>
-              <w:t xml:space="preserve">Failure and operations</w:t>
-            </w:r>
-          </w:p>
-        </w:tc>
-        <w:tc>
-          <w:tcPr>
-            <w:tcW w:w="4500" w:type="dxa"/>
-            <w:shd w:fill="F3F6F2"/>
-            <w:vAlign w:val="center"/>
-          </w:tcPr>
-          <w:p>
-            <w:pPr>
-              <w:spacing w:after="50"/>
-            </w:pPr>
-            <w:r>
-              <w:rPr>
-                <w:rFonts w:ascii="Aptos" w:hAnsi="Aptos"/>
-                <w:sz w:val="18"/>
-                <w:color w:val="262626"/>
-              </w:rPr>
-              <w:t xml:space="preserve">Exceptions increment Lambda Errors and trigger SQS retry. Repeated failure reaches the DLQ. Operators inspect ingestion_started, ingestion_deferred, and ingestion_start_failed events.</w:t>
-            </w:r>
-          </w:p>
-        </w:tc>
-      </w:tr>
-      <w:tr>
-        <w:tc>
-          <w:tcPr>
-            <w:tcW w:w="4500" w:type="dxa"/>
-            <w:shd w:fill="FFFFFF"/>
-            <w:vAlign w:val="center"/>
-          </w:tcPr>
-          <w:p>
-            <w:pPr>
-              <w:spacing w:after="50"/>
-            </w:pPr>
-            <w:r>
-              <w:rPr>
-                <w:rFonts w:ascii="Aptos" w:hAnsi="Aptos"/>
-                <w:sz w:val="18"/>
-                <w:color w:val="262626"/>
-              </w:rPr>
-              <w:t xml:space="preserve">Alternatives and future improvement</w:t>
-            </w:r>
-          </w:p>
-        </w:tc>
-        <w:tc>
-          <w:tcPr>
-            <w:tcW w:w="4500" w:type="dxa"/>
-            <w:shd w:fill="FFFFFF"/>
-            <w:vAlign w:val="center"/>
-          </w:tcPr>
-          <w:p>
-            <w:pPr>
-              <w:spacing w:after="50"/>
-            </w:pPr>
-            <w:r>
-              <w:rPr>
-                <w:rFonts w:ascii="Aptos" w:hAnsi="Aptos"/>
-                <w:sz w:val="18"/>
-                <w:color w:val="262626"/>
-              </w:rPr>
-              <w:t xml:space="preserve">Step Functions could poll jobs but adds complexity. Future: explicit status polling, alarms for stale ingestion, and controlled replay tooling.</w:t>
+              <w:t xml:space="preserve">Availability, failure, and operations</w:t>
+            </w:r>
+          </w:p>
+        </w:tc>
+        <w:tc>
+          <w:tcPr>
+            <w:tcW w:w="4500" w:type="dxa"/>
+            <w:shd w:fill="FFFFFF"/>
+            <w:vAlign w:val="center"/>
+          </w:tcPr>
+          <w:p>
+            <w:pPr>
+              <w:spacing w:after="50"/>
+            </w:pPr>
+            <w:r>
+              <w:rPr>
+                <w:rFonts w:ascii="Aptos" w:hAnsi="Aptos"/>
+                <w:sz w:val="18"/>
+                <w:color w:val="262626"/>
+              </w:rPr>
+              <w:t xml:space="preserve">Lambda uses unreserved account concurrency; SQS batching prevents a job storm. Bedrock synchronization remains eventually consistent. Exceptions increment Lambda Errors and trigger SQS retry. Repeated failure reaches the DLQ. Operators inspect ingestion_started, ingestion_deferred, and ingestion_start_failed events.</w:t>
             </w:r>
           </w:p>
         </w:tc>
@@ -9819,7 +8711,7 @@
                 <w:sz w:val="18"/>
                 <w:color w:val="262626"/>
               </w:rPr>
-              <w:t xml:space="preserve">Internal behavior and communication</w:t>
+              <w:t xml:space="preserve">Runtime behavior and dependencies</w:t>
             </w:r>
           </w:p>
         </w:tc>
@@ -9903,111 +8795,27 @@
                 <w:sz w:val="18"/>
                 <w:color w:val="262626"/>
               </w:rPr>
-              <w:t xml:space="preserve">Scalability and availability</w:t>
-            </w:r>
-          </w:p>
-        </w:tc>
-        <w:tc>
-          <w:tcPr>
-            <w:tcW w:w="4500" w:type="dxa"/>
-            <w:shd w:fill="FFFFFF"/>
-            <w:vAlign w:val="center"/>
-          </w:tcPr>
-          <w:p>
-            <w:pPr>
-              <w:spacing w:after="50"/>
-            </w:pPr>
-            <w:r>
-              <w:rPr>
-                <w:rFonts w:ascii="Aptos" w:hAnsi="Aptos"/>
-                <w:sz w:val="18"/>
-                <w:color w:val="262626"/>
-              </w:rPr>
-              <w:t xml:space="preserve">SQS and Lambda scale automatically and provide at-least-once delivery. Duplicate events are expected and safe.</w:t>
-            </w:r>
-          </w:p>
-        </w:tc>
-      </w:tr>
-      <w:tr>
-        <w:tc>
-          <w:tcPr>
-            <w:tcW w:w="4500" w:type="dxa"/>
-            <w:shd w:fill="F3F6F2"/>
-            <w:vAlign w:val="center"/>
-          </w:tcPr>
-          <w:p>
-            <w:pPr>
-              <w:spacing w:after="50"/>
-            </w:pPr>
-            <w:r>
-              <w:rPr>
-                <w:rFonts w:ascii="Aptos" w:hAnsi="Aptos"/>
-                <w:sz w:val="18"/>
-                <w:color w:val="262626"/>
-              </w:rPr>
-              <w:t xml:space="preserve">Failure and operations</w:t>
-            </w:r>
-          </w:p>
-        </w:tc>
-        <w:tc>
-          <w:tcPr>
-            <w:tcW w:w="4500" w:type="dxa"/>
-            <w:shd w:fill="F3F6F2"/>
-            <w:vAlign w:val="center"/>
-          </w:tcPr>
-          <w:p>
-            <w:pPr>
-              <w:spacing w:after="50"/>
-            </w:pPr>
-            <w:r>
-              <w:rPr>
-                <w:rFonts w:ascii="Aptos" w:hAnsi="Aptos"/>
-                <w:sz w:val="18"/>
-                <w:color w:val="262626"/>
-              </w:rPr>
-              <w:t xml:space="preserve">Visibility that is shorter than processing can duplicate work; active Bedrock jobs intentionally cause retries. The DLQ alarm must be investigated and messages replayed only after correcting cause.</w:t>
-            </w:r>
-          </w:p>
-        </w:tc>
-      </w:tr>
-      <w:tr>
-        <w:tc>
-          <w:tcPr>
-            <w:tcW w:w="4500" w:type="dxa"/>
-            <w:shd w:fill="FFFFFF"/>
-            <w:vAlign w:val="center"/>
-          </w:tcPr>
-          <w:p>
-            <w:pPr>
-              <w:spacing w:after="50"/>
-            </w:pPr>
-            <w:r>
-              <w:rPr>
-                <w:rFonts w:ascii="Aptos" w:hAnsi="Aptos"/>
-                <w:sz w:val="18"/>
-                <w:color w:val="262626"/>
-              </w:rPr>
-              <w:t xml:space="preserve">Alternatives and future improvement</w:t>
-            </w:r>
-          </w:p>
-        </w:tc>
-        <w:tc>
-          <w:tcPr>
-            <w:tcW w:w="4500" w:type="dxa"/>
-            <w:shd w:fill="FFFFFF"/>
-            <w:vAlign w:val="center"/>
-          </w:tcPr>
-          <w:p>
-            <w:pPr>
-              <w:spacing w:after="50"/>
-            </w:pPr>
-            <w:r>
-              <w:rPr>
-                <w:rFonts w:ascii="Aptos" w:hAnsi="Aptos"/>
-                <w:sz w:val="18"/>
-                <w:color w:val="262626"/>
-              </w:rPr>
-              <w:t xml:space="preserve">Direct S3-to-Lambda lacks durable buffering. EventBridge adds routing capability not required here. Future: formal DLQ replay procedure.</w:t>
+              <w:t xml:space="preserve">Availability, failure, and operations</w:t>
+            </w:r>
+          </w:p>
+        </w:tc>
+        <w:tc>
+          <w:tcPr>
+            <w:tcW w:w="4500" w:type="dxa"/>
+            <w:shd w:fill="FFFFFF"/>
+            <w:vAlign w:val="center"/>
+          </w:tcPr>
+          <w:p>
+            <w:pPr>
+              <w:spacing w:after="50"/>
+            </w:pPr>
+            <w:r>
+              <w:rPr>
+                <w:rFonts w:ascii="Aptos" w:hAnsi="Aptos"/>
+                <w:sz w:val="18"/>
+                <w:color w:val="262626"/>
+              </w:rPr>
+              <w:t xml:space="preserve">SQS and Lambda scale automatically and provide at-least-once delivery. Duplicate events are expected and safe. Visibility that is shorter than processing can duplicate work; active Bedrock jobs intentionally cause retries. The DLQ alarm must be investigated and messages replayed only after correcting cause.</w:t>
             </w:r>
           </w:p>
         </w:tc>
@@ -10213,7 +9021,7 @@
                 <w:sz w:val="18"/>
                 <w:color w:val="262626"/>
               </w:rPr>
-              <w:t xml:space="preserve">Internal behavior and communication</w:t>
+              <w:t xml:space="preserve">Runtime behavior and dependencies</w:t>
             </w:r>
           </w:p>
         </w:tc>
@@ -10297,111 +9105,27 @@
                 <w:sz w:val="18"/>
                 <w:color w:val="262626"/>
               </w:rPr>
-              <w:t xml:space="preserve">Scalability and availability</w:t>
-            </w:r>
-          </w:p>
-        </w:tc>
-        <w:tc>
-          <w:tcPr>
-            <w:tcW w:w="4500" w:type="dxa"/>
-            <w:shd w:fill="FFFFFF"/>
-            <w:vAlign w:val="center"/>
-          </w:tcPr>
-          <w:p>
-            <w:pPr>
-              <w:spacing w:after="50"/>
-            </w:pPr>
-            <w:r>
-              <w:rPr>
-                <w:rFonts w:ascii="Aptos" w:hAnsi="Aptos"/>
-                <w:sz w:val="18"/>
-                <w:color w:val="262626"/>
-              </w:rPr>
-              <w:t xml:space="preserve">HTTP API is managed and scales automatically. Stage throttling controls load but is not a strong per-client abuse control.</w:t>
-            </w:r>
-          </w:p>
-        </w:tc>
-      </w:tr>
-      <w:tr>
-        <w:tc>
-          <w:tcPr>
-            <w:tcW w:w="4500" w:type="dxa"/>
-            <w:shd w:fill="F3F6F2"/>
-            <w:vAlign w:val="center"/>
-          </w:tcPr>
-          <w:p>
-            <w:pPr>
-              <w:spacing w:after="50"/>
-            </w:pPr>
-            <w:r>
-              <w:rPr>
-                <w:rFonts w:ascii="Aptos" w:hAnsi="Aptos"/>
-                <w:sz w:val="18"/>
-                <w:color w:val="262626"/>
-              </w:rPr>
-              <w:t xml:space="preserve">Failure and operations</w:t>
-            </w:r>
-          </w:p>
-        </w:tc>
-        <w:tc>
-          <w:tcPr>
-            <w:tcW w:w="4500" w:type="dxa"/>
-            <w:shd w:fill="F3F6F2"/>
-            <w:vAlign w:val="center"/>
-          </w:tcPr>
-          <w:p>
-            <w:pPr>
-              <w:spacing w:after="50"/>
-            </w:pPr>
-            <w:r>
-              <w:rPr>
-                <w:rFonts w:ascii="Aptos" w:hAnsi="Aptos"/>
-                <w:sz w:val="18"/>
-                <w:color w:val="262626"/>
-              </w:rPr>
-              <w:t xml:space="preserve">Requests longer than the integration timeout fail even if Lambda continues. Misconfigured CORS blocks browsers. Monitor 5xx, Lambda duration/errors, and access logs.</w:t>
-            </w:r>
-          </w:p>
-        </w:tc>
-      </w:tr>
-      <w:tr>
-        <w:tc>
-          <w:tcPr>
-            <w:tcW w:w="4500" w:type="dxa"/>
-            <w:shd w:fill="FFFFFF"/>
-            <w:vAlign w:val="center"/>
-          </w:tcPr>
-          <w:p>
-            <w:pPr>
-              <w:spacing w:after="50"/>
-            </w:pPr>
-            <w:r>
-              <w:rPr>
-                <w:rFonts w:ascii="Aptos" w:hAnsi="Aptos"/>
-                <w:sz w:val="18"/>
-                <w:color w:val="262626"/>
-              </w:rPr>
-              <w:t xml:space="preserve">Alternatives and future improvement</w:t>
-            </w:r>
-          </w:p>
-        </w:tc>
-        <w:tc>
-          <w:tcPr>
-            <w:tcW w:w="4500" w:type="dxa"/>
-            <w:shd w:fill="FFFFFF"/>
-            <w:vAlign w:val="center"/>
-          </w:tcPr>
-          <w:p>
-            <w:pPr>
-              <w:spacing w:after="50"/>
-            </w:pPr>
-            <w:r>
-              <w:rPr>
-                <w:rFonts w:ascii="Aptos" w:hAnsi="Aptos"/>
-                <w:sz w:val="18"/>
-                <w:color w:val="262626"/>
-              </w:rPr>
-              <w:t xml:space="preserve">REST API supports usage plans and richer features at higher cost. Future: JWT authorizer, WAF, custom domain, per-client quota, and access-log correlation.</w:t>
+              <w:t xml:space="preserve">Availability, failure, and operations</w:t>
+            </w:r>
+          </w:p>
+        </w:tc>
+        <w:tc>
+          <w:tcPr>
+            <w:tcW w:w="4500" w:type="dxa"/>
+            <w:shd w:fill="FFFFFF"/>
+            <w:vAlign w:val="center"/>
+          </w:tcPr>
+          <w:p>
+            <w:pPr>
+              <w:spacing w:after="50"/>
+            </w:pPr>
+            <w:r>
+              <w:rPr>
+                <w:rFonts w:ascii="Aptos" w:hAnsi="Aptos"/>
+                <w:sz w:val="18"/>
+                <w:color w:val="262626"/>
+              </w:rPr>
+              <w:t xml:space="preserve">HTTP API is managed and scales automatically. Stage throttling controls load but is not a strong per-client abuse control. Requests longer than the integration timeout fail even if Lambda continues. Misconfigured CORS blocks browsers. Monitor 5xx, Lambda duration/errors, and access logs.</w:t>
             </w:r>
           </w:p>
         </w:tc>
@@ -10607,7 +9331,7 @@
                 <w:sz w:val="18"/>
                 <w:color w:val="262626"/>
               </w:rPr>
-              <w:t xml:space="preserve">Internal behavior and communication</w:t>
+              <w:t xml:space="preserve">Runtime behavior and dependencies</w:t>
             </w:r>
           </w:p>
         </w:tc>
@@ -10691,111 +9415,27 @@
                 <w:sz w:val="18"/>
                 <w:color w:val="262626"/>
               </w:rPr>
-              <w:t xml:space="preserve">Scalability and availability</w:t>
-            </w:r>
-          </w:p>
-        </w:tc>
-        <w:tc>
-          <w:tcPr>
-            <w:tcW w:w="4500" w:type="dxa"/>
-            <w:shd w:fill="FFFFFF"/>
-            <w:vAlign w:val="center"/>
-          </w:tcPr>
-          <w:p>
-            <w:pPr>
-              <w:spacing w:after="50"/>
-            </w:pPr>
-            <w:r>
-              <w:rPr>
-                <w:rFonts w:ascii="Aptos" w:hAnsi="Aptos"/>
-                <w:sz w:val="18"/>
-                <w:color w:val="262626"/>
-              </w:rPr>
-              <w:t xml:space="preserve">IAM is managed and highly available. Role-policy propagation can create transient first-apply races; explicit dependencies reduce them.</w:t>
-            </w:r>
-          </w:p>
-        </w:tc>
-      </w:tr>
-      <w:tr>
-        <w:tc>
-          <w:tcPr>
-            <w:tcW w:w="4500" w:type="dxa"/>
-            <w:shd w:fill="F3F6F2"/>
-            <w:vAlign w:val="center"/>
-          </w:tcPr>
-          <w:p>
-            <w:pPr>
-              <w:spacing w:after="50"/>
-            </w:pPr>
-            <w:r>
-              <w:rPr>
-                <w:rFonts w:ascii="Aptos" w:hAnsi="Aptos"/>
-                <w:sz w:val="18"/>
-                <w:color w:val="262626"/>
-              </w:rPr>
-              <w:t xml:space="preserve">Failure and operations</w:t>
-            </w:r>
-          </w:p>
-        </w:tc>
-        <w:tc>
-          <w:tcPr>
-            <w:tcW w:w="4500" w:type="dxa"/>
-            <w:shd w:fill="F3F6F2"/>
-            <w:vAlign w:val="center"/>
-          </w:tcPr>
-          <w:p>
-            <w:pPr>
-              <w:spacing w:after="50"/>
-            </w:pPr>
-            <w:r>
-              <w:rPr>
-                <w:rFonts w:ascii="Aptos" w:hAnsi="Aptos"/>
-                <w:sz w:val="18"/>
-                <w:color w:val="262626"/>
-              </w:rPr>
-              <w:t xml:space="preserve">AccessDenied errors require comparing CloudTrail/API error actions with the IAM matrix, then narrowing any necessary correction. Never broaden unrelated statements.</w:t>
-            </w:r>
-          </w:p>
-        </w:tc>
-      </w:tr>
-      <w:tr>
-        <w:tc>
-          <w:tcPr>
-            <w:tcW w:w="4500" w:type="dxa"/>
-            <w:shd w:fill="FFFFFF"/>
-            <w:vAlign w:val="center"/>
-          </w:tcPr>
-          <w:p>
-            <w:pPr>
-              <w:spacing w:after="50"/>
-            </w:pPr>
-            <w:r>
-              <w:rPr>
-                <w:rFonts w:ascii="Aptos" w:hAnsi="Aptos"/>
-                <w:sz w:val="18"/>
-                <w:color w:val="262626"/>
-              </w:rPr>
-              <w:t xml:space="preserve">Alternatives and future improvement</w:t>
-            </w:r>
-          </w:p>
-        </w:tc>
-        <w:tc>
-          <w:tcPr>
-            <w:tcW w:w="4500" w:type="dxa"/>
-            <w:shd w:fill="FFFFFF"/>
-            <w:vAlign w:val="center"/>
-          </w:tcPr>
-          <w:p>
-            <w:pPr>
-              <w:spacing w:after="50"/>
-            </w:pPr>
-            <w:r>
-              <w:rPr>
-                <w:rFonts w:ascii="Aptos" w:hAnsi="Aptos"/>
-                <w:sz w:val="18"/>
-                <w:color w:val="262626"/>
-              </w:rPr>
-              <w:t xml:space="preserve">One shared role was rejected. Future: permissions boundaries, Access Analyzer, organization SCP alignment, and periodic unused-permission review.</w:t>
+              <w:t xml:space="preserve">Availability, failure, and operations</w:t>
+            </w:r>
+          </w:p>
+        </w:tc>
+        <w:tc>
+          <w:tcPr>
+            <w:tcW w:w="4500" w:type="dxa"/>
+            <w:shd w:fill="FFFFFF"/>
+            <w:vAlign w:val="center"/>
+          </w:tcPr>
+          <w:p>
+            <w:pPr>
+              <w:spacing w:after="50"/>
+            </w:pPr>
+            <w:r>
+              <w:rPr>
+                <w:rFonts w:ascii="Aptos" w:hAnsi="Aptos"/>
+                <w:sz w:val="18"/>
+                <w:color w:val="262626"/>
+              </w:rPr>
+              <w:t xml:space="preserve">IAM is managed and highly available. Role-policy propagation can create transient first-apply races; explicit dependencies reduce them. AccessDenied errors require comparing CloudTrail/API error actions with the IAM matrix, then narrowing any necessary correction. Never broaden unrelated statements.</w:t>
             </w:r>
           </w:p>
         </w:tc>
@@ -11001,7 +9641,7 @@
                 <w:sz w:val="18"/>
                 <w:color w:val="262626"/>
               </w:rPr>
-              <w:t xml:space="preserve">Internal behavior and communication</w:t>
+              <w:t xml:space="preserve">Runtime behavior and dependencies</w:t>
             </w:r>
           </w:p>
         </w:tc>
@@ -11085,111 +9725,27 @@
                 <w:sz w:val="18"/>
                 <w:color w:val="262626"/>
               </w:rPr>
-              <w:t xml:space="preserve">Scalability and availability</w:t>
-            </w:r>
-          </w:p>
-        </w:tc>
-        <w:tc>
-          <w:tcPr>
-            <w:tcW w:w="4500" w:type="dxa"/>
-            <w:shd w:fill="FFFFFF"/>
-            <w:vAlign w:val="center"/>
-          </w:tcPr>
-          <w:p>
-            <w:pPr>
-              <w:spacing w:after="50"/>
-            </w:pPr>
-            <w:r>
-              <w:rPr>
-                <w:rFonts w:ascii="Aptos" w:hAnsi="Aptos"/>
-                <w:sz w:val="18"/>
-                <w:color w:val="262626"/>
-              </w:rPr>
-              <w:t xml:space="preserve">SNS is managed and supports fan-out. Email is best-effort and not an incident-management guarantee.</w:t>
-            </w:r>
-          </w:p>
-        </w:tc>
-      </w:tr>
-      <w:tr>
-        <w:tc>
-          <w:tcPr>
-            <w:tcW w:w="4500" w:type="dxa"/>
-            <w:shd w:fill="F3F6F2"/>
-            <w:vAlign w:val="center"/>
-          </w:tcPr>
-          <w:p>
-            <w:pPr>
-              <w:spacing w:after="50"/>
-            </w:pPr>
-            <w:r>
-              <w:rPr>
-                <w:rFonts w:ascii="Aptos" w:hAnsi="Aptos"/>
-                <w:sz w:val="18"/>
-                <w:color w:val="262626"/>
-              </w:rPr>
-              <w:t xml:space="preserve">Failure and operations</w:t>
-            </w:r>
-          </w:p>
-        </w:tc>
-        <w:tc>
-          <w:tcPr>
-            <w:tcW w:w="4500" w:type="dxa"/>
-            <w:shd w:fill="F3F6F2"/>
-            <w:vAlign w:val="center"/>
-          </w:tcPr>
-          <w:p>
-            <w:pPr>
-              <w:spacing w:after="50"/>
-            </w:pPr>
-            <w:r>
-              <w:rPr>
-                <w:rFonts w:ascii="Aptos" w:hAnsi="Aptos"/>
-                <w:sz w:val="18"/>
-                <w:color w:val="262626"/>
-              </w:rPr>
-              <w:t xml:space="preserve">Unconfirmed subscriptions receive nothing. Operators must confirm email and test alarm notification paths.</w:t>
-            </w:r>
-          </w:p>
-        </w:tc>
-      </w:tr>
-      <w:tr>
-        <w:tc>
-          <w:tcPr>
-            <w:tcW w:w="4500" w:type="dxa"/>
-            <w:shd w:fill="FFFFFF"/>
-            <w:vAlign w:val="center"/>
-          </w:tcPr>
-          <w:p>
-            <w:pPr>
-              <w:spacing w:after="50"/>
-            </w:pPr>
-            <w:r>
-              <w:rPr>
-                <w:rFonts w:ascii="Aptos" w:hAnsi="Aptos"/>
-                <w:sz w:val="18"/>
-                <w:color w:val="262626"/>
-              </w:rPr>
-              <w:t xml:space="preserve">Alternatives and future improvement</w:t>
-            </w:r>
-          </w:p>
-        </w:tc>
-        <w:tc>
-          <w:tcPr>
-            <w:tcW w:w="4500" w:type="dxa"/>
-            <w:shd w:fill="FFFFFF"/>
-            <w:vAlign w:val="center"/>
-          </w:tcPr>
-          <w:p>
-            <w:pPr>
-              <w:spacing w:after="50"/>
-            </w:pPr>
-            <w:r>
-              <w:rPr>
-                <w:rFonts w:ascii="Aptos" w:hAnsi="Aptos"/>
-                <w:sz w:val="18"/>
-                <w:color w:val="262626"/>
-              </w:rPr>
-              <w:t xml:space="preserve">ChatOps/PagerDuty integrations improve operational response. A customer-managed KMS key is a production option where policy mandates it.</w:t>
+              <w:t xml:space="preserve">Availability, failure, and operations</w:t>
+            </w:r>
+          </w:p>
+        </w:tc>
+        <w:tc>
+          <w:tcPr>
+            <w:tcW w:w="4500" w:type="dxa"/>
+            <w:shd w:fill="FFFFFF"/>
+            <w:vAlign w:val="center"/>
+          </w:tcPr>
+          <w:p>
+            <w:pPr>
+              <w:spacing w:after="50"/>
+            </w:pPr>
+            <w:r>
+              <w:rPr>
+                <w:rFonts w:ascii="Aptos" w:hAnsi="Aptos"/>
+                <w:sz w:val="18"/>
+                <w:color w:val="262626"/>
+              </w:rPr>
+              <w:t xml:space="preserve">SNS is managed and supports fan-out. Email is best-effort and not an incident-management guarantee. Unconfirmed subscriptions receive nothing. Operators must confirm email and test alarm notification paths.</w:t>
             </w:r>
           </w:p>
         </w:tc>
@@ -11395,7 +9951,7 @@
                 <w:sz w:val="18"/>
                 <w:color w:val="262626"/>
               </w:rPr>
-              <w:t xml:space="preserve">Internal behavior and communication</w:t>
+              <w:t xml:space="preserve">Runtime behavior and dependencies</w:t>
             </w:r>
           </w:p>
         </w:tc>
@@ -11479,111 +10035,27 @@
                 <w:sz w:val="18"/>
                 <w:color w:val="262626"/>
               </w:rPr>
-              <w:t xml:space="preserve">Scalability and availability</w:t>
-            </w:r>
-          </w:p>
-        </w:tc>
-        <w:tc>
-          <w:tcPr>
-            <w:tcW w:w="4500" w:type="dxa"/>
-            <w:shd w:fill="FFFFFF"/>
-            <w:vAlign w:val="center"/>
-          </w:tcPr>
-          <w:p>
-            <w:pPr>
-              <w:spacing w:after="50"/>
-            </w:pPr>
-            <w:r>
-              <w:rPr>
-                <w:rFonts w:ascii="Aptos" w:hAnsi="Aptos"/>
-                <w:sz w:val="18"/>
-                <w:color w:val="262626"/>
-              </w:rPr>
-              <w:t xml:space="preserve">CloudWatch is managed. Alarms detect service health but no dashboard or distributed trace is implemented.</w:t>
-            </w:r>
-          </w:p>
-        </w:tc>
-      </w:tr>
-      <w:tr>
-        <w:tc>
-          <w:tcPr>
-            <w:tcW w:w="4500" w:type="dxa"/>
-            <w:shd w:fill="F3F6F2"/>
-            <w:vAlign w:val="center"/>
-          </w:tcPr>
-          <w:p>
-            <w:pPr>
-              <w:spacing w:after="50"/>
-            </w:pPr>
-            <w:r>
-              <w:rPr>
-                <w:rFonts w:ascii="Aptos" w:hAnsi="Aptos"/>
-                <w:sz w:val="18"/>
-                <w:color w:val="262626"/>
-              </w:rPr>
-              <w:t xml:space="preserve">Failure and operations</w:t>
-            </w:r>
-          </w:p>
-        </w:tc>
-        <w:tc>
-          <w:tcPr>
-            <w:tcW w:w="4500" w:type="dxa"/>
-            <w:shd w:fill="F3F6F2"/>
-            <w:vAlign w:val="center"/>
-          </w:tcPr>
-          <w:p>
-            <w:pPr>
-              <w:spacing w:after="50"/>
-            </w:pPr>
-            <w:r>
-              <w:rPr>
-                <w:rFonts w:ascii="Aptos" w:hAnsi="Aptos"/>
-                <w:sz w:val="18"/>
-                <w:color w:val="262626"/>
-              </w:rPr>
-              <w:t xml:space="preserve">Metric alarms can miss semantic failures, poor answers, and ingestion latency. Operators correlate API request IDs and structured Lambda events.</w:t>
-            </w:r>
-          </w:p>
-        </w:tc>
-      </w:tr>
-      <w:tr>
-        <w:tc>
-          <w:tcPr>
-            <w:tcW w:w="4500" w:type="dxa"/>
-            <w:shd w:fill="FFFFFF"/>
-            <w:vAlign w:val="center"/>
-          </w:tcPr>
-          <w:p>
-            <w:pPr>
-              <w:spacing w:after="50"/>
-            </w:pPr>
-            <w:r>
-              <w:rPr>
-                <w:rFonts w:ascii="Aptos" w:hAnsi="Aptos"/>
-                <w:sz w:val="18"/>
-                <w:color w:val="262626"/>
-              </w:rPr>
-              <w:t xml:space="preserve">Alternatives and future improvement</w:t>
-            </w:r>
-          </w:p>
-        </w:tc>
-        <w:tc>
-          <w:tcPr>
-            <w:tcW w:w="4500" w:type="dxa"/>
-            <w:shd w:fill="FFFFFF"/>
-            <w:vAlign w:val="center"/>
-          </w:tcPr>
-          <w:p>
-            <w:pPr>
-              <w:spacing w:after="50"/>
-            </w:pPr>
-            <w:r>
-              <w:rPr>
-                <w:rFonts w:ascii="Aptos" w:hAnsi="Aptos"/>
-                <w:sz w:val="18"/>
-                <w:color w:val="262626"/>
-              </w:rPr>
-              <w:t xml:space="preserve">Future: dashboard, X-Ray tracing, synthetic canaries, RAG quality metrics, latency percentiles, and centralized log archive.</w:t>
+              <w:t xml:space="preserve">Availability, failure, and operations</w:t>
+            </w:r>
+          </w:p>
+        </w:tc>
+        <w:tc>
+          <w:tcPr>
+            <w:tcW w:w="4500" w:type="dxa"/>
+            <w:shd w:fill="FFFFFF"/>
+            <w:vAlign w:val="center"/>
+          </w:tcPr>
+          <w:p>
+            <w:pPr>
+              <w:spacing w:after="50"/>
+            </w:pPr>
+            <w:r>
+              <w:rPr>
+                <w:rFonts w:ascii="Aptos" w:hAnsi="Aptos"/>
+                <w:sz w:val="18"/>
+                <w:color w:val="262626"/>
+              </w:rPr>
+              <w:t xml:space="preserve">CloudWatch is managed. Alarms detect service health but no dashboard or distributed trace is implemented. Metric alarms can miss semantic failures, poor answers, and ingestion latency. Operators correlate API request IDs and structured Lambda events.</w:t>
             </w:r>
           </w:p>
         </w:tc>
@@ -11789,7 +10261,7 @@
                 <w:sz w:val="18"/>
                 <w:color w:val="262626"/>
               </w:rPr>
-              <w:t xml:space="preserve">Internal behavior and communication</w:t>
+              <w:t xml:space="preserve">Runtime behavior and dependencies</w:t>
             </w:r>
           </w:p>
         </w:tc>
@@ -11873,111 +10345,27 @@
                 <w:sz w:val="18"/>
                 <w:color w:val="262626"/>
               </w:rPr>
-              <w:t xml:space="preserve">Scalability and availability</w:t>
-            </w:r>
-          </w:p>
-        </w:tc>
-        <w:tc>
-          <w:tcPr>
-            <w:tcW w:w="4500" w:type="dxa"/>
-            <w:shd w:fill="FFFFFF"/>
-            <w:vAlign w:val="center"/>
-          </w:tcPr>
-          <w:p>
-            <w:pPr>
-              <w:spacing w:after="50"/>
-            </w:pPr>
-            <w:r>
-              <w:rPr>
-                <w:rFonts w:ascii="Aptos" w:hAnsi="Aptos"/>
-                <w:sz w:val="18"/>
-                <w:color w:val="262626"/>
-              </w:rPr>
-              <w:t xml:space="preserve">Budget evaluation is managed but not real time. It does not throttle, stop, or destroy resources.</w:t>
-            </w:r>
-          </w:p>
-        </w:tc>
-      </w:tr>
-      <w:tr>
-        <w:tc>
-          <w:tcPr>
-            <w:tcW w:w="4500" w:type="dxa"/>
-            <w:shd w:fill="F3F6F2"/>
-            <w:vAlign w:val="center"/>
-          </w:tcPr>
-          <w:p>
-            <w:pPr>
-              <w:spacing w:after="50"/>
-            </w:pPr>
-            <w:r>
-              <w:rPr>
-                <w:rFonts w:ascii="Aptos" w:hAnsi="Aptos"/>
-                <w:sz w:val="18"/>
-                <w:color w:val="262626"/>
-              </w:rPr>
-              <w:t xml:space="preserve">Failure and operations</w:t>
-            </w:r>
-          </w:p>
-        </w:tc>
-        <w:tc>
-          <w:tcPr>
-            <w:tcW w:w="4500" w:type="dxa"/>
-            <w:shd w:fill="F3F6F2"/>
-            <w:vAlign w:val="center"/>
-          </w:tcPr>
-          <w:p>
-            <w:pPr>
-              <w:spacing w:after="50"/>
-            </w:pPr>
-            <w:r>
-              <w:rPr>
-                <w:rFonts w:ascii="Aptos" w:hAnsi="Aptos"/>
-                <w:sz w:val="18"/>
-                <w:color w:val="262626"/>
-              </w:rPr>
-              <w:t xml:space="preserve">Public API abuse may generate spend before a delayed alert. Billing dashboards and anomaly detection should complement the budget.</w:t>
-            </w:r>
-          </w:p>
-        </w:tc>
-      </w:tr>
-      <w:tr>
-        <w:tc>
-          <w:tcPr>
-            <w:tcW w:w="4500" w:type="dxa"/>
-            <w:shd w:fill="FFFFFF"/>
-            <w:vAlign w:val="center"/>
-          </w:tcPr>
-          <w:p>
-            <w:pPr>
-              <w:spacing w:after="50"/>
-            </w:pPr>
-            <w:r>
-              <w:rPr>
-                <w:rFonts w:ascii="Aptos" w:hAnsi="Aptos"/>
-                <w:sz w:val="18"/>
-                <w:color w:val="262626"/>
-              </w:rPr>
-              <w:t xml:space="preserve">Alternatives and future improvement</w:t>
-            </w:r>
-          </w:p>
-        </w:tc>
-        <w:tc>
-          <w:tcPr>
-            <w:tcW w:w="4500" w:type="dxa"/>
-            <w:shd w:fill="FFFFFF"/>
-            <w:vAlign w:val="center"/>
-          </w:tcPr>
-          <w:p>
-            <w:pPr>
-              <w:spacing w:after="50"/>
-            </w:pPr>
-            <w:r>
-              <w:rPr>
-                <w:rFonts w:ascii="Aptos" w:hAnsi="Aptos"/>
-                <w:sz w:val="18"/>
-                <w:color w:val="262626"/>
-              </w:rPr>
-              <w:t xml:space="preserve">Automated budget actions or organizational cost controls can provide stronger enforcement. Maintain conservative throttles and destroy unused demos.</w:t>
+              <w:t xml:space="preserve">Availability, failure, and operations</w:t>
+            </w:r>
+          </w:p>
+        </w:tc>
+        <w:tc>
+          <w:tcPr>
+            <w:tcW w:w="4500" w:type="dxa"/>
+            <w:shd w:fill="FFFFFF"/>
+            <w:vAlign w:val="center"/>
+          </w:tcPr>
+          <w:p>
+            <w:pPr>
+              <w:spacing w:after="50"/>
+            </w:pPr>
+            <w:r>
+              <w:rPr>
+                <w:rFonts w:ascii="Aptos" w:hAnsi="Aptos"/>
+                <w:sz w:val="18"/>
+                <w:color w:val="262626"/>
+              </w:rPr>
+              <w:t xml:space="preserve">Budget evaluation is managed but not real time. It does not throttle, stop, or destroy resources. Public API abuse may generate spend before a delayed alert. Billing dashboards and anomaly detection should complement the budget.</w:t>
             </w:r>
           </w:p>
         </w:tc>
@@ -13614,24 +12002,13 @@
     </w:p>
     <w:p>
       <w:pPr>
-        <w:pStyle w:val="Heading1"/>
-        <w:jc w:val="left"/>
-        <w:spacing w:after="120"/>
-      </w:pPr>
-      <w:r>
-        <w:rPr/>
-        <w:t xml:space="preserve">8 Infrastructure as Code</w:t>
-      </w:r>
-    </w:p>
-    <w:p>
-      <w:pPr>
         <w:pStyle w:val="Heading2"/>
         <w:jc w:val="left"/>
         <w:spacing w:after="120"/>
       </w:pPr>
       <w:r>
         <w:rPr/>
-        <w:t xml:space="preserve">8.1 Terraform Architecture</w:t>
+        <w:t xml:space="preserve">7.6 Frontend Delivery and Lambda Invocation</w:t>
       </w:r>
     </w:p>
     <w:p>
@@ -13642,7 +12019,728 @@
       </w:pPr>
       <w:r>
         <w:rPr/>
-        <w:t xml:space="preserve">The repository uses two root modules. bootstrap/ is local-only and owns the remote-state S3 bucket plus persistent GitHub OIDC roles. terraform/ owns the application services. The application root intentionally does not create its own backend, avoiding the Terraform bootstrap paradox.</w:t>
+        <w:t xml:space="preserve">The browser first opens the CloudFront URL over HTTPS. CloudFront terminates TLS with the AWS-managed certificate for its default cloudfront.net domain, signs its origin request with Origin Access Control, and reads index.html, chat.css, app.js, and config.js from the private frontend S3 bucket. config.js contains the public API Gateway endpoint. The browser then calls API Gateway directly over a separate HTTPS connection; CloudFront does not proxy the application API in the current design. API Gateway also uses an AWS-managed certificate for its default execute-api.amazonaws.com endpoint.</w:t>
+      </w:r>
+    </w:p>
+    <w:p>
+      <w:pPr>
+        <w:pStyle w:val="Normal"/>
+        <w:jc w:val="left"/>
+        <w:spacing w:after="140"/>
+      </w:pPr>
+      <w:r>
+        <w:rPr/>
+        <w:t xml:space="preserve">API Gateway invocation is a managed function call, not code injection. For POST /chat, API Gateway converts the HTTP method, route, body, and request metadata into an AWS_PROXY payload-format 2.0 JSON event and asks the Lambda service to execute the deployed handler.py handler function. Lambda starts or reuses an isolated Python 3.13 execution environment, passes the event to handler(event, context), waits for its structured response, and returns the status, headers, and JSON body through API Gateway to the browser.</w:t>
+      </w:r>
+    </w:p>
+    <w:p>
+      <w:pPr>
+        <w:pStyle w:val="Normal"/>
+        <w:jc w:val="left"/>
+        <w:spacing w:after="140"/>
+      </w:pPr>
+      <w:r>
+        <w:rPr/>
+        <w:t xml:space="preserve">The Lambda ZIP is a deployment package, not a per-request data source. During terraform plan/apply, the archive provider packages lambdas/chat into chat-lambda.zip and Terraform supplies it to the Lambda service. AWS stores and prepares that code when the function version is deployed. Requests execute the prepared handler; neither API Gateway nor the browser downloads or opens the ZIP for each question. The ingestion Lambda is packaged and deployed independently in the same way.</w:t>
+      </w:r>
+    </w:p>
+    <w:p>
+      <w:pPr>
+        <w:pStyle w:val="Caption"/>
+        <w:jc w:val="center"/>
+      </w:pPr>
+      <w:r>
+        <w:t>Table </w:t>
+      </w:r>
+      <w:fldSimple w:instr=" SEQ Table \* ARABIC ">
+        <w:r>
+          <w:t>28</w:t>
+        </w:r>
+      </w:fldSimple>
+      <w:r>
+        <w:t xml:space="preserve"> - API Gateway to Lambda event interpretation</w:t>
+      </w:r>
+    </w:p>
+    <w:tbl>
+      <w:tblPr>
+        <w:tblW w:w="9000" w:type="dxa"/>
+        <w:tblLayout w:type="fixed"/>
+        <w:tblBorders>
+          <w:top w:val="single" w:sz="4" w:color="B7C6B8"/>
+          <w:left w:val="single" w:sz="4" w:color="B7C6B8"/>
+          <w:bottom w:val="single" w:sz="4" w:color="B7C6B8"/>
+          <w:right w:val="single" w:sz="4" w:color="B7C6B8"/>
+          <w:insideH w:val="single" w:sz="3" w:color="D9E1DA"/>
+          <w:insideV w:val="single" w:sz="3" w:color="D9E1DA"/>
+        </w:tblBorders>
+        <w:tblCellMar>
+          <w:top w:w="80" w:type="dxa"/>
+          <w:left w:w="90" w:type="dxa"/>
+          <w:bottom w:w="80" w:type="dxa"/>
+          <w:right w:w="90" w:type="dxa"/>
+        </w:tblCellMar>
+      </w:tblPr>
+      <w:tblGrid>
+        <w:gridCol w:w="3000"/>
+        <w:gridCol w:w="3000"/>
+        <w:gridCol w:w="3000"/>
+      </w:tblGrid>
+      <w:tr>
+        <w:trPr>
+          <w:tblHeader/>
+        </w:trPr>
+        <w:tc>
+          <w:tcPr>
+            <w:tcW w:w="3000" w:type="dxa"/>
+            <w:shd w:fill="5B3B1F"/>
+            <w:vAlign w:val="center"/>
+          </w:tcPr>
+          <w:p>
+            <w:pPr>
+              <w:spacing w:after="50"/>
+            </w:pPr>
+            <w:r>
+              <w:rPr>
+                <w:rFonts w:ascii="Aptos" w:hAnsi="Aptos"/>
+                <w:sz w:val="18"/>
+                <w:color w:val="FFFFFF"/>
+                <w:b/>
+              </w:rPr>
+              <w:t xml:space="preserve">HTTP concept</w:t>
+            </w:r>
+          </w:p>
+        </w:tc>
+        <w:tc>
+          <w:tcPr>
+            <w:tcW w:w="3000" w:type="dxa"/>
+            <w:shd w:fill="5B3B1F"/>
+            <w:vAlign w:val="center"/>
+          </w:tcPr>
+          <w:p>
+            <w:pPr>
+              <w:spacing w:after="50"/>
+            </w:pPr>
+            <w:r>
+              <w:rPr>
+                <w:rFonts w:ascii="Aptos" w:hAnsi="Aptos"/>
+                <w:sz w:val="18"/>
+                <w:color w:val="FFFFFF"/>
+                <w:b/>
+              </w:rPr>
+              <w:t xml:space="preserve">Lambda event representation</w:t>
+            </w:r>
+          </w:p>
+        </w:tc>
+        <w:tc>
+          <w:tcPr>
+            <w:tcW w:w="3000" w:type="dxa"/>
+            <w:shd w:fill="5B3B1F"/>
+            <w:vAlign w:val="center"/>
+          </w:tcPr>
+          <w:p>
+            <w:pPr>
+              <w:spacing w:after="50"/>
+            </w:pPr>
+            <w:r>
+              <w:rPr>
+                <w:rFonts w:ascii="Aptos" w:hAnsi="Aptos"/>
+                <w:sz w:val="18"/>
+                <w:color w:val="FFFFFF"/>
+                <w:b/>
+              </w:rPr>
+              <w:t xml:space="preserve">Handler use</w:t>
+            </w:r>
+          </w:p>
+        </w:tc>
+      </w:tr>
+      <w:tr>
+        <w:tc>
+          <w:tcPr>
+            <w:tcW w:w="3000" w:type="dxa"/>
+            <w:shd w:fill="FFFFFF"/>
+            <w:vAlign w:val="center"/>
+          </w:tcPr>
+          <w:p>
+            <w:pPr>
+              <w:spacing w:after="50"/>
+            </w:pPr>
+            <w:r>
+              <w:rPr>
+                <w:rFonts w:ascii="Aptos" w:hAnsi="Aptos"/>
+                <w:sz w:val="18"/>
+                <w:color w:val="262626"/>
+              </w:rPr>
+              <w:t xml:space="preserve">POST /chat</w:t>
+            </w:r>
+          </w:p>
+        </w:tc>
+        <w:tc>
+          <w:tcPr>
+            <w:tcW w:w="3000" w:type="dxa"/>
+            <w:shd w:fill="FFFFFF"/>
+            <w:vAlign w:val="center"/>
+          </w:tcPr>
+          <w:p>
+            <w:pPr>
+              <w:spacing w:after="50"/>
+            </w:pPr>
+            <w:r>
+              <w:rPr>
+                <w:rFonts w:ascii="Aptos" w:hAnsi="Aptos"/>
+                <w:sz w:val="18"/>
+                <w:color w:val="262626"/>
+              </w:rPr>
+              <w:t xml:space="preserve">routeKey</w:t>
+            </w:r>
+          </w:p>
+        </w:tc>
+        <w:tc>
+          <w:tcPr>
+            <w:tcW w:w="3000" w:type="dxa"/>
+            <w:shd w:fill="FFFFFF"/>
+            <w:vAlign w:val="center"/>
+          </w:tcPr>
+          <w:p>
+            <w:pPr>
+              <w:spacing w:after="50"/>
+            </w:pPr>
+            <w:r>
+              <w:rPr>
+                <w:rFonts w:ascii="Aptos" w:hAnsi="Aptos"/>
+                <w:sz w:val="18"/>
+                <w:color w:val="262626"/>
+              </w:rPr>
+              <w:t xml:space="preserve">Selects chat-request logic</w:t>
+            </w:r>
+          </w:p>
+        </w:tc>
+      </w:tr>
+      <w:tr>
+        <w:tc>
+          <w:tcPr>
+            <w:tcW w:w="3000" w:type="dxa"/>
+            <w:shd w:fill="F3F6F2"/>
+            <w:vAlign w:val="center"/>
+          </w:tcPr>
+          <w:p>
+            <w:pPr>
+              <w:spacing w:after="50"/>
+            </w:pPr>
+            <w:r>
+              <w:rPr>
+                <w:rFonts w:ascii="Aptos" w:hAnsi="Aptos"/>
+                <w:sz w:val="18"/>
+                <w:color w:val="262626"/>
+              </w:rPr>
+              <w:t xml:space="preserve">JSON request body</w:t>
+            </w:r>
+          </w:p>
+        </w:tc>
+        <w:tc>
+          <w:tcPr>
+            <w:tcW w:w="3000" w:type="dxa"/>
+            <w:shd w:fill="F3F6F2"/>
+            <w:vAlign w:val="center"/>
+          </w:tcPr>
+          <w:p>
+            <w:pPr>
+              <w:spacing w:after="50"/>
+            </w:pPr>
+            <w:r>
+              <w:rPr>
+                <w:rFonts w:ascii="Aptos" w:hAnsi="Aptos"/>
+                <w:sz w:val="18"/>
+                <w:color w:val="262626"/>
+              </w:rPr>
+              <w:t xml:space="preserve">body string</w:t>
+            </w:r>
+          </w:p>
+        </w:tc>
+        <w:tc>
+          <w:tcPr>
+            <w:tcW w:w="3000" w:type="dxa"/>
+            <w:shd w:fill="F3F6F2"/>
+            <w:vAlign w:val="center"/>
+          </w:tcPr>
+          <w:p>
+            <w:pPr>
+              <w:spacing w:after="50"/>
+            </w:pPr>
+            <w:r>
+              <w:rPr>
+                <w:rFonts w:ascii="Aptos" w:hAnsi="Aptos"/>
+                <w:sz w:val="18"/>
+                <w:color w:val="262626"/>
+              </w:rPr>
+              <w:t xml:space="preserve">Parsed and validated as sessionId plus message</w:t>
+            </w:r>
+          </w:p>
+        </w:tc>
+      </w:tr>
+      <w:tr>
+        <w:tc>
+          <w:tcPr>
+            <w:tcW w:w="3000" w:type="dxa"/>
+            <w:shd w:fill="FFFFFF"/>
+            <w:vAlign w:val="center"/>
+          </w:tcPr>
+          <w:p>
+            <w:pPr>
+              <w:spacing w:after="50"/>
+            </w:pPr>
+            <w:r>
+              <w:rPr>
+                <w:rFonts w:ascii="Aptos" w:hAnsi="Aptos"/>
+                <w:sz w:val="18"/>
+                <w:color w:val="262626"/>
+              </w:rPr>
+              <w:t xml:space="preserve">GET /sessions/{sessionId}/messages</w:t>
+            </w:r>
+          </w:p>
+        </w:tc>
+        <w:tc>
+          <w:tcPr>
+            <w:tcW w:w="3000" w:type="dxa"/>
+            <w:shd w:fill="FFFFFF"/>
+            <w:vAlign w:val="center"/>
+          </w:tcPr>
+          <w:p>
+            <w:pPr>
+              <w:spacing w:after="50"/>
+            </w:pPr>
+            <w:r>
+              <w:rPr>
+                <w:rFonts w:ascii="Aptos" w:hAnsi="Aptos"/>
+                <w:sz w:val="18"/>
+                <w:color w:val="262626"/>
+              </w:rPr>
+              <w:t xml:space="preserve">routeKey and pathParameters.sessionId</w:t>
+            </w:r>
+          </w:p>
+        </w:tc>
+        <w:tc>
+          <w:tcPr>
+            <w:tcW w:w="3000" w:type="dxa"/>
+            <w:shd w:fill="FFFFFF"/>
+            <w:vAlign w:val="center"/>
+          </w:tcPr>
+          <w:p>
+            <w:pPr>
+              <w:spacing w:after="50"/>
+            </w:pPr>
+            <w:r>
+              <w:rPr>
+                <w:rFonts w:ascii="Aptos" w:hAnsi="Aptos"/>
+                <w:sz w:val="18"/>
+                <w:color w:val="262626"/>
+              </w:rPr>
+              <w:t xml:space="preserve">Selects and identifies the history query</w:t>
+            </w:r>
+          </w:p>
+        </w:tc>
+      </w:tr>
+      <w:tr>
+        <w:tc>
+          <w:tcPr>
+            <w:tcW w:w="3000" w:type="dxa"/>
+            <w:shd w:fill="F3F6F2"/>
+            <w:vAlign w:val="center"/>
+          </w:tcPr>
+          <w:p>
+            <w:pPr>
+              <w:spacing w:after="50"/>
+            </w:pPr>
+            <w:r>
+              <w:rPr>
+                <w:rFonts w:ascii="Aptos" w:hAnsi="Aptos"/>
+                <w:sz w:val="18"/>
+                <w:color w:val="262626"/>
+              </w:rPr>
+              <w:t xml:space="preserve">Gateway request ID</w:t>
+            </w:r>
+          </w:p>
+        </w:tc>
+        <w:tc>
+          <w:tcPr>
+            <w:tcW w:w="3000" w:type="dxa"/>
+            <w:shd w:fill="F3F6F2"/>
+            <w:vAlign w:val="center"/>
+          </w:tcPr>
+          <w:p>
+            <w:pPr>
+              <w:spacing w:after="50"/>
+            </w:pPr>
+            <w:r>
+              <w:rPr>
+                <w:rFonts w:ascii="Aptos" w:hAnsi="Aptos"/>
+                <w:sz w:val="18"/>
+                <w:color w:val="262626"/>
+              </w:rPr>
+              <w:t xml:space="preserve">requestContext.requestId</w:t>
+            </w:r>
+          </w:p>
+        </w:tc>
+        <w:tc>
+          <w:tcPr>
+            <w:tcW w:w="3000" w:type="dxa"/>
+            <w:shd w:fill="F3F6F2"/>
+            <w:vAlign w:val="center"/>
+          </w:tcPr>
+          <w:p>
+            <w:pPr>
+              <w:spacing w:after="50"/>
+            </w:pPr>
+            <w:r>
+              <w:rPr>
+                <w:rFonts w:ascii="Aptos" w:hAnsi="Aptos"/>
+                <w:sz w:val="18"/>
+                <w:color w:val="262626"/>
+              </w:rPr>
+              <w:t xml:space="preserve">Included in structured diagnostic logs</w:t>
+            </w:r>
+          </w:p>
+        </w:tc>
+      </w:tr>
+      <w:tr>
+        <w:tc>
+          <w:tcPr>
+            <w:tcW w:w="3000" w:type="dxa"/>
+            <w:shd w:fill="FFFFFF"/>
+            <w:vAlign w:val="center"/>
+          </w:tcPr>
+          <w:p>
+            <w:pPr>
+              <w:spacing w:after="50"/>
+            </w:pPr>
+            <w:r>
+              <w:rPr>
+                <w:rFonts w:ascii="Aptos" w:hAnsi="Aptos"/>
+                <w:sz w:val="18"/>
+                <w:color w:val="262626"/>
+              </w:rPr>
+              <w:t xml:space="preserve">Function response</w:t>
+            </w:r>
+          </w:p>
+        </w:tc>
+        <w:tc>
+          <w:tcPr>
+            <w:tcW w:w="3000" w:type="dxa"/>
+            <w:shd w:fill="FFFFFF"/>
+            <w:vAlign w:val="center"/>
+          </w:tcPr>
+          <w:p>
+            <w:pPr>
+              <w:spacing w:after="50"/>
+            </w:pPr>
+            <w:r>
+              <w:rPr>
+                <w:rFonts w:ascii="Aptos" w:hAnsi="Aptos"/>
+                <w:sz w:val="18"/>
+                <w:color w:val="262626"/>
+              </w:rPr>
+              <w:t xml:space="preserve">statusCode, headers, body</w:t>
+            </w:r>
+          </w:p>
+        </w:tc>
+        <w:tc>
+          <w:tcPr>
+            <w:tcW w:w="3000" w:type="dxa"/>
+            <w:shd w:fill="FFFFFF"/>
+            <w:vAlign w:val="center"/>
+          </w:tcPr>
+          <w:p>
+            <w:pPr>
+              <w:spacing w:after="50"/>
+            </w:pPr>
+            <w:r>
+              <w:rPr>
+                <w:rFonts w:ascii="Aptos" w:hAnsi="Aptos"/>
+                <w:sz w:val="18"/>
+                <w:color w:val="262626"/>
+              </w:rPr>
+              <w:t xml:space="preserve">Converted back into the HTTPS response</w:t>
+            </w:r>
+          </w:p>
+        </w:tc>
+      </w:tr>
+    </w:tbl>
+    <w:p/>
+    <w:p>
+      <w:pPr>
+        <w:pStyle w:val="Heading2"/>
+        <w:jc w:val="left"/>
+        <w:spacing w:after="120"/>
+      </w:pPr>
+      <w:r>
+        <w:rPr/>
+        <w:t xml:space="preserve">7.7 Knowledge-Base Ingestion Workflow</w:t>
+      </w:r>
+    </w:p>
+    <w:p>
+      <w:pPr>
+        <w:pStyle w:val="ListParagraph"/>
+        <w:jc w:val="left"/>
+        <w:spacing w:after="70"/>
+      </w:pPr>
+      <w:r>
+        <w:rPr/>
+        <w:t xml:space="preserve">1.  Terraform uploads repository-authored Markdown files only beneath knowledge-base/documents/ in the private source-document S3 bucket.</w:t>
+      </w:r>
+    </w:p>
+    <w:p>
+      <w:pPr>
+        <w:pStyle w:val="ListParagraph"/>
+        <w:jc w:val="left"/>
+        <w:spacing w:after="70"/>
+      </w:pPr>
+      <w:r>
+        <w:rPr/>
+        <w:t xml:space="preserve">2.  An object create, update, or delete causes S3 to send an event to the encrypted standard SQS ingestion queue. SQS provides durable buffering and at-least-once delivery.</w:t>
+      </w:r>
+    </w:p>
+    <w:p>
+      <w:pPr>
+        <w:pStyle w:val="ListParagraph"/>
+        <w:jc w:val="left"/>
+        <w:spacing w:after="70"/>
+      </w:pPr>
+      <w:r>
+        <w:rPr/>
+        <w:t xml:space="preserve">3.  The Lambda event-source mapping groups up to 100 messages for up to 60 seconds and invokes the ingestion Lambda. This coalesces document bursts into one synchronization request.</w:t>
+      </w:r>
+    </w:p>
+    <w:p>
+      <w:pPr>
+        <w:pStyle w:val="ListParagraph"/>
+        <w:jc w:val="left"/>
+        <w:spacing w:after="70"/>
+      </w:pPr>
+      <w:r>
+        <w:rPr/>
+        <w:t xml:space="preserve">4.  The ingestion Lambda lists recent Bedrock ingestion jobs. If a job is STARTING, IN_PROGRESS, or STOPPING, it returns those SQS records as batch failures so they are retried after the visibility delay.</w:t>
+      </w:r>
+    </w:p>
+    <w:p>
+      <w:pPr>
+        <w:pStyle w:val="ListParagraph"/>
+        <w:jc w:val="left"/>
+        <w:spacing w:after="70"/>
+      </w:pPr>
+      <w:r>
+        <w:rPr/>
+        <w:t xml:space="preserve">5.  When no job is active, the function calculates a deterministic client token from the sorted SQS message IDs and calls Bedrock StartIngestionJob. This makes an at-least-once retry idempotent.</w:t>
+      </w:r>
+    </w:p>
+    <w:p>
+      <w:pPr>
+        <w:pStyle w:val="ListParagraph"/>
+        <w:jc w:val="left"/>
+        <w:spacing w:after="70"/>
+      </w:pPr>
+      <w:r>
+        <w:rPr/>
+        <w:t xml:space="preserve">6.  Bedrock reads the approved S3 prefix, divides the documents into chunks of at most 500 tokens with 15 percent overlap, and invokes Titan Text Embeddings V2 for each chunk.</w:t>
+      </w:r>
+    </w:p>
+    <w:p>
+      <w:pPr>
+        <w:pStyle w:val="ListParagraph"/>
+        <w:jc w:val="left"/>
+        <w:spacing w:after="70"/>
+      </w:pPr>
+      <w:r>
+        <w:rPr/>
+        <w:t xml:space="preserve">7.  Titan returns a 256-value FLOAT32 embedding. Bedrock stores that vector, its source association, and permitted metadata in the technical-documents S3 Vectors index, which uses cosine distance.</w:t>
+      </w:r>
+    </w:p>
+    <w:p>
+      <w:pPr>
+        <w:pStyle w:val="ListParagraph"/>
+        <w:jc w:val="left"/>
+        <w:spacing w:after="70"/>
+      </w:pPr>
+      <w:r>
+        <w:rPr/>
+        <w:t xml:space="preserve">8.  The starter Lambda logs the job identifier but does not wait for completion. Ingestion is eventually consistent; repeated start failures move events to the 14-day DLQ after eight receives and trigger alarms.</w:t>
+      </w:r>
+    </w:p>
+    <w:p>
+      <w:pPr>
+        <w:pStyle w:val="Normal"/>
+        <w:jc w:val="left"/>
+        <w:spacing w:after="20"/>
+      </w:pPr>
+      <w:r>
+        <w:rPr/>
+        <w:t xml:space="preserve"/>
+      </w:r>
+    </w:p>
+    <w:tbl>
+      <w:tblPr>
+        <w:tblW w:w="9000" w:type="dxa"/>
+        <w:tblBorders>
+          <w:left w:val="single" w:sz="18" w:color="557A61"/>
+        </w:tblBorders>
+      </w:tblPr>
+      <w:tr>
+        <w:tc>
+          <w:tcPr>
+            <w:shd w:fill="E8F0E7"/>
+            <w:tcMar>
+              <w:top w:w="120" w:type="dxa"/>
+              <w:left w:w="180" w:type="dxa"/>
+              <w:bottom w:w="120" w:type="dxa"/>
+              <w:right w:w="180" w:type="dxa"/>
+            </w:tcMar>
+          </w:tcPr>
+          <w:p>
+            <w:r>
+              <w:rPr>
+                <w:b/>
+                <w:color w:val="365A43"/>
+              </w:rPr>
+              <w:t>Storage distinction</w:t>
+            </w:r>
+          </w:p>
+          <w:p>
+            <w:r>
+              <w:t>The source-document S3 bucket stores the readable Markdown files. S3 Vectors stores mathematical embeddings and source metadata. The separate frontend S3 bucket stores the website, while the bootstrap S3 bucket stores Terraform state. Only the source-document bucket and vector index participate in knowledge retrieval.</w:t>
+            </w:r>
+          </w:p>
+        </w:tc>
+      </w:tr>
+    </w:tbl>
+    <w:p/>
+    <w:p>
+      <w:pPr>
+        <w:pStyle w:val="Heading2"/>
+        <w:jc w:val="left"/>
+        <w:spacing w:after="120"/>
+      </w:pPr>
+      <w:r>
+        <w:rPr/>
+        <w:t xml:space="preserve">7.8 End-to-End Question-Answering Workflow</w:t>
+      </w:r>
+    </w:p>
+    <w:p>
+      <w:pPr>
+        <w:pStyle w:val="ListParagraph"/>
+        <w:jc w:val="left"/>
+        <w:spacing w:after="70"/>
+      </w:pPr>
+      <w:r>
+        <w:rPr/>
+        <w:t xml:space="preserve">1.  The browser creates or restores a canonical UUID, then sends sessionId and a question of at most 2,000 characters to POST /chat.</w:t>
+      </w:r>
+    </w:p>
+    <w:p>
+      <w:pPr>
+        <w:pStyle w:val="ListParagraph"/>
+        <w:jc w:val="left"/>
+        <w:spacing w:after="70"/>
+      </w:pPr>
+      <w:r>
+        <w:rPr/>
+        <w:t xml:space="preserve">2.  API Gateway invokes the chat Lambda. The handler validates the JSON body, UUID, non-empty message, and input length before making any Bedrock request.</w:t>
+      </w:r>
+    </w:p>
+    <w:p>
+      <w:pPr>
+        <w:pStyle w:val="ListParagraph"/>
+        <w:jc w:val="left"/>
+        <w:spacing w:after="70"/>
+      </w:pPr>
+      <w:r>
+        <w:rPr/>
+        <w:t xml:space="preserve">3.  The Lambda queries the DynamoDB partition for that UUID and loads at most 12 unexpired messages in chronological order. DynamoDB TTL defaults to 24 hours; application reads hide logically expired items before asynchronous physical deletion.</w:t>
+      </w:r>
+    </w:p>
+    <w:p>
+      <w:pPr>
+        <w:pStyle w:val="ListParagraph"/>
+        <w:jc w:val="left"/>
+        <w:spacing w:after="70"/>
+      </w:pPr>
+      <w:r>
+        <w:rPr/>
+        <w:t xml:space="preserve">4.  The Lambda formats those messages only as bounded conversational context so references such as 'it' can be resolved. Its instruction explicitly says that prior conversation is not a factual source.</w:t>
+      </w:r>
+    </w:p>
+    <w:p>
+      <w:pPr>
+        <w:pStyle w:val="ListParagraph"/>
+        <w:jc w:val="left"/>
+        <w:spacing w:after="70"/>
+      </w:pPr>
+      <w:r>
+        <w:rPr/>
+        <w:t xml:space="preserve">5.  The Lambda calls Bedrock Agent Runtime RetrieveAndGenerate with the exact Knowledge Base ID, Nova Micro model ARN, a strict custom prompt, and a retrieval request for five results.</w:t>
+      </w:r>
+    </w:p>
+    <w:p>
+      <w:pPr>
+        <w:pStyle w:val="ListParagraph"/>
+        <w:jc w:val="left"/>
+        <w:spacing w:after="70"/>
+      </w:pPr>
+      <w:r>
+        <w:rPr/>
+        <w:t xml:space="preserve">6.  Within the managed Knowledge Base, Titan V2 converts the new question into a 256-dimension query embedding. S3 Vectors compares it with indexed chunk vectors by cosine similarity and returns the five most semantically relevant chunks and source metadata.</w:t>
+      </w:r>
+    </w:p>
+    <w:p>
+      <w:pPr>
+        <w:pStyle w:val="ListParagraph"/>
+        <w:jc w:val="left"/>
+        <w:spacing w:after="70"/>
+      </w:pPr>
+      <w:r>
+        <w:rPr/>
+        <w:t xml:space="preserve">7.  Bedrock supplies the retrieved chunks, question, bounded history, grounding prompt, and output-format instructions to Nova Micro. Nova writes a response with a maximum of 600 output tokens, temperature 0.1, and topP 0.9.</w:t>
+      </w:r>
+    </w:p>
+    <w:p>
+      <w:pPr>
+        <w:pStyle w:val="ListParagraph"/>
+        <w:jc w:val="left"/>
+        <w:spacing w:after="70"/>
+      </w:pPr>
+      <w:r>
+        <w:rPr/>
+        <w:t xml:space="preserve">8.  Bedrock returns generated text plus retrieved references. The Lambda extracts at most five unique citations, keeps a source filename and up to 500 characters of excerpt, and does not expose private S3 URIs.</w:t>
+      </w:r>
+    </w:p>
+    <w:p>
+      <w:pPr>
+        <w:pStyle w:val="ListParagraph"/>
+        <w:jc w:val="left"/>
+        <w:spacing w:after="70"/>
+      </w:pPr>
+      <w:r>
+        <w:rPr/>
+        <w:t xml:space="preserve">9.  The Lambda accepts the answer only when it is non-empty, has citations, and does not contain the configured insufficiency response. Otherwise it returns the exact fallback and no citations.</w:t>
+      </w:r>
+    </w:p>
+    <w:p>
+      <w:pPr>
+        <w:pStyle w:val="ListParagraph"/>
+        <w:jc w:val="left"/>
+        <w:spacing w:after="70"/>
+      </w:pPr>
+      <w:r>
+        <w:rPr/>
+        <w:t xml:space="preserve">10.  The user question and accepted assistant response are written to DynamoDB with the same calculated expiry. API Gateway returns the JSON response and the browser renders the text and source cards.</w:t>
+      </w:r>
+    </w:p>
+    <w:p>
+      <w:pPr>
+        <w:pStyle w:val="Normal"/>
+        <w:jc w:val="left"/>
+        <w:spacing w:after="20"/>
+      </w:pPr>
+      <w:r>
+        <w:rPr/>
+        <w:t xml:space="preserve"/>
       </w:r>
     </w:p>
     <w:tbl>
@@ -13674,7 +12772,7 @@
                 <w:sz w:val="17"/>
                 <w:color w:val="365A43"/>
               </w:rPr>
-              <w:t xml:space="preserve">LOCAL OPERATOR</w:t>
+              <w:t xml:space="preserve">INGESTION</w:t>
             </w:r>
             <w:r>
               <w:rPr>
@@ -13690,7 +12788,7 @@
                 <w:sz w:val="17"/>
                 <w:color w:val="365A43"/>
               </w:rPr>
-              <w:t xml:space="preserve">   -- terraform -chdir=bootstrap apply</w:t>
+              <w:t xml:space="preserve">Markdown in document S3 --&gt; SQS --&gt; ingestion Lambda --&gt; Bedrock sync</w:t>
             </w:r>
             <w:r>
               <w:rPr>
@@ -13706,7 +12804,7 @@
                 <w:sz w:val="17"/>
                 <w:color w:val="365A43"/>
               </w:rPr>
-              <w:t xml:space="preserve">          |-- S3 STATE BUCKET (prevent_destroy)</w:t>
+              <w:t xml:space="preserve">    --&gt; 500-token chunks / 15% overlap --&gt; Titan V2 embeddings</w:t>
             </w:r>
             <w:r>
               <w:rPr>
@@ -13722,7 +12820,7 @@
                 <w:sz w:val="17"/>
                 <w:color w:val="365A43"/>
               </w:rPr>
-              <w:t xml:space="preserve">          |-- GITHUB PLAN OIDC ROLE</w:t>
+              <w:t xml:space="preserve">    --&gt; 256D FLOAT32 cosine index in S3 Vectors</w:t>
             </w:r>
             <w:r>
               <w:rPr>
@@ -13738,7 +12836,7 @@
                 <w:sz w:val="17"/>
                 <w:color w:val="365A43"/>
               </w:rPr>
-              <w:t xml:space="preserve">          -- GITHUB DEPLOY OIDC ROLE</w:t>
+              <w:t xml:space="preserve"/>
             </w:r>
             <w:r>
               <w:rPr>
@@ -13754,7 +12852,7 @@
                 <w:sz w:val="17"/>
                 <w:color w:val="365A43"/>
               </w:rPr>
-              <w:t xml:space="preserve"/>
+              <w:t xml:space="preserve">QUESTION</w:t>
             </w:r>
             <w:r>
               <w:rPr>
@@ -13770,7 +12868,7 @@
                 <w:sz w:val="17"/>
                 <w:color w:val="365A43"/>
               </w:rPr>
-              <w:t xml:space="preserve">APPLICATION TERRAFORM / GITHUB ACTIONS</w:t>
+              <w:t xml:space="preserve">Browser --&gt; API Gateway --&gt; chat Lambda --&gt; DynamoDB history (max 12)</w:t>
             </w:r>
             <w:r>
               <w:rPr>
@@ -13786,7 +12884,7 @@
                 <w:sz w:val="17"/>
                 <w:color w:val="365A43"/>
               </w:rPr>
-              <w:t xml:space="preserve">   -- backend.hcl --&gt; EXISTING STATE BUCKET / exact key + .tflock</w:t>
+              <w:t xml:space="preserve">    --&gt; Bedrock Knowledge Base --&gt; Titan query embedding --&gt; S3 Vectors top 5</w:t>
             </w:r>
             <w:r>
               <w:rPr>
@@ -13802,7 +12900,23 @@
                 <w:sz w:val="17"/>
                 <w:color w:val="365A43"/>
               </w:rPr>
-              <w:t xml:space="preserve">   -- terraform/ --&gt; ALL APPLICATION RESOURCES</w:t>
+              <w:t xml:space="preserve">    --&gt; retrieved chunks + strict prompt --&gt; Nova Micro --&gt; answer + citations</w:t>
+            </w:r>
+            <w:r>
+              <w:rPr>
+                <w:rFonts w:ascii="Aptos Mono" w:hAnsi="Aptos Mono"/>
+                <w:sz w:val="17"/>
+                <w:color w:val="365A43"/>
+              </w:rPr>
+              <w:br/>
+            </w:r>
+            <w:r>
+              <w:rPr>
+                <w:rFonts w:ascii="Aptos Mono" w:hAnsi="Aptos Mono"/>
+                <w:sz w:val="17"/>
+                <w:color w:val="365A43"/>
+              </w:rPr>
+              <w:t xml:space="preserve">    --&gt; Lambda fail-closed checks --&gt; DynamoDB TTL --&gt; browser</w:t>
             </w:r>
           </w:p>
         </w:tc>
@@ -13822,7 +12936,7 @@
         </w:r>
       </w:fldSimple>
       <w:r>
-        <w:t xml:space="preserve"> - Terraform root and state relationship</w:t>
+        <w:t xml:space="preserve"> - Detailed RAG ingestion and answer lifecycle</w:t>
       </w:r>
     </w:p>
     <w:p>
@@ -13833,7 +12947,7 @@
       </w:pPr>
       <w:r>
         <w:rPr/>
-        <w:t xml:space="preserve">8.2 State, Locking, and Execution</w:t>
+        <w:t xml:space="preserve">7.9 Hallucination-Reduction Controls</w:t>
       </w:r>
     </w:p>
     <w:p>
@@ -13844,6 +12958,1060 @@
       </w:pPr>
       <w:r>
         <w:rPr/>
+        <w:t xml:space="preserve">The application follows a retrieve-first, generate-second, fail-closed pattern. These controls materially reduce unsupported answers, but they do not make probabilistic generation mathematically incapable of hallucination.</w:t>
+      </w:r>
+    </w:p>
+    <w:p>
+      <w:pPr>
+        <w:pStyle w:val="Caption"/>
+        <w:jc w:val="center"/>
+      </w:pPr>
+      <w:r>
+        <w:t>Table </w:t>
+      </w:r>
+      <w:fldSimple w:instr=" SEQ Table \* ARABIC ">
+        <w:r>
+          <w:t>29</w:t>
+        </w:r>
+      </w:fldSimple>
+      <w:r>
+        <w:t xml:space="preserve"> - Grounding and hallucination controls</w:t>
+      </w:r>
+    </w:p>
+    <w:tbl>
+      <w:tblPr>
+        <w:tblW w:w="9000" w:type="dxa"/>
+        <w:tblLayout w:type="fixed"/>
+        <w:tblBorders>
+          <w:top w:val="single" w:sz="4" w:color="B7C6B8"/>
+          <w:left w:val="single" w:sz="4" w:color="B7C6B8"/>
+          <w:bottom w:val="single" w:sz="4" w:color="B7C6B8"/>
+          <w:right w:val="single" w:sz="4" w:color="B7C6B8"/>
+          <w:insideH w:val="single" w:sz="3" w:color="D9E1DA"/>
+          <w:insideV w:val="single" w:sz="3" w:color="D9E1DA"/>
+        </w:tblBorders>
+        <w:tblCellMar>
+          <w:top w:w="80" w:type="dxa"/>
+          <w:left w:w="90" w:type="dxa"/>
+          <w:bottom w:w="80" w:type="dxa"/>
+          <w:right w:w="90" w:type="dxa"/>
+        </w:tblCellMar>
+      </w:tblPr>
+      <w:tblGrid>
+        <w:gridCol w:w="3000"/>
+        <w:gridCol w:w="3000"/>
+        <w:gridCol w:w="3000"/>
+      </w:tblGrid>
+      <w:tr>
+        <w:trPr>
+          <w:tblHeader/>
+        </w:trPr>
+        <w:tc>
+          <w:tcPr>
+            <w:tcW w:w="3000" w:type="dxa"/>
+            <w:shd w:fill="5B3B1F"/>
+            <w:vAlign w:val="center"/>
+          </w:tcPr>
+          <w:p>
+            <w:pPr>
+              <w:spacing w:after="50"/>
+            </w:pPr>
+            <w:r>
+              <w:rPr>
+                <w:rFonts w:ascii="Aptos" w:hAnsi="Aptos"/>
+                <w:sz w:val="18"/>
+                <w:color w:val="FFFFFF"/>
+                <w:b/>
+              </w:rPr>
+              <w:t xml:space="preserve">Control</w:t>
+            </w:r>
+          </w:p>
+        </w:tc>
+        <w:tc>
+          <w:tcPr>
+            <w:tcW w:w="3000" w:type="dxa"/>
+            <w:shd w:fill="5B3B1F"/>
+            <w:vAlign w:val="center"/>
+          </w:tcPr>
+          <w:p>
+            <w:pPr>
+              <w:spacing w:after="50"/>
+            </w:pPr>
+            <w:r>
+              <w:rPr>
+                <w:rFonts w:ascii="Aptos" w:hAnsi="Aptos"/>
+                <w:sz w:val="18"/>
+                <w:color w:val="FFFFFF"/>
+                <w:b/>
+              </w:rPr>
+              <w:t xml:space="preserve">Implementation</w:t>
+            </w:r>
+          </w:p>
+        </w:tc>
+        <w:tc>
+          <w:tcPr>
+            <w:tcW w:w="3000" w:type="dxa"/>
+            <w:shd w:fill="5B3B1F"/>
+            <w:vAlign w:val="center"/>
+          </w:tcPr>
+          <w:p>
+            <w:pPr>
+              <w:spacing w:after="50"/>
+            </w:pPr>
+            <w:r>
+              <w:rPr>
+                <w:rFonts w:ascii="Aptos" w:hAnsi="Aptos"/>
+                <w:sz w:val="18"/>
+                <w:color w:val="FFFFFF"/>
+                <w:b/>
+              </w:rPr>
+              <w:t xml:space="preserve">Effect</w:t>
+            </w:r>
+          </w:p>
+        </w:tc>
+      </w:tr>
+      <w:tr>
+        <w:tc>
+          <w:tcPr>
+            <w:tcW w:w="3000" w:type="dxa"/>
+            <w:shd w:fill="FFFFFF"/>
+            <w:vAlign w:val="center"/>
+          </w:tcPr>
+          <w:p>
+            <w:pPr>
+              <w:spacing w:after="50"/>
+            </w:pPr>
+            <w:r>
+              <w:rPr>
+                <w:rFonts w:ascii="Aptos" w:hAnsi="Aptos"/>
+                <w:sz w:val="18"/>
+                <w:color w:val="262626"/>
+              </w:rPr>
+              <w:t xml:space="preserve">Retrieval before generation</w:t>
+            </w:r>
+          </w:p>
+        </w:tc>
+        <w:tc>
+          <w:tcPr>
+            <w:tcW w:w="3000" w:type="dxa"/>
+            <w:shd w:fill="FFFFFF"/>
+            <w:vAlign w:val="center"/>
+          </w:tcPr>
+          <w:p>
+            <w:pPr>
+              <w:spacing w:after="50"/>
+            </w:pPr>
+            <w:r>
+              <w:rPr>
+                <w:rFonts w:ascii="Aptos" w:hAnsi="Aptos"/>
+                <w:sz w:val="18"/>
+                <w:color w:val="262626"/>
+              </w:rPr>
+              <w:t xml:space="preserve">Bedrock retrieves five chunks from the approved S3 Vectors index before Nova is called.</w:t>
+            </w:r>
+          </w:p>
+        </w:tc>
+        <w:tc>
+          <w:tcPr>
+            <w:tcW w:w="3000" w:type="dxa"/>
+            <w:shd w:fill="FFFFFF"/>
+            <w:vAlign w:val="center"/>
+          </w:tcPr>
+          <w:p>
+            <w:pPr>
+              <w:spacing w:after="50"/>
+            </w:pPr>
+            <w:r>
+              <w:rPr>
+                <w:rFonts w:ascii="Aptos" w:hAnsi="Aptos"/>
+                <w:sz w:val="18"/>
+                <w:color w:val="262626"/>
+              </w:rPr>
+              <w:t xml:space="preserve">Provides document evidence instead of asking the model to answer from training knowledge alone.</w:t>
+            </w:r>
+          </w:p>
+        </w:tc>
+      </w:tr>
+      <w:tr>
+        <w:tc>
+          <w:tcPr>
+            <w:tcW w:w="3000" w:type="dxa"/>
+            <w:shd w:fill="F3F6F2"/>
+            <w:vAlign w:val="center"/>
+          </w:tcPr>
+          <w:p>
+            <w:pPr>
+              <w:spacing w:after="50"/>
+            </w:pPr>
+            <w:r>
+              <w:rPr>
+                <w:rFonts w:ascii="Aptos" w:hAnsi="Aptos"/>
+                <w:sz w:val="18"/>
+                <w:color w:val="262626"/>
+              </w:rPr>
+              <w:t xml:space="preserve">Strict generation prompt</w:t>
+            </w:r>
+          </w:p>
+        </w:tc>
+        <w:tc>
+          <w:tcPr>
+            <w:tcW w:w="3000" w:type="dxa"/>
+            <w:shd w:fill="F3F6F2"/>
+            <w:vAlign w:val="center"/>
+          </w:tcPr>
+          <w:p>
+            <w:pPr>
+              <w:spacing w:after="50"/>
+            </w:pPr>
+            <w:r>
+              <w:rPr>
+                <w:rFonts w:ascii="Aptos" w:hAnsi="Aptos"/>
+                <w:sz w:val="18"/>
+                <w:color w:val="262626"/>
+              </w:rPr>
+              <w:t xml:space="preserve">Nova is told to use only facts explicitly present in retrieved search results and to avoid general knowledge and assumptions.</w:t>
+            </w:r>
+          </w:p>
+        </w:tc>
+        <w:tc>
+          <w:tcPr>
+            <w:tcW w:w="3000" w:type="dxa"/>
+            <w:shd w:fill="F3F6F2"/>
+            <w:vAlign w:val="center"/>
+          </w:tcPr>
+          <w:p>
+            <w:pPr>
+              <w:spacing w:after="50"/>
+            </w:pPr>
+            <w:r>
+              <w:rPr>
+                <w:rFonts w:ascii="Aptos" w:hAnsi="Aptos"/>
+                <w:sz w:val="18"/>
+                <w:color w:val="262626"/>
+              </w:rPr>
+              <w:t xml:space="preserve">Directs generation toward the controlled corpus.</w:t>
+            </w:r>
+          </w:p>
+        </w:tc>
+      </w:tr>
+      <w:tr>
+        <w:tc>
+          <w:tcPr>
+            <w:tcW w:w="3000" w:type="dxa"/>
+            <w:shd w:fill="FFFFFF"/>
+            <w:vAlign w:val="center"/>
+          </w:tcPr>
+          <w:p>
+            <w:pPr>
+              <w:spacing w:after="50"/>
+            </w:pPr>
+            <w:r>
+              <w:rPr>
+                <w:rFonts w:ascii="Aptos" w:hAnsi="Aptos"/>
+                <w:sz w:val="18"/>
+                <w:color w:val="262626"/>
+              </w:rPr>
+              <w:t xml:space="preserve">History is context, not evidence</w:t>
+            </w:r>
+          </w:p>
+        </w:tc>
+        <w:tc>
+          <w:tcPr>
+            <w:tcW w:w="3000" w:type="dxa"/>
+            <w:shd w:fill="FFFFFF"/>
+            <w:vAlign w:val="center"/>
+          </w:tcPr>
+          <w:p>
+            <w:pPr>
+              <w:spacing w:after="50"/>
+            </w:pPr>
+            <w:r>
+              <w:rPr>
+                <w:rFonts w:ascii="Aptos" w:hAnsi="Aptos"/>
+                <w:sz w:val="18"/>
+                <w:color w:val="262626"/>
+              </w:rPr>
+              <w:t xml:space="preserve">The formatted prompt says conversation history may resolve references but must not be treated as a source.</w:t>
+            </w:r>
+          </w:p>
+        </w:tc>
+        <w:tc>
+          <w:tcPr>
+            <w:tcW w:w="3000" w:type="dxa"/>
+            <w:shd w:fill="FFFFFF"/>
+            <w:vAlign w:val="center"/>
+          </w:tcPr>
+          <w:p>
+            <w:pPr>
+              <w:spacing w:after="50"/>
+            </w:pPr>
+            <w:r>
+              <w:rPr>
+                <w:rFonts w:ascii="Aptos" w:hAnsi="Aptos"/>
+                <w:sz w:val="18"/>
+                <w:color w:val="262626"/>
+              </w:rPr>
+              <w:t xml:space="preserve">Prevents an earlier assistant answer from becoming self-reinforcing evidence.</w:t>
+            </w:r>
+          </w:p>
+        </w:tc>
+      </w:tr>
+      <w:tr>
+        <w:tc>
+          <w:tcPr>
+            <w:tcW w:w="3000" w:type="dxa"/>
+            <w:shd w:fill="F3F6F2"/>
+            <w:vAlign w:val="center"/>
+          </w:tcPr>
+          <w:p>
+            <w:pPr>
+              <w:spacing w:after="50"/>
+            </w:pPr>
+            <w:r>
+              <w:rPr>
+                <w:rFonts w:ascii="Aptos" w:hAnsi="Aptos"/>
+                <w:sz w:val="18"/>
+                <w:color w:val="262626"/>
+              </w:rPr>
+              <w:t xml:space="preserve">Exact insufficiency response</w:t>
+            </w:r>
+          </w:p>
+        </w:tc>
+        <w:tc>
+          <w:tcPr>
+            <w:tcW w:w="3000" w:type="dxa"/>
+            <w:shd w:fill="F3F6F2"/>
+            <w:vAlign w:val="center"/>
+          </w:tcPr>
+          <w:p>
+            <w:pPr>
+              <w:spacing w:after="50"/>
+            </w:pPr>
+            <w:r>
+              <w:rPr>
+                <w:rFonts w:ascii="Aptos" w:hAnsi="Aptos"/>
+                <w:sz w:val="18"/>
+                <w:color w:val="262626"/>
+              </w:rPr>
+              <w:t xml:space="preserve">If sources do not fully support an answer, Nova must return: I don't have enough information in the knowledge base to answer that question.</w:t>
+            </w:r>
+          </w:p>
+        </w:tc>
+        <w:tc>
+          <w:tcPr>
+            <w:tcW w:w="3000" w:type="dxa"/>
+            <w:shd w:fill="F3F6F2"/>
+            <w:vAlign w:val="center"/>
+          </w:tcPr>
+          <w:p>
+            <w:pPr>
+              <w:spacing w:after="50"/>
+            </w:pPr>
+            <w:r>
+              <w:rPr>
+                <w:rFonts w:ascii="Aptos" w:hAnsi="Aptos"/>
+                <w:sz w:val="18"/>
+                <w:color w:val="262626"/>
+              </w:rPr>
+              <w:t xml:space="preserve">Produces a predictable refusal instead of a speculative completion.</w:t>
+            </w:r>
+          </w:p>
+        </w:tc>
+      </w:tr>
+      <w:tr>
+        <w:tc>
+          <w:tcPr>
+            <w:tcW w:w="3000" w:type="dxa"/>
+            <w:shd w:fill="FFFFFF"/>
+            <w:vAlign w:val="center"/>
+          </w:tcPr>
+          <w:p>
+            <w:pPr>
+              <w:spacing w:after="50"/>
+            </w:pPr>
+            <w:r>
+              <w:rPr>
+                <w:rFonts w:ascii="Aptos" w:hAnsi="Aptos"/>
+                <w:sz w:val="18"/>
+                <w:color w:val="262626"/>
+              </w:rPr>
+              <w:t xml:space="preserve">Citation-required fail closed</w:t>
+            </w:r>
+          </w:p>
+        </w:tc>
+        <w:tc>
+          <w:tcPr>
+            <w:tcW w:w="3000" w:type="dxa"/>
+            <w:shd w:fill="FFFFFF"/>
+            <w:vAlign w:val="center"/>
+          </w:tcPr>
+          <w:p>
+            <w:pPr>
+              <w:spacing w:after="50"/>
+            </w:pPr>
+            <w:r>
+              <w:rPr>
+                <w:rFonts w:ascii="Aptos" w:hAnsi="Aptos"/>
+                <w:sz w:val="18"/>
+                <w:color w:val="262626"/>
+              </w:rPr>
+              <w:t xml:space="preserve">The Lambda replaces any answer without retrieved citations with the insufficiency response.</w:t>
+            </w:r>
+          </w:p>
+        </w:tc>
+        <w:tc>
+          <w:tcPr>
+            <w:tcW w:w="3000" w:type="dxa"/>
+            <w:shd w:fill="FFFFFF"/>
+            <w:vAlign w:val="center"/>
+          </w:tcPr>
+          <w:p>
+            <w:pPr>
+              <w:spacing w:after="50"/>
+            </w:pPr>
+            <w:r>
+              <w:rPr>
+                <w:rFonts w:ascii="Aptos" w:hAnsi="Aptos"/>
+                <w:sz w:val="18"/>
+                <w:color w:val="262626"/>
+              </w:rPr>
+              <w:t xml:space="preserve">Blocks uncited model output from reaching the user.</w:t>
+            </w:r>
+          </w:p>
+        </w:tc>
+      </w:tr>
+      <w:tr>
+        <w:tc>
+          <w:tcPr>
+            <w:tcW w:w="3000" w:type="dxa"/>
+            <w:shd w:fill="F3F6F2"/>
+            <w:vAlign w:val="center"/>
+          </w:tcPr>
+          <w:p>
+            <w:pPr>
+              <w:spacing w:after="50"/>
+            </w:pPr>
+            <w:r>
+              <w:rPr>
+                <w:rFonts w:ascii="Aptos" w:hAnsi="Aptos"/>
+                <w:sz w:val="18"/>
+                <w:color w:val="262626"/>
+              </w:rPr>
+              <w:t xml:space="preserve">Fallback detection</w:t>
+            </w:r>
+          </w:p>
+        </w:tc>
+        <w:tc>
+          <w:tcPr>
+            <w:tcW w:w="3000" w:type="dxa"/>
+            <w:shd w:fill="F3F6F2"/>
+            <w:vAlign w:val="center"/>
+          </w:tcPr>
+          <w:p>
+            <w:pPr>
+              <w:spacing w:after="50"/>
+            </w:pPr>
+            <w:r>
+              <w:rPr>
+                <w:rFonts w:ascii="Aptos" w:hAnsi="Aptos"/>
+                <w:sz w:val="18"/>
+                <w:color w:val="262626"/>
+              </w:rPr>
+              <w:t xml:space="preserve">If Nova includes the configured insufficiency phrase anywhere in its output, Lambda returns only the standard fallback and removes citations.</w:t>
+            </w:r>
+          </w:p>
+        </w:tc>
+        <w:tc>
+          <w:tcPr>
+            <w:tcW w:w="3000" w:type="dxa"/>
+            <w:shd w:fill="F3F6F2"/>
+            <w:vAlign w:val="center"/>
+          </w:tcPr>
+          <w:p>
+            <w:pPr>
+              <w:spacing w:after="50"/>
+            </w:pPr>
+            <w:r>
+              <w:rPr>
+                <w:rFonts w:ascii="Aptos" w:hAnsi="Aptos"/>
+                <w:sz w:val="18"/>
+                <w:color w:val="262626"/>
+              </w:rPr>
+              <w:t xml:space="preserve">Prevents a refusal followed by unsupported general advice.</w:t>
+            </w:r>
+          </w:p>
+        </w:tc>
+      </w:tr>
+      <w:tr>
+        <w:tc>
+          <w:tcPr>
+            <w:tcW w:w="3000" w:type="dxa"/>
+            <w:shd w:fill="FFFFFF"/>
+            <w:vAlign w:val="center"/>
+          </w:tcPr>
+          <w:p>
+            <w:pPr>
+              <w:spacing w:after="50"/>
+            </w:pPr>
+            <w:r>
+              <w:rPr>
+                <w:rFonts w:ascii="Aptos" w:hAnsi="Aptos"/>
+                <w:sz w:val="18"/>
+                <w:color w:val="262626"/>
+              </w:rPr>
+              <w:t xml:space="preserve">Low creativity</w:t>
+            </w:r>
+          </w:p>
+        </w:tc>
+        <w:tc>
+          <w:tcPr>
+            <w:tcW w:w="3000" w:type="dxa"/>
+            <w:shd w:fill="FFFFFF"/>
+            <w:vAlign w:val="center"/>
+          </w:tcPr>
+          <w:p>
+            <w:pPr>
+              <w:spacing w:after="50"/>
+            </w:pPr>
+            <w:r>
+              <w:rPr>
+                <w:rFonts w:ascii="Aptos" w:hAnsi="Aptos"/>
+                <w:sz w:val="18"/>
+                <w:color w:val="262626"/>
+              </w:rPr>
+              <w:t xml:space="preserve">temperature=0.1, topP=0.9, maxTokens=600.</w:t>
+            </w:r>
+          </w:p>
+        </w:tc>
+        <w:tc>
+          <w:tcPr>
+            <w:tcW w:w="3000" w:type="dxa"/>
+            <w:shd w:fill="FFFFFF"/>
+            <w:vAlign w:val="center"/>
+          </w:tcPr>
+          <w:p>
+            <w:pPr>
+              <w:spacing w:after="50"/>
+            </w:pPr>
+            <w:r>
+              <w:rPr>
+                <w:rFonts w:ascii="Aptos" w:hAnsi="Aptos"/>
+                <w:sz w:val="18"/>
+                <w:color w:val="262626"/>
+              </w:rPr>
+              <w:t xml:space="preserve">Reduces variation and unnecessary elaboration; it does not independently prove factual correctness.</w:t>
+            </w:r>
+          </w:p>
+        </w:tc>
+      </w:tr>
+      <w:tr>
+        <w:tc>
+          <w:tcPr>
+            <w:tcW w:w="3000" w:type="dxa"/>
+            <w:shd w:fill="F3F6F2"/>
+            <w:vAlign w:val="center"/>
+          </w:tcPr>
+          <w:p>
+            <w:pPr>
+              <w:spacing w:after="50"/>
+            </w:pPr>
+            <w:r>
+              <w:rPr>
+                <w:rFonts w:ascii="Aptos" w:hAnsi="Aptos"/>
+                <w:sz w:val="18"/>
+                <w:color w:val="262626"/>
+              </w:rPr>
+              <w:t xml:space="preserve">Bounded evidence and context</w:t>
+            </w:r>
+          </w:p>
+        </w:tc>
+        <w:tc>
+          <w:tcPr>
+            <w:tcW w:w="3000" w:type="dxa"/>
+            <w:shd w:fill="F3F6F2"/>
+            <w:vAlign w:val="center"/>
+          </w:tcPr>
+          <w:p>
+            <w:pPr>
+              <w:spacing w:after="50"/>
+            </w:pPr>
+            <w:r>
+              <w:rPr>
+                <w:rFonts w:ascii="Aptos" w:hAnsi="Aptos"/>
+                <w:sz w:val="18"/>
+                <w:color w:val="262626"/>
+              </w:rPr>
+              <w:t xml:space="preserve">Five retrieval results, 12 history messages, five returned citations, 2,000-character input.</w:t>
+            </w:r>
+          </w:p>
+        </w:tc>
+        <w:tc>
+          <w:tcPr>
+            <w:tcW w:w="3000" w:type="dxa"/>
+            <w:shd w:fill="F3F6F2"/>
+            <w:vAlign w:val="center"/>
+          </w:tcPr>
+          <w:p>
+            <w:pPr>
+              <w:spacing w:after="50"/>
+            </w:pPr>
+            <w:r>
+              <w:rPr>
+                <w:rFonts w:ascii="Aptos" w:hAnsi="Aptos"/>
+                <w:sz w:val="18"/>
+                <w:color w:val="262626"/>
+              </w:rPr>
+              <w:t xml:space="preserve">Limits irrelevant context, model work, and cost.</w:t>
+            </w:r>
+          </w:p>
+        </w:tc>
+      </w:tr>
+      <w:tr>
+        <w:tc>
+          <w:tcPr>
+            <w:tcW w:w="3000" w:type="dxa"/>
+            <w:shd w:fill="FFFFFF"/>
+            <w:vAlign w:val="center"/>
+          </w:tcPr>
+          <w:p>
+            <w:pPr>
+              <w:spacing w:after="50"/>
+            </w:pPr>
+            <w:r>
+              <w:rPr>
+                <w:rFonts w:ascii="Aptos" w:hAnsi="Aptos"/>
+                <w:sz w:val="18"/>
+                <w:color w:val="262626"/>
+              </w:rPr>
+              <w:t xml:space="preserve">Controlled corpus and IAM</w:t>
+            </w:r>
+          </w:p>
+        </w:tc>
+        <w:tc>
+          <w:tcPr>
+            <w:tcW w:w="3000" w:type="dxa"/>
+            <w:shd w:fill="FFFFFF"/>
+            <w:vAlign w:val="center"/>
+          </w:tcPr>
+          <w:p>
+            <w:pPr>
+              <w:spacing w:after="50"/>
+            </w:pPr>
+            <w:r>
+              <w:rPr>
+                <w:rFonts w:ascii="Aptos" w:hAnsi="Aptos"/>
+                <w:sz w:val="18"/>
+                <w:color w:val="262626"/>
+              </w:rPr>
+              <w:t xml:space="preserve">The Knowledge Base can read only knowledge-base/documents/ and operate one vector index.</w:t>
+            </w:r>
+          </w:p>
+        </w:tc>
+        <w:tc>
+          <w:tcPr>
+            <w:tcW w:w="3000" w:type="dxa"/>
+            <w:shd w:fill="FFFFFF"/>
+            <w:vAlign w:val="center"/>
+          </w:tcPr>
+          <w:p>
+            <w:pPr>
+              <w:spacing w:after="50"/>
+            </w:pPr>
+            <w:r>
+              <w:rPr>
+                <w:rFonts w:ascii="Aptos" w:hAnsi="Aptos"/>
+                <w:sz w:val="18"/>
+                <w:color w:val="262626"/>
+              </w:rPr>
+              <w:t xml:space="preserve">Prevents unrelated account objects from entering retrieval.</w:t>
+            </w:r>
+          </w:p>
+        </w:tc>
+      </w:tr>
+      <w:tr>
+        <w:tc>
+          <w:tcPr>
+            <w:tcW w:w="3000" w:type="dxa"/>
+            <w:shd w:fill="F3F6F2"/>
+            <w:vAlign w:val="center"/>
+          </w:tcPr>
+          <w:p>
+            <w:pPr>
+              <w:spacing w:after="50"/>
+            </w:pPr>
+            <w:r>
+              <w:rPr>
+                <w:rFonts w:ascii="Aptos" w:hAnsi="Aptos"/>
+                <w:sz w:val="18"/>
+                <w:color w:val="262626"/>
+              </w:rPr>
+              <w:t xml:space="preserve">Sanitized sources</w:t>
+            </w:r>
+          </w:p>
+        </w:tc>
+        <w:tc>
+          <w:tcPr>
+            <w:tcW w:w="3000" w:type="dxa"/>
+            <w:shd w:fill="F3F6F2"/>
+            <w:vAlign w:val="center"/>
+          </w:tcPr>
+          <w:p>
+            <w:pPr>
+              <w:spacing w:after="50"/>
+            </w:pPr>
+            <w:r>
+              <w:rPr>
+                <w:rFonts w:ascii="Aptos" w:hAnsi="Aptos"/>
+                <w:sz w:val="18"/>
+                <w:color w:val="262626"/>
+              </w:rPr>
+              <w:t xml:space="preserve">S3 citations expose a filename and short excerpt, not a private URI.</w:t>
+            </w:r>
+          </w:p>
+        </w:tc>
+        <w:tc>
+          <w:tcPr>
+            <w:tcW w:w="3000" w:type="dxa"/>
+            <w:shd w:fill="F3F6F2"/>
+            <w:vAlign w:val="center"/>
+          </w:tcPr>
+          <w:p>
+            <w:pPr>
+              <w:spacing w:after="50"/>
+            </w:pPr>
+            <w:r>
+              <w:rPr>
+                <w:rFonts w:ascii="Aptos" w:hAnsi="Aptos"/>
+                <w:sz w:val="18"/>
+                <w:color w:val="262626"/>
+              </w:rPr>
+              <w:t xml:space="preserve">Provides reviewable evidence without weakening S3 privacy.</w:t>
+            </w:r>
+          </w:p>
+        </w:tc>
+      </w:tr>
+    </w:tbl>
+    <w:p/>
+    <w:p>
+      <w:pPr>
+        <w:pStyle w:val="Heading2"/>
+        <w:jc w:val="left"/>
+        <w:spacing w:after="120"/>
+      </w:pPr>
+      <w:r>
+        <w:rPr/>
+        <w:t xml:space="preserve">7.10 Residual Hallucination Risk and Stronger Assurance</w:t>
+      </w:r>
+    </w:p>
+    <w:p>
+      <w:pPr>
+        <w:pStyle w:val="Normal"/>
+        <w:jc w:val="left"/>
+        <w:spacing w:after="140"/>
+      </w:pPr>
+      <w:r>
+        <w:rPr/>
+        <w:t xml:space="preserve">A citation proves that retrieval returned a source; it does not prove that every generated statement is logically entailed by that source. Retrieval can select a related but incomplete chunk, Nova can misunderstand or combine passages incorrectly, and a citation can be relevant without supporting every sentence. The current implementation does not evaluate similarity-score thresholds, verify claims in a second pass, use Bedrock Guardrails contextual-grounding checks, rerank results, or run a formal RAG quality suite. Therefore the correct assurance statement is: the chatbot is constrained to retrieved knowledge-base evidence and rejects uncited or explicitly insufficient output, which reduces hallucination substantially but cannot guarantee zero hallucination.</w:t>
+      </w:r>
+    </w:p>
+    <w:p>
+      <w:pPr>
+        <w:pStyle w:val="ListParagraph"/>
+        <w:jc w:val="left"/>
+        <w:spacing w:after="55"/>
+      </w:pPr>
+      <w:r>
+        <w:rPr/>
+        <w:t xml:space="preserve">•  Create a representative evaluation set with expected answers, expected refusals, and required source documents.</w:t>
+      </w:r>
+    </w:p>
+    <w:p>
+      <w:pPr>
+        <w:pStyle w:val="ListParagraph"/>
+        <w:jc w:val="left"/>
+        <w:spacing w:after="55"/>
+      </w:pPr>
+      <w:r>
+        <w:rPr/>
+        <w:t xml:space="preserve">•  Measure retrieval relevance, answer groundedness, citation correctness, refusal accuracy, latency, and cost before changing models.</w:t>
+      </w:r>
+    </w:p>
+    <w:p>
+      <w:pPr>
+        <w:pStyle w:val="ListParagraph"/>
+        <w:jc w:val="left"/>
+        <w:spacing w:after="55"/>
+      </w:pPr>
+      <w:r>
+        <w:rPr/>
+        <w:t xml:space="preserve">•  Add Bedrock Guardrails contextual-grounding checks or a separate claim-verification pass for higher-assurance workloads.</w:t>
+      </w:r>
+    </w:p>
+    <w:p>
+      <w:pPr>
+        <w:pStyle w:val="ListParagraph"/>
+        <w:jc w:val="left"/>
+        <w:spacing w:after="55"/>
+      </w:pPr>
+      <w:r>
+        <w:rPr/>
+        <w:t xml:space="preserve">•  Introduce reranking and an accepted relevance threshold so weak retrieval produces a refusal.</w:t>
+      </w:r>
+    </w:p>
+    <w:p>
+      <w:pPr>
+        <w:pStyle w:val="ListParagraph"/>
+        <w:jc w:val="left"/>
+        <w:spacing w:after="55"/>
+      </w:pPr>
+      <w:r>
+        <w:rPr/>
+        <w:t xml:space="preserve">•  Use a response structure that maps individual factual claims to citation numbers and retain human review for consequential decisions.</w:t>
+      </w:r>
+    </w:p>
+    <w:p>
+      <w:pPr>
+        <w:pStyle w:val="Normal"/>
+        <w:jc w:val="left"/>
+        <w:spacing w:after="20"/>
+      </w:pPr>
+      <w:r>
+        <w:rPr/>
+        <w:t xml:space="preserve"/>
+      </w:r>
+    </w:p>
+    <w:p>
+      <w:pPr>
+        <w:pStyle w:val="Heading1"/>
+        <w:jc w:val="left"/>
+        <w:spacing w:after="120"/>
+      </w:pPr>
+      <w:r>
+        <w:rPr/>
+        <w:t xml:space="preserve">8 Infrastructure as Code</w:t>
+      </w:r>
+    </w:p>
+    <w:p>
+      <w:pPr>
+        <w:pStyle w:val="Heading2"/>
+        <w:jc w:val="left"/>
+        <w:spacing w:after="120"/>
+      </w:pPr>
+      <w:r>
+        <w:rPr/>
+        <w:t xml:space="preserve">8.1 Terraform Architecture</w:t>
+      </w:r>
+    </w:p>
+    <w:p>
+      <w:pPr>
+        <w:pStyle w:val="Normal"/>
+        <w:jc w:val="left"/>
+        <w:spacing w:after="140"/>
+      </w:pPr>
+      <w:r>
+        <w:rPr/>
+        <w:t xml:space="preserve">The repository uses two root modules. bootstrap/ is local-only and owns the remote-state S3 bucket plus persistent GitHub OIDC roles. terraform/ owns the application services. The application root intentionally does not create its own backend, avoiding the Terraform bootstrap paradox.</w:t>
+      </w:r>
+    </w:p>
+    <w:tbl>
+      <w:tblPr>
+        <w:tblW w:w="9000" w:type="dxa"/>
+        <w:tblBorders>
+          <w:top w:val="single" w:sz="6" w:color="95AA99"/>
+          <w:left w:val="single" w:sz="6" w:color="95AA99"/>
+          <w:bottom w:val="single" w:sz="6" w:color="95AA99"/>
+          <w:right w:val="single" w:sz="6" w:color="95AA99"/>
+        </w:tblBorders>
+      </w:tblPr>
+      <w:tr>
+        <w:trPr>
+          <w:trHeight w:val="1700" w:hRule="atLeast"/>
+        </w:trPr>
+        <w:tc>
+          <w:tcPr>
+            <w:shd w:fill="F4F6F4"/>
+            <w:vAlign w:val="center"/>
+          </w:tcPr>
+          <w:p>
+            <w:pPr>
+              <w:jc w:val="center"/>
+            </w:pPr>
+            <w:r>
+              <w:rPr>
+                <w:rFonts w:ascii="Aptos Mono" w:hAnsi="Aptos Mono"/>
+                <w:sz w:val="17"/>
+                <w:color w:val="365A43"/>
+              </w:rPr>
+              <w:t xml:space="preserve">LOCAL OPERATOR</w:t>
+            </w:r>
+            <w:r>
+              <w:rPr>
+                <w:rFonts w:ascii="Aptos Mono" w:hAnsi="Aptos Mono"/>
+                <w:sz w:val="17"/>
+                <w:color w:val="365A43"/>
+              </w:rPr>
+              <w:br/>
+            </w:r>
+            <w:r>
+              <w:rPr>
+                <w:rFonts w:ascii="Aptos Mono" w:hAnsi="Aptos Mono"/>
+                <w:sz w:val="17"/>
+                <w:color w:val="365A43"/>
+              </w:rPr>
+              <w:t xml:space="preserve">   -- terraform -chdir=bootstrap apply</w:t>
+            </w:r>
+            <w:r>
+              <w:rPr>
+                <w:rFonts w:ascii="Aptos Mono" w:hAnsi="Aptos Mono"/>
+                <w:sz w:val="17"/>
+                <w:color w:val="365A43"/>
+              </w:rPr>
+              <w:br/>
+            </w:r>
+            <w:r>
+              <w:rPr>
+                <w:rFonts w:ascii="Aptos Mono" w:hAnsi="Aptos Mono"/>
+                <w:sz w:val="17"/>
+                <w:color w:val="365A43"/>
+              </w:rPr>
+              <w:t xml:space="preserve">          |-- S3 STATE BUCKET (prevent_destroy)</w:t>
+            </w:r>
+            <w:r>
+              <w:rPr>
+                <w:rFonts w:ascii="Aptos Mono" w:hAnsi="Aptos Mono"/>
+                <w:sz w:val="17"/>
+                <w:color w:val="365A43"/>
+              </w:rPr>
+              <w:br/>
+            </w:r>
+            <w:r>
+              <w:rPr>
+                <w:rFonts w:ascii="Aptos Mono" w:hAnsi="Aptos Mono"/>
+                <w:sz w:val="17"/>
+                <w:color w:val="365A43"/>
+              </w:rPr>
+              <w:t xml:space="preserve">          |-- GITHUB PLAN OIDC ROLE</w:t>
+            </w:r>
+            <w:r>
+              <w:rPr>
+                <w:rFonts w:ascii="Aptos Mono" w:hAnsi="Aptos Mono"/>
+                <w:sz w:val="17"/>
+                <w:color w:val="365A43"/>
+              </w:rPr>
+              <w:br/>
+            </w:r>
+            <w:r>
+              <w:rPr>
+                <w:rFonts w:ascii="Aptos Mono" w:hAnsi="Aptos Mono"/>
+                <w:sz w:val="17"/>
+                <w:color w:val="365A43"/>
+              </w:rPr>
+              <w:t xml:space="preserve">          -- GITHUB DEPLOY OIDC ROLE</w:t>
+            </w:r>
+            <w:r>
+              <w:rPr>
+                <w:rFonts w:ascii="Aptos Mono" w:hAnsi="Aptos Mono"/>
+                <w:sz w:val="17"/>
+                <w:color w:val="365A43"/>
+              </w:rPr>
+              <w:br/>
+            </w:r>
+            <w:r>
+              <w:rPr>
+                <w:rFonts w:ascii="Aptos Mono" w:hAnsi="Aptos Mono"/>
+                <w:sz w:val="17"/>
+                <w:color w:val="365A43"/>
+              </w:rPr>
+              <w:t xml:space="preserve"/>
+            </w:r>
+            <w:r>
+              <w:rPr>
+                <w:rFonts w:ascii="Aptos Mono" w:hAnsi="Aptos Mono"/>
+                <w:sz w:val="17"/>
+                <w:color w:val="365A43"/>
+              </w:rPr>
+              <w:br/>
+            </w:r>
+            <w:r>
+              <w:rPr>
+                <w:rFonts w:ascii="Aptos Mono" w:hAnsi="Aptos Mono"/>
+                <w:sz w:val="17"/>
+                <w:color w:val="365A43"/>
+              </w:rPr>
+              <w:t xml:space="preserve">APPLICATION TERRAFORM / GITHUB ACTIONS</w:t>
+            </w:r>
+            <w:r>
+              <w:rPr>
+                <w:rFonts w:ascii="Aptos Mono" w:hAnsi="Aptos Mono"/>
+                <w:sz w:val="17"/>
+                <w:color w:val="365A43"/>
+              </w:rPr>
+              <w:br/>
+            </w:r>
+            <w:r>
+              <w:rPr>
+                <w:rFonts w:ascii="Aptos Mono" w:hAnsi="Aptos Mono"/>
+                <w:sz w:val="17"/>
+                <w:color w:val="365A43"/>
+              </w:rPr>
+              <w:t xml:space="preserve">   -- backend.hcl --&gt; EXISTING STATE BUCKET / exact key + .tflock</w:t>
+            </w:r>
+            <w:r>
+              <w:rPr>
+                <w:rFonts w:ascii="Aptos Mono" w:hAnsi="Aptos Mono"/>
+                <w:sz w:val="17"/>
+                <w:color w:val="365A43"/>
+              </w:rPr>
+              <w:br/>
+            </w:r>
+            <w:r>
+              <w:rPr>
+                <w:rFonts w:ascii="Aptos Mono" w:hAnsi="Aptos Mono"/>
+                <w:sz w:val="17"/>
+                <w:color w:val="365A43"/>
+              </w:rPr>
+              <w:t xml:space="preserve">   -- terraform/ --&gt; ALL APPLICATION RESOURCES</w:t>
+            </w:r>
+          </w:p>
+        </w:tc>
+      </w:tr>
+    </w:tbl>
+    <w:p>
+      <w:pPr>
+        <w:pStyle w:val="Caption"/>
+        <w:jc w:val="center"/>
+      </w:pPr>
+      <w:r>
+        <w:t>Figure </w:t>
+      </w:r>
+      <w:fldSimple w:instr=" SEQ Figure \* ARABIC ">
+        <w:r>
+          <w:t>6</w:t>
+        </w:r>
+      </w:fldSimple>
+      <w:r>
+        <w:t xml:space="preserve"> - Terraform root and state relationship</w:t>
+      </w:r>
+    </w:p>
+    <w:p>
+      <w:pPr>
+        <w:pStyle w:val="Heading2"/>
+        <w:jc w:val="left"/>
+        <w:spacing w:after="120"/>
+      </w:pPr>
+      <w:r>
+        <w:rPr/>
+        <w:t xml:space="preserve">8.2 State, Locking, and Execution</w:t>
+      </w:r>
+    </w:p>
+    <w:p>
+      <w:pPr>
+        <w:pStyle w:val="Normal"/>
+        <w:jc w:val="left"/>
+        <w:spacing w:after="140"/>
+      </w:pPr>
+      <w:r>
+        <w:rPr/>
         <w:t xml:space="preserve">backend.tf declares a partial S3 backend. Environment-specific bucket, key, Region, encryption, and use_lockfile=true values are supplied through an ignored backend.hcl locally or generated from GitHub Variables in CI. Native S3 lock files coordinate writers; legacy DynamoDB state locking is not used. State and lock objects have distinct least-privilege permissions.</w:t>
       </w:r>
     </w:p>
@@ -14077,7 +14245,7 @@
       </w:r>
       <w:fldSimple w:instr=" SEQ Table \* ARABIC ">
         <w:r>
-          <w:t>28</w:t>
+          <w:t>30</w:t>
         </w:r>
       </w:fldSimple>
       <w:r>
@@ -14752,7 +14920,7 @@
       </w:r>
       <w:fldSimple w:instr=" SEQ Table \* ARABIC ">
         <w:r>
-          <w:t>29</w:t>
+          <w:t>31</w:t>
         </w:r>
       </w:fldSimple>
       <w:r>
@@ -15309,7 +15477,7 @@
       </w:r>
       <w:fldSimple w:instr=" SEQ Figure \* ARABIC ">
         <w:r>
-          <w:t>6</w:t>
+          <w:t>7</w:t>
         </w:r>
       </w:fldSimple>
       <w:r>
@@ -15640,7 +15808,7 @@
       </w:r>
       <w:fldSimple w:instr=" SEQ Figure \* ARABIC ">
         <w:r>
-          <w:t>7</w:t>
+          <w:t>8</w:t>
         </w:r>
       </w:fldSimple>
       <w:r>
@@ -15679,7 +15847,7 @@
       </w:r>
       <w:fldSimple w:instr=" SEQ Table \* ARABIC ">
         <w:r>
-          <w:t>30</w:t>
+          <w:t>32</w:t>
         </w:r>
       </w:fldSimple>
       <w:r>
@@ -16289,7 +16457,7 @@
       </w:r>
       <w:fldSimple w:instr=" SEQ Table \* ARABIC ">
         <w:r>
-          <w:t>31</w:t>
+          <w:t>33</w:t>
         </w:r>
       </w:fldSimple>
       <w:r>
@@ -17128,7 +17296,7 @@
       </w:r>
       <w:fldSimple w:instr=" SEQ Table \* ARABIC ">
         <w:r>
-          <w:t>32</w:t>
+          <w:t>34</w:t>
         </w:r>
       </w:fldSimple>
       <w:r>
@@ -17644,7 +17812,7 @@
       </w:r>
       <w:fldSimple w:instr=" SEQ Table \* ARABIC ">
         <w:r>
-          <w:t>33</w:t>
+          <w:t>35</w:t>
         </w:r>
       </w:fldSimple>
       <w:r>
@@ -18189,7 +18357,7 @@
       </w:r>
       <w:fldSimple w:instr=" SEQ Table \* ARABIC ">
         <w:r>
-          <w:t>34</w:t>
+          <w:t>36</w:t>
         </w:r>
       </w:fldSimple>
       <w:r>
@@ -19783,7 +19951,7 @@
       </w:r>
       <w:fldSimple w:instr=" SEQ Table \* ARABIC ">
         <w:r>
-          <w:t>35</w:t>
+          <w:t>37</w:t>
         </w:r>
       </w:fldSimple>
       <w:r>
@@ -20192,7 +20360,7 @@
       </w:r>
       <w:fldSimple w:instr=" SEQ Table \* ARABIC ">
         <w:r>
-          <w:t>36</w:t>
+          <w:t>38</w:t>
         </w:r>
       </w:fldSimple>
       <w:r>
@@ -21402,7 +21570,7 @@
       </w:r>
       <w:fldSimple w:instr=" SEQ Table \* ARABIC ">
         <w:r>
-          <w:t>37</w:t>
+          <w:t>39</w:t>
         </w:r>
       </w:fldSimple>
       <w:r>
@@ -21880,7 +22048,7 @@
       </w:r>
       <w:fldSimple w:instr=" SEQ Table \* ARABIC ">
         <w:r>
-          <w:t>38</w:t>
+          <w:t>40</w:t>
         </w:r>
       </w:fldSimple>
       <w:r>
@@ -23134,7 +23302,7 @@
       </w:r>
       <w:fldSimple w:instr=" SEQ Table \* ARABIC ">
         <w:r>
-          <w:t>39</w:t>
+          <w:t>41</w:t>
         </w:r>
       </w:fldSimple>
       <w:r>
@@ -23822,7 +23990,7 @@
       </w:r>
       <w:fldSimple w:instr=" SEQ Table \* ARABIC ">
         <w:r>
-          <w:t>40</w:t>
+          <w:t>42</w:t>
         </w:r>
       </w:fldSimple>
       <w:r>
@@ -24857,7 +25025,7 @@
       </w:r>
       <w:fldSimple w:instr=" SEQ Table \* ARABIC ">
         <w:r>
-          <w:t>41</w:t>
+          <w:t>43</w:t>
         </w:r>
       </w:fldSimple>
       <w:r>
@@ -25723,7 +25891,7 @@
       </w:r>
       <w:fldSimple w:instr=" SEQ Table \* ARABIC ">
         <w:r>
-          <w:t>42</w:t>
+          <w:t>44</w:t>
         </w:r>
       </w:fldSimple>
       <w:r>
@@ -26950,7 +27118,7 @@
       </w:r>
       <w:fldSimple w:instr=" SEQ Table \* ARABIC ">
         <w:r>
-          <w:t>43</w:t>
+          <w:t>45</w:t>
         </w:r>
       </w:fldSimple>
       <w:r>
@@ -27506,7 +27674,7 @@
       </w:r>
       <w:fldSimple w:instr=" SEQ Table \* ARABIC ">
         <w:r>
-          <w:t>44</w:t>
+          <w:t>46</w:t>
         </w:r>
       </w:fldSimple>
       <w:r>
@@ -27825,7 +27993,7 @@
       </w:r>
       <w:fldSimple w:instr=" SEQ Table \* ARABIC ">
         <w:r>
-          <w:t>45</w:t>
+          <w:t>47</w:t>
         </w:r>
       </w:fldSimple>
       <w:r>
@@ -28471,7 +28639,7 @@
       </w:r>
       <w:fldSimple w:instr=" SEQ Table \* ARABIC ">
         <w:r>
-          <w:t>46</w:t>
+          <w:t>48</w:t>
         </w:r>
       </w:fldSimple>
       <w:r>
@@ -28865,7 +29033,7 @@
       </w:r>
       <w:fldSimple w:instr=" SEQ Table \* ARABIC ">
         <w:r>
-          <w:t>47</w:t>
+          <w:t>49</w:t>
         </w:r>
       </w:fldSimple>
       <w:r>
@@ -29765,7 +29933,7 @@
         <w:sz w:val="16"/>
         <w:color w:val="666666"/>
       </w:rPr>
-      <w:t xml:space="preserve">Confidential  |  Version 1.0  |  03 August 2026  |  Page </w:t>
+      <w:t xml:space="preserve">Confidential  |  Version 1.1  |  04 August 2026  |  Page </w:t>
     </w:r>
     <w:fldSimple w:instr=" PAGE ">
       <w:r>
